--- a/docs/instruments/a3_supervisor_survey.docx
+++ b/docs/instruments/a3_supervisor_survey.docx
@@ -3,7 +3,7 @@
 <w:document xmlns:o="urn:schemas-microsoft-com:office:office" xmlns:r="http://schemas.openxmlformats.org/officeDocument/2006/relationships" xmlns:v="urn:schemas-microsoft-com:vml" xmlns:w="http://schemas.openxmlformats.org/wordprocessingml/2006/main" xmlns:w10="urn:schemas-microsoft-com:office:word" xmlns:wp="http://schemas.openxmlformats.org/drawingml/2006/wordprocessingDrawing" xmlns:pic="http://schemas.openxmlformats.org/drawingml/2006/picture" xmlns:wps="http://schemas.microsoft.com/office/word/2010/wordprocessingShape" xmlns:wpg="http://schemas.microsoft.com/office/word/2010/wordprocessingGroup" xmlns:mc="http://schemas.openxmlformats.org/markup-compatibility/2006" xmlns:wp14="http://schemas.microsoft.com/office/word/2010/wordprocessingDrawing" xmlns:w14="http://schemas.microsoft.com/office/word/2010/wordml" xmlns:w15="http://schemas.microsoft.com/office/word/2012/wordml" mc:Ignorable="w14 wp14 w15">
   <w:body>
     <w:p>
-      <w:hyperlink r:id="rId36">
+      <w:hyperlink r:id="rId19">
         <w:r>
           <w:drawing>
             <wp:inline>
@@ -20,7 +20,7 @@
                       </pic:cNvPicPr>
                     </pic:nvPicPr>
                     <pic:blipFill>
-                      <a:blip r:embed="rId35"/>
+                      <a:blip r:embed="rId18"/>
                       <a:stretch>
                         <a:fillRect/>
                       </a:stretch>
@@ -479,7 +479,7 @@
                   <w:szCs w:val="22"/>
                   <w:lang w:val="en-US" w:eastAsia="en-US" w:bidi="ar-SA"/>
                 </w:rPr>
-                <w:t>Responsible AI in Academic Research</w:t>
+                <w:t>Responsible AI in Academic Research: A Competency Framework for Research Training</w:t>
               </w:r>
             </w:hyperlink>
             <w:r>
@@ -1692,19 +1692,7 @@
       </w:r>
       <w:r>
         <w:rPr/>
-        <w:t xml:space="preserve"> This survey does not produce an overall score for you or for [INSTITUTION NAME], and worksheet A4 does not compute one either. The real diagnostic value lies in the pattern of results across all five dimensions (see </w:t>
-      </w:r>
-      <w:hyperlink r:id="rId3">
-        <w:r>
-          <w:rPr>
-            <w:rStyle w:val="Hyperlink"/>
-          </w:rPr>
-          <w:t>the report</w:t>
-        </w:r>
-      </w:hyperlink>
-      <w:r>
-        <w:rPr/>
-        <w:t xml:space="preserve"> §4.3).</w:t>
+        <w:t xml:space="preserve"> This survey does not produce an overall score for you or for [INSTITUTION NAME], and worksheet A4 does not compute one either. The real diagnostic value lies in the pattern of results across all five dimensions (see the report §4.3).</w:t>
       </w:r>
     </w:p>
     <w:p>
@@ -2044,24 +2032,7 @@
           <w:i/>
           <w:iCs/>
         </w:rPr>
-        <w:t xml:space="preserve">These four fields are not scored. They are used only to cross-tabulate results by academic discipline and supervisory experience (see </w:t>
-      </w:r>
-      <w:hyperlink r:id="rId4">
-        <w:r>
-          <w:rPr>
-            <w:rStyle w:val="Hyperlink"/>
-            <w:i/>
-            <w:iCs/>
-          </w:rPr>
-          <w:t>the report</w:t>
-        </w:r>
-      </w:hyperlink>
-      <w:r>
-        <w:rPr>
-          <w:i/>
-          <w:iCs/>
-        </w:rPr>
-        <w:t xml:space="preserve"> §4.3).</w:t>
+        <w:t>These four fields are not scored. They are used only to cross-tabulate results by academic discipline and supervisory experience (see the report §4.3).</w:t>
       </w:r>
     </w:p>
     <w:p>
@@ -2217,24 +2188,7 @@
           <w:i/>
           <w:iCs/>
         </w:rPr>
-        <w:t xml:space="preserve">Cells touched: D1-process and D2-process. See </w:t>
-      </w:r>
-      <w:hyperlink r:id="rId5">
-        <w:r>
-          <w:rPr>
-            <w:rStyle w:val="Hyperlink"/>
-            <w:i/>
-            <w:iCs/>
-          </w:rPr>
-          <w:t>the report</w:t>
-        </w:r>
-      </w:hyperlink>
-      <w:r>
-        <w:rPr>
-          <w:i/>
-          <w:iCs/>
-        </w:rPr>
-        <w:t xml:space="preserve"> §§2.1, 2.2, 2.5, and Appendix G.</w:t>
+        <w:t>Cells touched: D1-process and D2-process. See the report §§2.1, 2.2, 2.5, and Appendix G.</w:t>
       </w:r>
     </w:p>
     <w:p>
@@ -2757,24 +2711,7 @@
           <w:i/>
           <w:iCs/>
         </w:rPr>
-        <w:t xml:space="preserve">Please answer these items from memory. Cells touched: D1-policy, D2-policy, D3-policy, and D5-people. See </w:t>
-      </w:r>
-      <w:hyperlink r:id="rId6">
-        <w:r>
-          <w:rPr>
-            <w:rStyle w:val="Hyperlink"/>
-            <w:i/>
-            <w:iCs/>
-          </w:rPr>
-          <w:t>the report</w:t>
-        </w:r>
-      </w:hyperlink>
-      <w:r>
-        <w:rPr>
-          <w:i/>
-          <w:iCs/>
-        </w:rPr>
-        <w:t xml:space="preserve"> §§1.3, 2.1–2.3, and 2.5.</w:t>
+        <w:t>Please answer these items from memory. Cells touched: D1-policy, D2-policy, D3-policy, and D5-people. See the report §§1.3, 2.1–2.3, and 2.5.</w:t>
       </w:r>
     </w:p>
     <w:p>
@@ -3297,24 +3234,7 @@
           <w:i/>
           <w:iCs/>
         </w:rPr>
-        <w:t xml:space="preserve">Cells touched: D1-process, D2-process, and D3-systems. See </w:t>
-      </w:r>
-      <w:hyperlink r:id="rId7">
-        <w:r>
-          <w:rPr>
-            <w:rStyle w:val="Hyperlink"/>
-            <w:i/>
-            <w:iCs/>
-          </w:rPr>
-          <w:t>the report</w:t>
-        </w:r>
-      </w:hyperlink>
-      <w:r>
-        <w:rPr>
-          <w:i/>
-          <w:iCs/>
-        </w:rPr>
-        <w:t xml:space="preserve"> §§2.1, 2.3, 3.1, 3.3, Appendix C (Classes 2, 3, and 10), and Appendix G.</w:t>
+        <w:t>Cells touched: D1-process, D2-process, and D3-systems. See the report §§2.1, 2.3, 3.1, 3.3, Appendix C (Classes 2, 3, and 10), and Appendix G.</w:t>
       </w:r>
     </w:p>
     <w:p>
@@ -3389,24 +3309,7 @@
           <w:i/>
           <w:iCs/>
         </w:rPr>
-        <w:t xml:space="preserve">Evidence: name the tool class (see </w:t>
-      </w:r>
-      <w:hyperlink r:id="rId8">
-        <w:r>
-          <w:rPr>
-            <w:rStyle w:val="Hyperlink"/>
-            <w:i/>
-            <w:iCs/>
-          </w:rPr>
-          <w:t>the report</w:t>
-        </w:r>
-      </w:hyperlink>
-      <w:r>
-        <w:rPr>
-          <w:i/>
-          <w:iCs/>
-        </w:rPr>
-        <w:t xml:space="preserve"> Appendix C) and the deployment tier, such as an institutional enterprise tenancy or a personal consumer account.</w:t>
+        <w:t>Evidence: name the tool class (see the report Appendix C) and the deployment tier, such as an institutional enterprise tenancy or a personal consumer account.</w:t>
       </w:r>
     </w:p>
     <w:p>
@@ -3736,24 +3639,7 @@
           <w:i/>
           <w:iCs/>
         </w:rPr>
-        <w:t xml:space="preserve">Evidence: state which of those research items you assessed, and name the institutional, funder, or publisher rule you checked before doing so. As noted in </w:t>
-      </w:r>
-      <w:hyperlink r:id="rId9">
-        <w:r>
-          <w:rPr>
-            <w:rStyle w:val="Hyperlink"/>
-            <w:i/>
-            <w:iCs/>
-          </w:rPr>
-          <w:t>the report</w:t>
-        </w:r>
-      </w:hyperlink>
-      <w:r>
-        <w:rPr>
-          <w:i/>
-          <w:iCs/>
-        </w:rPr>
-        <w:t xml:space="preserve"> (§§3.1 and 3.3), thirteen of fourteen national funders and sixteen of eighteen academic publishers prohibit reviewers from uploading proposals or manuscripts to external generative AI tools due to confidentiality and intellectual property protections. For example, King’s College London’s doctoral-assessment guidance specifies that examiners “must not upload any part of a student’s thesis into a generative AI tool, or make use of external generative AI detection software when assessing the thesis.”</w:t>
+        <w:t>Evidence: state which of those research items you assessed, and name the institutional, funder, or publisher rule you checked before doing so. As noted in the report (§§3.1 and 3.3), thirteen of fourteen national funders and sixteen of eighteen academic publishers prohibit reviewers from uploading proposals or manuscripts to external generative AI tools due to confidentiality and intellectual property protections. For example, King’s College London’s doctoral-assessment guidance specifies that examiners “must not upload any part of a student’s thesis into a generative AI tool, or make use of external generative AI detection software when assessing the thesis.”</w:t>
       </w:r>
     </w:p>
     <w:p>
@@ -3841,24 +3727,7 @@
           <w:i/>
           <w:iCs/>
         </w:rPr>
-        <w:t xml:space="preserve">Cells touched: D1-policy, D2-process, D3-systems, and D4-people. See </w:t>
-      </w:r>
-      <w:hyperlink r:id="rId10">
-        <w:r>
-          <w:rPr>
-            <w:rStyle w:val="Hyperlink"/>
-            <w:i/>
-            <w:iCs/>
-          </w:rPr>
-          <w:t>the report</w:t>
-        </w:r>
-      </w:hyperlink>
-      <w:r>
-        <w:rPr>
-          <w:i/>
-          <w:iCs/>
-        </w:rPr>
-        <w:t xml:space="preserve"> §§1.1, 1.3, 2.2, 2.4, Appendix C (Class 11), and Appendix G.</w:t>
+        <w:t>Cells touched: D1-policy, D2-process, D3-systems, and D4-people. See the report §§1.1, 1.3, 2.2, 2.4, Appendix C (Class 11), and Appendix G.</w:t>
       </w:r>
     </w:p>
     <w:p>
@@ -4188,41 +4057,7 @@
           <w:i/>
           <w:iCs/>
         </w:rPr>
-        <w:t xml:space="preserve">Evidence: quote the specific clause that draws this distinction, or answer “No”. When an institution handles AI strictly under general student-conduct or plagiarism rules (which was the case for about 40 percent of the thirty-eight universities examined in </w:t>
-      </w:r>
-      <w:hyperlink r:id="rId11">
-        <w:r>
-          <w:rPr>
-            <w:rStyle w:val="Hyperlink"/>
-            <w:i/>
-            <w:iCs/>
-          </w:rPr>
-          <w:t>the report</w:t>
-        </w:r>
-      </w:hyperlink>
-      <w:r>
-        <w:rPr>
-          <w:i/>
-          <w:iCs/>
-        </w:rPr>
-        <w:t xml:space="preserve">), this distinction usually does not exist (see </w:t>
-      </w:r>
-      <w:hyperlink r:id="rId12">
-        <w:r>
-          <w:rPr>
-            <w:rStyle w:val="Hyperlink"/>
-            <w:i/>
-            <w:iCs/>
-          </w:rPr>
-          <w:t>the report</w:t>
-        </w:r>
-      </w:hyperlink>
-      <w:r>
-        <w:rPr>
-          <w:i/>
-          <w:iCs/>
-        </w:rPr>
-        <w:t xml:space="preserve"> §1.3).</w:t>
+        <w:t>Evidence: quote the specific clause that draws this distinction, or answer “No”. When an institution handles AI strictly under general student-conduct or plagiarism rules (which was the case for about 40 percent of the thirty-eight universities examined in the report), this distinction usually does not exist (see the report §1.3).</w:t>
       </w:r>
     </w:p>
     <w:p>
@@ -4297,24 +4132,7 @@
           <w:i/>
           <w:iCs/>
         </w:rPr>
-        <w:t xml:space="preserve">Evidence: name the tool class and the institutional policy that permits or forbids using it. Class 11 in Appendix C of </w:t>
-      </w:r>
-      <w:hyperlink r:id="rId13">
-        <w:r>
-          <w:rPr>
-            <w:rStyle w:val="Hyperlink"/>
-            <w:i/>
-            <w:iCs/>
-          </w:rPr>
-          <w:t>the report</w:t>
-        </w:r>
-      </w:hyperlink>
-      <w:r>
-        <w:rPr>
-          <w:i/>
-          <w:iCs/>
-        </w:rPr>
-        <w:t xml:space="preserve"> outlines the evidence on high false-positive rates and the documented bias against authors who write in English as an additional language.</w:t>
+        <w:t>Evidence: name the tool class and the institutional policy that permits or forbids using it. Class 11 in Appendix C of the report outlines the evidence on high false-positive rates and the documented bias against authors who write in English as an additional language.</w:t>
       </w:r>
     </w:p>
     <w:p>
@@ -4402,24 +4220,7 @@
           <w:i/>
           <w:iCs/>
         </w:rPr>
-        <w:t xml:space="preserve">Cells touched: D1-people and D4-people. See </w:t>
-      </w:r>
-      <w:hyperlink r:id="rId14">
-        <w:r>
-          <w:rPr>
-            <w:rStyle w:val="Hyperlink"/>
-            <w:i/>
-            <w:iCs/>
-          </w:rPr>
-          <w:t>the report</w:t>
-        </w:r>
-      </w:hyperlink>
-      <w:r>
-        <w:rPr>
-          <w:i/>
-          <w:iCs/>
-        </w:rPr>
-        <w:t xml:space="preserve"> §§2.4 and 4.2.</w:t>
+        <w:t>Cells touched: D1-people and D4-people. See the report §§2.4 and 4.2.</w:t>
       </w:r>
     </w:p>
     <w:p>
@@ -4887,24 +4688,7 @@
           <w:i/>
           <w:iCs/>
         </w:rPr>
-        <w:t xml:space="preserve">Cells touched: D5-policy and D5-process. See </w:t>
-      </w:r>
-      <w:hyperlink r:id="rId15">
-        <w:r>
-          <w:rPr>
-            <w:rStyle w:val="Hyperlink"/>
-            <w:i/>
-            <w:iCs/>
-          </w:rPr>
-          <w:t>the report</w:t>
-        </w:r>
-      </w:hyperlink>
-      <w:r>
-        <w:rPr>
-          <w:i/>
-          <w:iCs/>
-        </w:rPr>
-        <w:t xml:space="preserve"> §§2.5 and 4.1.</w:t>
+        <w:t>Cells touched: D5-policy and D5-process. See the report §§2.5 and 4.1.</w:t>
       </w:r>
     </w:p>
     <w:p>
@@ -5483,19 +5267,7 @@
       </w:r>
       <w:r>
         <w:rPr/>
-        <w:t xml:space="preserve"> level, an institution must have policy, people, systems, and processes in place and functioning at a regular, reviewable cadence (see </w:t>
-      </w:r>
-      <w:hyperlink r:id="rId16">
-        <w:r>
-          <w:rPr>
-            <w:rStyle w:val="Hyperlink"/>
-          </w:rPr>
-          <w:t>the report</w:t>
-        </w:r>
-      </w:hyperlink>
-      <w:r>
-        <w:rPr/>
-        <w:t xml:space="preserve"> §4.1). A4 therefore tests each operational criterion against directly aligned A3 evidence, using thresholds and response-rate floors recorded before fielding. It does not apply a separate A3 threshold or average every item carrying the same cell tag.</w:t>
+        <w:t xml:space="preserve"> level, an institution must have policy, people, systems, and processes in place and functioning at a regular, reviewable cadence (see the report §4.1). A4 therefore tests each operational criterion against directly aligned A3 evidence, using thresholds and response-rate floors recorded before fielding. It does not apply a separate A3 threshold or average every item carrying the same cell tag.</w:t>
       </w:r>
     </w:p>
     <w:p>
@@ -5526,19 +5298,7 @@
       </w:r>
       <w:r>
         <w:rPr/>
-        <w:t xml:space="preserve"> </w:t>
-      </w:r>
-      <w:hyperlink r:id="rId17">
-        <w:r>
-          <w:rPr>
-            <w:rStyle w:val="Hyperlink"/>
-          </w:rPr>
-          <w:t>The report</w:t>
-        </w:r>
-      </w:hyperlink>
-      <w:r>
-        <w:rPr/>
-        <w:t xml:space="preserve"> requires policy, people, systems, and process to be in place and operating for the </w:t>
+        <w:t xml:space="preserve"> The report requires policy, people, systems, and process to be in place and operating for the </w:t>
       </w:r>
       <w:r>
         <w:rPr>
@@ -5549,7 +5309,7 @@
       </w:r>
       <w:r>
         <w:rPr/>
-        <w:t xml:space="preserve"> level. This pack operationalizes that requirement by assigning a dimension its lowest axis level and calls the limiting axis the </w:t>
+        <w:t xml:space="preserve"> level. The pack applies that rule by setting a dimension at the level of its lowest-scoring axis. It calls that limiting axis the </w:t>
       </w:r>
       <w:r>
         <w:rPr>
@@ -5690,19 +5450,7 @@
       </w:r>
       <w:r>
         <w:rPr/>
-        <w:t xml:space="preserve"> Instead of producing a single, uninformative aggregate number, present the five distinct dimension levels, identify the binding axis that constrains each dimension, and highlight the overall binding dimension for the institution (see </w:t>
-      </w:r>
-      <w:hyperlink r:id="rId18">
-        <w:r>
-          <w:rPr>
-            <w:rStyle w:val="Hyperlink"/>
-          </w:rPr>
-          <w:t>the report</w:t>
-        </w:r>
-      </w:hyperlink>
-      <w:r>
-        <w:rPr/>
-        <w:t xml:space="preserve"> §4.3).</w:t>
+        <w:t xml:space="preserve"> Instead of producing a single, uninformative aggregate number, present the five distinct dimension levels, identify the binding axis that constrains each dimension, and highlight the overall binding dimension for the institution (see the report §4.3).</w:t>
       </w:r>
     </w:p>
     <w:p>
@@ -11300,7 +11048,7 @@
         <w:keepLines/>
         <w:rPr/>
       </w:pPr>
-      <w:hyperlink r:id="rId19">
+      <w:hyperlink r:id="rId3">
         <w:r>
           <w:rPr>
             <w:rStyle w:val="Hyperlink"/>
@@ -11323,7 +11071,7 @@
                       </pic:cNvPicPr>
                     </pic:nvPicPr>
                     <pic:blipFill>
-                      <a:blip r:embed="rId20"/>
+                      <a:blip r:embed="rId4"/>
                       <a:stretch>
                         <a:fillRect/>
                       </a:stretch>
@@ -11364,7 +11112,7 @@
         <w:rPr/>
         <w:t xml:space="preserve"> · Professor and Director, Instats · </w:t>
       </w:r>
-      <w:hyperlink r:id="rId21">
+      <w:hyperlink r:id="rId5">
         <w:r>
           <w:rPr>
             <w:rStyle w:val="Hyperlink"/>
@@ -11376,7 +11124,7 @@
         <w:rPr/>
         <w:t xml:space="preserve"> · </w:t>
       </w:r>
-      <w:hyperlink r:id="rId22">
+      <w:hyperlink r:id="rId6">
         <w:r>
           <w:rPr>
             <w:rStyle w:val="Hyperlink"/>
@@ -11403,7 +11151,7 @@
         </w:rPr>
         <w:t xml:space="preserve">Part of the Instats AI Readiness Pack · </w:t>
       </w:r>
-      <w:hyperlink r:id="rId23">
+      <w:hyperlink r:id="rId7">
         <w:r>
           <w:rPr>
             <w:rStyle w:val="Hyperlink"/>
@@ -11422,19 +11170,7 @@
       </w:r>
       <w:r>
         <w:rPr/>
-        <w:t xml:space="preserve"> </w:t>
-      </w:r>
-      <w:hyperlink r:id="rId24">
-        <w:r>
-          <w:rPr>
-            <w:rStyle w:val="Hyperlink"/>
-          </w:rPr>
-          <w:t>Responsible AI in Academic Research: A Competency Framework for Research Training</w:t>
-        </w:r>
-      </w:hyperlink>
-      <w:r>
-        <w:rPr/>
-        <w:t xml:space="preserve"> </w:t>
+        <w:t xml:space="preserve"> Responsible AI in Academic Research: A Competency Framework for Research Training </w:t>
       </w:r>
       <w:r>
         <w:rPr>
@@ -11447,12 +11183,12 @@
       <w:bookmarkEnd w:id="14"/>
     </w:p>
     <w:sectPr>
-      <w:headerReference w:type="even" r:id="rId25"/>
-      <w:headerReference w:type="default" r:id="rId26"/>
-      <w:headerReference w:type="first" r:id="rId27"/>
-      <w:footerReference w:type="even" r:id="rId28"/>
-      <w:footerReference w:type="default" r:id="rId29"/>
-      <w:footerReference w:type="first" r:id="rId30"/>
+      <w:headerReference w:type="even" r:id="rId8"/>
+      <w:headerReference w:type="default" r:id="rId9"/>
+      <w:headerReference w:type="first" r:id="rId10"/>
+      <w:footerReference w:type="even" r:id="rId11"/>
+      <w:footerReference w:type="default" r:id="rId12"/>
+      <w:footerReference w:type="first" r:id="rId13"/>
       <w:type w:val="nextPage"/>
       <w:pgSz w:w="11906" w:h="16838"/>
       <w:pgMar w:left="1417" w:right="1417" w:gutter="0" w:header="720" w:top="1361" w:footer="720" w:bottom="1361"/>
@@ -14013,10 +13749,12 @@
     <w:unhideWhenUsed/>
     <w:rsid w:val="00aa1d8d"/>
     <w:pPr>
-      <w:spacing w:before="0" w:after="120"/>
+      <w:spacing w:lineRule="auto" w:line="348" w:before="0" w:after="160"/>
     </w:pPr>
     <w:rPr>
       <w:rFonts w:ascii="Georgia" w:hAnsi="Georgia" w:eastAsia="Georgia" w:cs="Georgia"/>
+      <w:color w:val="212529"/>
+      <w:sz w:val="24"/>
     </w:rPr>
   </w:style>
   <w:style w:type="paragraph" w:styleId="List">

--- a/docs/instruments/a3_supervisor_survey.docx
+++ b/docs/instruments/a3_supervisor_survey.docx
@@ -1,49 +1,49 @@
 
 <file path=word/document.xml><?xml version="1.0" encoding="utf-8"?>
-<w:document xmlns:o="urn:schemas-microsoft-com:office:office" xmlns:r="http://schemas.openxmlformats.org/officeDocument/2006/relationships" xmlns:v="urn:schemas-microsoft-com:vml" xmlns:w="http://schemas.openxmlformats.org/wordprocessingml/2006/main" xmlns:w10="urn:schemas-microsoft-com:office:word" xmlns:wp="http://schemas.openxmlformats.org/drawingml/2006/wordprocessingDrawing" xmlns:pic="http://schemas.openxmlformats.org/drawingml/2006/picture" xmlns:wps="http://schemas.microsoft.com/office/word/2010/wordprocessingShape" xmlns:wpg="http://schemas.microsoft.com/office/word/2010/wordprocessingGroup" xmlns:mc="http://schemas.openxmlformats.org/markup-compatibility/2006" xmlns:wp14="http://schemas.microsoft.com/office/word/2010/wordprocessingDrawing" xmlns:w14="http://schemas.microsoft.com/office/word/2010/wordml" xmlns:w15="http://schemas.microsoft.com/office/word/2012/wordml" mc:Ignorable="w14 wp14 w15">
+<w:document xmlns:ns1="http://schemas.openxmlformats.org/markup-compatibility/2006" xmlns:ns10="urn:schemas-microsoft-com:office:word" xmlns:ns3="http://schemas.openxmlformats.org/drawingml/2006/wordprocessingDrawing" xmlns:ns4="http://schemas.openxmlformats.org/drawingml/2006/main" xmlns:ns5="http://schemas.openxmlformats.org/drawingml/2006/picture" xmlns:ns6="http://schemas.microsoft.com/office/word/2010/wordprocessingShape" xmlns:ns7="http://schemas.microsoft.com/office/word/2010/wordprocessingDrawing" xmlns:ns8="urn:schemas-microsoft-com:vml" xmlns:ns9="urn:schemas-microsoft-com:office:office" xmlns:r="http://schemas.openxmlformats.org/officeDocument/2006/relationships" xmlns:w="http://schemas.openxmlformats.org/wordprocessingml/2006/main" ns1:Ignorable="w14 wp14 w15">
   <w:body>
     <w:p>
       <w:hyperlink r:id="rId19">
         <w:r>
           <w:drawing>
-            <wp:inline>
-              <wp:extent cx="1325880" cy="341661"/>
-              <wp:effectExtent b="0" l="0" r="0" t="0"/>
-              <wp:docPr descr="Instats" title="" id="22" name="Picture"/>
-              <a:graphic xmlns:a="http://schemas.openxmlformats.org/drawingml/2006/main">
-                <a:graphicData uri="http://schemas.openxmlformats.org/drawingml/2006/picture">
-                  <pic:pic>
-                    <pic:nvPicPr>
-                      <pic:cNvPr descr="instats_logo.png" id="23" name="Picture"/>
-                      <pic:cNvPicPr>
-                        <a:picLocks noChangeArrowheads="1" noChangeAspect="1"/>
-                      </pic:cNvPicPr>
-                    </pic:nvPicPr>
-                    <pic:blipFill>
-                      <a:blip r:embed="rId18"/>
-                      <a:stretch>
-                        <a:fillRect/>
-                      </a:stretch>
-                    </pic:blipFill>
-                    <pic:spPr bwMode="auto">
-                      <a:xfrm>
-                        <a:off x="0" y="0"/>
-                        <a:ext cx="1325880" cy="341661"/>
-                      </a:xfrm>
-                      <a:prstGeom prst="rect">
-                        <a:avLst/>
-                      </a:prstGeom>
-                      <a:noFill/>
-                      <a:ln w="9525">
-                        <a:noFill/>
-                        <a:headEnd/>
-                        <a:tailEnd/>
-                      </a:ln>
-                    </pic:spPr>
-                  </pic:pic>
-                </a:graphicData>
-              </a:graphic>
-            </wp:inline>
+            <ns3:inline>
+              <ns3:extent cx="1325880" cy="341661"/>
+              <ns3:effectExtent b="0" l="0" r="0" t="0"/>
+              <ns3:docPr descr="Instats" title="" id="22" name="Picture"/>
+              <ns4:graphic>
+                <ns4:graphicData uri="http://schemas.openxmlformats.org/drawingml/2006/picture">
+                  <ns5:pic>
+                    <ns5:nvPicPr>
+                      <ns5:cNvPr descr="instats_logo.png" id="23" name="Picture"/>
+                      <ns5:cNvPicPr>
+                        <ns4:picLocks noChangeArrowheads="1" noChangeAspect="1"/>
+                      </ns5:cNvPicPr>
+                    </ns5:nvPicPr>
+                    <ns5:blipFill>
+                      <ns4:blip r:embed="rId18"/>
+                      <ns4:stretch>
+                        <ns4:fillRect/>
+                      </ns4:stretch>
+                    </ns5:blipFill>
+                    <ns5:spPr bwMode="auto">
+                      <ns4:xfrm>
+                        <ns4:off x="0" y="0"/>
+                        <ns4:ext cx="1325880" cy="341661"/>
+                      </ns4:xfrm>
+                      <ns4:prstGeom prst="rect">
+                        <ns4:avLst/>
+                      </ns4:prstGeom>
+                      <ns4:noFill/>
+                      <ns4:ln w="9525">
+                        <ns4:noFill/>
+                        <ns4:headEnd/>
+                        <ns4:tailEnd/>
+                      </ns4:ln>
+                    </ns5:spPr>
+                  </ns5:pic>
+                </ns4:graphicData>
+              </ns4:graphic>
+            </ns3:inline>
           </w:drawing>
         </w:r>
       </w:hyperlink>
@@ -79,60 +79,80 @@
       </w:pPr>
       <w:r>
         <w:rPr/>
-        <mc:AlternateContent>
-          <mc:Choice Requires="wps">
+        <ns1:AlternateContent>
+          <ns1:Choice Requires="wps">
             <w:drawing>
-              <wp:inline distT="0" distB="0" distL="0" distR="0">
-                <wp:extent cx="5760720" cy="19050"/>
-                <wp:effectExtent l="0" t="0" r="0" b="0"/>
-                <wp:docPr id="1" name="Shape1"/>
-                <a:graphic xmlns:a="http://schemas.openxmlformats.org/drawingml/2006/main">
-                  <a:graphicData uri="http://schemas.microsoft.com/office/word/2010/wordprocessingShape">
-                    <wps:wsp>
-                      <wps:cNvSpPr/>
-                      <wps:spPr>
-                        <a:xfrm>
-                          <a:off x="0" y="0"/>
-                          <a:ext cx="5760720" cy="19080"/>
-                        </a:xfrm>
-                        <a:prstGeom prst="rect">
-                          <a:avLst/>
-                        </a:prstGeom>
-                        <a:solidFill>
-                          <a:srgbClr val="FFFFFF"/>
-                        </a:solidFill>
-                        <a:ln w="0">
-                          <a:solidFill>
-                            <a:srgbClr val="000000"/>
-                          </a:solidFill>
-                        </a:ln>
-                      </wps:spPr>
-                      <wps:style>
-                        <a:lnRef idx="0"/>
-                        <a:fillRef idx="0"/>
-                        <a:effectRef idx="0"/>
-                        <a:fontRef idx="minor"/>
-                      </wps:style>
-                      <wps:bodyPr/>
-                    </wps:wsp>
-                  </a:graphicData>
-                </a:graphic>
-                <wp14:sizeRelH relativeFrom="page">
-                  <wp14:pctWidth>100000</wp14:pctWidth>
-                </wp14:sizeRelH>
-              </wp:inline>
+              <ns3:inline distT="0" distB="0" distL="0" distR="0">
+                <ns3:extent cx="5760720" cy="19050"/>
+                <ns3:effectExtent l="0" t="0" r="0" b="0"/>
+                <ns3:docPr id="1" name="Shape1"/>
+                <ns4:graphic>
+                  <ns4:graphicData uri="http://schemas.microsoft.com/office/word/2010/wordprocessingShape">
+                    <ns6:wsp>
+                      <ns6:cNvSpPr/>
+                      <ns6:spPr>
+                        <ns4:xfrm>
+                          <ns4:off x="0" y="0"/>
+                          <ns4:ext cx="5760720" cy="19080"/>
+                        </ns4:xfrm>
+                        <ns4:prstGeom prst="rect">
+                          <ns4:avLst/>
+                        </ns4:prstGeom>
+                        <ns4:solidFill>
+                          <ns4:srgbClr val="FFFFFF"/>
+                        </ns4:solidFill>
+                        <ns4:ln w="0">
+                          <ns4:solidFill>
+                            <ns4:srgbClr val="000000"/>
+                          </ns4:solidFill>
+                        </ns4:ln>
+                      </ns6:spPr>
+                      <ns6:style>
+                        <ns4:lnRef idx="0"/>
+                        <ns4:fillRef idx="0"/>
+                        <ns4:effectRef idx="0"/>
+                        <ns4:fontRef idx="minor"/>
+                      </ns6:style>
+                      <ns6:bodyPr/>
+                    </ns6:wsp>
+                  </ns4:graphicData>
+                </ns4:graphic>
+                <ns7:sizeRelH relativeFrom="page">
+                  <ns7:pctWidth>100000</ns7:pctWidth>
+                </ns7:sizeRelH>
+              </ns3:inline>
             </w:drawing>
-          </mc:Choice>
-          <mc:Fallback>
+          </ns1:Choice>
+          <ns1:Fallback>
             <w:pict>
-              <v:rect id="shape_0" fillcolor="white" stroked="t" o:allowincell="f" style="position:absolute;margin-left:0pt;margin-top:-1.55pt;width:453.55pt;height:1.45pt;mso-wrap-style:none;v-text-anchor:middle;mso-position-vertical:top">
-                <v:fill o:detectmouseclick="t" type="solid" color2="black"/>
-                <v:stroke color="black" joinstyle="round" endcap="flat"/>
-                <w10:wrap type="square"/>
-              </v:rect>
+              <ns8:rect id="shape_0" fillcolor="white" stroked="t" ns9:allowincell="f" style="position:absolute;margin-left:0pt;margin-top:-1.55pt;width:453.55pt;height:1.45pt;mso-wrap-style:none;v-text-anchor:middle;mso-position-vertical:top">
+                <ns8:fill ns9:detectmouseclick="t" type="solid" color2="black"/>
+                <ns8:stroke color="black" joinstyle="round" endcap="flat"/>
+                <ns10:wrap type="square"/>
+              </ns8:rect>
             </w:pict>
-          </mc:Fallback>
-        </mc:AlternateContent>
+          </ns1:Fallback>
+        </ns1:AlternateContent>
+      </w:r>
+    </w:p>
+    <w:p>
+      <w:pPr>
+        <w:pStyle w:val="BodyText"/>
+      </w:pPr>
+      <w:hyperlink r:id="rId25">
+        <w:r>
+          <w:rPr>
+            <w:rStyle w:val="Hyperlink"/>
+            <w:i w:val="0"/>
+          </w:rPr>
+          <w:t xml:space="preserve">Browse the full online instrument catalogue</w:t>
+        </w:r>
+      </w:hyperlink>
+      <w:r>
+        <w:rPr>
+          <w:i w:val="0"/>
+        </w:rPr>
+        <w:t xml:space="preserve"> to read or download every resource in HTML, Word, PDF, and spreadsheet formats.</w:t>
       </w:r>
     </w:p>
     <w:p>
@@ -891,60 +911,60 @@
       </w:pPr>
       <w:r>
         <w:rPr/>
-        <mc:AlternateContent>
-          <mc:Choice Requires="wps">
+        <ns1:AlternateContent>
+          <ns1:Choice Requires="wps">
             <w:drawing>
-              <wp:inline distT="0" distB="0" distL="0" distR="0">
-                <wp:extent cx="5760720" cy="19050"/>
-                <wp:effectExtent l="0" t="0" r="0" b="0"/>
-                <wp:docPr id="2" name="Shape2"/>
-                <a:graphic xmlns:a="http://schemas.openxmlformats.org/drawingml/2006/main">
-                  <a:graphicData uri="http://schemas.microsoft.com/office/word/2010/wordprocessingShape">
-                    <wps:wsp>
-                      <wps:cNvSpPr/>
-                      <wps:spPr>
-                        <a:xfrm>
-                          <a:off x="0" y="0"/>
-                          <a:ext cx="5760720" cy="19080"/>
-                        </a:xfrm>
-                        <a:prstGeom prst="rect">
-                          <a:avLst/>
-                        </a:prstGeom>
-                        <a:solidFill>
-                          <a:srgbClr val="FFFFFF"/>
-                        </a:solidFill>
-                        <a:ln w="0">
-                          <a:solidFill>
-                            <a:srgbClr val="000000"/>
-                          </a:solidFill>
-                        </a:ln>
-                      </wps:spPr>
-                      <wps:style>
-                        <a:lnRef idx="0"/>
-                        <a:fillRef idx="0"/>
-                        <a:effectRef idx="0"/>
-                        <a:fontRef idx="minor"/>
-                      </wps:style>
-                      <wps:bodyPr/>
-                    </wps:wsp>
-                  </a:graphicData>
-                </a:graphic>
-                <wp14:sizeRelH relativeFrom="page">
-                  <wp14:pctWidth>100000</wp14:pctWidth>
-                </wp14:sizeRelH>
-              </wp:inline>
+              <ns3:inline distT="0" distB="0" distL="0" distR="0">
+                <ns3:extent cx="5760720" cy="19050"/>
+                <ns3:effectExtent l="0" t="0" r="0" b="0"/>
+                <ns3:docPr id="2" name="Shape2"/>
+                <ns4:graphic>
+                  <ns4:graphicData uri="http://schemas.microsoft.com/office/word/2010/wordprocessingShape">
+                    <ns6:wsp>
+                      <ns6:cNvSpPr/>
+                      <ns6:spPr>
+                        <ns4:xfrm>
+                          <ns4:off x="0" y="0"/>
+                          <ns4:ext cx="5760720" cy="19080"/>
+                        </ns4:xfrm>
+                        <ns4:prstGeom prst="rect">
+                          <ns4:avLst/>
+                        </ns4:prstGeom>
+                        <ns4:solidFill>
+                          <ns4:srgbClr val="FFFFFF"/>
+                        </ns4:solidFill>
+                        <ns4:ln w="0">
+                          <ns4:solidFill>
+                            <ns4:srgbClr val="000000"/>
+                          </ns4:solidFill>
+                        </ns4:ln>
+                      </ns6:spPr>
+                      <ns6:style>
+                        <ns4:lnRef idx="0"/>
+                        <ns4:fillRef idx="0"/>
+                        <ns4:effectRef idx="0"/>
+                        <ns4:fontRef idx="minor"/>
+                      </ns6:style>
+                      <ns6:bodyPr/>
+                    </ns6:wsp>
+                  </ns4:graphicData>
+                </ns4:graphic>
+                <ns7:sizeRelH relativeFrom="page">
+                  <ns7:pctWidth>100000</ns7:pctWidth>
+                </ns7:sizeRelH>
+              </ns3:inline>
             </w:drawing>
-          </mc:Choice>
-          <mc:Fallback>
+          </ns1:Choice>
+          <ns1:Fallback>
             <w:pict>
-              <v:rect id="shape_0" fillcolor="white" stroked="t" o:allowincell="f" style="position:absolute;margin-left:0pt;margin-top:-1.55pt;width:453.55pt;height:1.45pt;mso-wrap-style:none;v-text-anchor:middle;mso-position-vertical:top">
-                <v:fill o:detectmouseclick="t" type="solid" color2="black"/>
-                <v:stroke color="black" joinstyle="round" endcap="flat"/>
-                <w10:wrap type="square"/>
-              </v:rect>
+              <ns8:rect id="shape_0" fillcolor="white" stroked="t" ns9:allowincell="f" style="position:absolute;margin-left:0pt;margin-top:-1.55pt;width:453.55pt;height:1.45pt;mso-wrap-style:none;v-text-anchor:middle;mso-position-vertical:top">
+                <ns8:fill ns9:detectmouseclick="t" type="solid" color2="black"/>
+                <ns8:stroke color="black" joinstyle="round" endcap="flat"/>
+                <ns10:wrap type="square"/>
+              </ns8:rect>
             </w:pict>
-          </mc:Fallback>
-        </mc:AlternateContent>
+          </ns1:Fallback>
+        </ns1:AlternateContent>
       </w:r>
       <w:bookmarkEnd w:id="1"/>
     </w:p>
@@ -1702,60 +1722,60 @@
       </w:pPr>
       <w:r>
         <w:rPr/>
-        <mc:AlternateContent>
-          <mc:Choice Requires="wps">
+        <ns1:AlternateContent>
+          <ns1:Choice Requires="wps">
             <w:drawing>
-              <wp:inline distT="0" distB="0" distL="0" distR="0">
-                <wp:extent cx="5760720" cy="19050"/>
-                <wp:effectExtent l="0" t="0" r="0" b="0"/>
-                <wp:docPr id="3" name="Shape3"/>
-                <a:graphic xmlns:a="http://schemas.openxmlformats.org/drawingml/2006/main">
-                  <a:graphicData uri="http://schemas.microsoft.com/office/word/2010/wordprocessingShape">
-                    <wps:wsp>
-                      <wps:cNvSpPr/>
-                      <wps:spPr>
-                        <a:xfrm>
-                          <a:off x="0" y="0"/>
-                          <a:ext cx="5760720" cy="19080"/>
-                        </a:xfrm>
-                        <a:prstGeom prst="rect">
-                          <a:avLst/>
-                        </a:prstGeom>
-                        <a:solidFill>
-                          <a:srgbClr val="FFFFFF"/>
-                        </a:solidFill>
-                        <a:ln w="0">
-                          <a:solidFill>
-                            <a:srgbClr val="000000"/>
-                          </a:solidFill>
-                        </a:ln>
-                      </wps:spPr>
-                      <wps:style>
-                        <a:lnRef idx="0"/>
-                        <a:fillRef idx="0"/>
-                        <a:effectRef idx="0"/>
-                        <a:fontRef idx="minor"/>
-                      </wps:style>
-                      <wps:bodyPr/>
-                    </wps:wsp>
-                  </a:graphicData>
-                </a:graphic>
-                <wp14:sizeRelH relativeFrom="page">
-                  <wp14:pctWidth>100000</wp14:pctWidth>
-                </wp14:sizeRelH>
-              </wp:inline>
+              <ns3:inline distT="0" distB="0" distL="0" distR="0">
+                <ns3:extent cx="5760720" cy="19050"/>
+                <ns3:effectExtent l="0" t="0" r="0" b="0"/>
+                <ns3:docPr id="3" name="Shape3"/>
+                <ns4:graphic>
+                  <ns4:graphicData uri="http://schemas.microsoft.com/office/word/2010/wordprocessingShape">
+                    <ns6:wsp>
+                      <ns6:cNvSpPr/>
+                      <ns6:spPr>
+                        <ns4:xfrm>
+                          <ns4:off x="0" y="0"/>
+                          <ns4:ext cx="5760720" cy="19080"/>
+                        </ns4:xfrm>
+                        <ns4:prstGeom prst="rect">
+                          <ns4:avLst/>
+                        </ns4:prstGeom>
+                        <ns4:solidFill>
+                          <ns4:srgbClr val="FFFFFF"/>
+                        </ns4:solidFill>
+                        <ns4:ln w="0">
+                          <ns4:solidFill>
+                            <ns4:srgbClr val="000000"/>
+                          </ns4:solidFill>
+                        </ns4:ln>
+                      </ns6:spPr>
+                      <ns6:style>
+                        <ns4:lnRef idx="0"/>
+                        <ns4:fillRef idx="0"/>
+                        <ns4:effectRef idx="0"/>
+                        <ns4:fontRef idx="minor"/>
+                      </ns6:style>
+                      <ns6:bodyPr/>
+                    </ns6:wsp>
+                  </ns4:graphicData>
+                </ns4:graphic>
+                <ns7:sizeRelH relativeFrom="page">
+                  <ns7:pctWidth>100000</ns7:pctWidth>
+                </ns7:sizeRelH>
+              </ns3:inline>
             </w:drawing>
-          </mc:Choice>
-          <mc:Fallback>
+          </ns1:Choice>
+          <ns1:Fallback>
             <w:pict>
-              <v:rect id="shape_0" fillcolor="white" stroked="t" o:allowincell="f" style="position:absolute;margin-left:0pt;margin-top:-1.55pt;width:453.55pt;height:1.45pt;mso-wrap-style:none;v-text-anchor:middle;mso-position-vertical:top">
-                <v:fill o:detectmouseclick="t" type="solid" color2="black"/>
-                <v:stroke color="black" joinstyle="round" endcap="flat"/>
-                <w10:wrap type="square"/>
-              </v:rect>
+              <ns8:rect id="shape_0" fillcolor="white" stroked="t" ns9:allowincell="f" style="position:absolute;margin-left:0pt;margin-top:-1.55pt;width:453.55pt;height:1.45pt;mso-wrap-style:none;v-text-anchor:middle;mso-position-vertical:top">
+                <ns8:fill ns9:detectmouseclick="t" type="solid" color2="black"/>
+                <ns8:stroke color="black" joinstyle="round" endcap="flat"/>
+                <ns10:wrap type="square"/>
+              </ns8:rect>
             </w:pict>
-          </mc:Fallback>
-        </mc:AlternateContent>
+          </ns1:Fallback>
+        </ns1:AlternateContent>
       </w:r>
       <w:bookmarkEnd w:id="2"/>
     </w:p>
@@ -1954,60 +1974,60 @@
       </w:pPr>
       <w:r>
         <w:rPr/>
-        <mc:AlternateContent>
-          <mc:Choice Requires="wps">
+        <ns1:AlternateContent>
+          <ns1:Choice Requires="wps">
             <w:drawing>
-              <wp:inline distT="0" distB="0" distL="0" distR="0">
-                <wp:extent cx="5760720" cy="19050"/>
-                <wp:effectExtent l="0" t="0" r="0" b="0"/>
-                <wp:docPr id="4" name="Shape4"/>
-                <a:graphic xmlns:a="http://schemas.openxmlformats.org/drawingml/2006/main">
-                  <a:graphicData uri="http://schemas.microsoft.com/office/word/2010/wordprocessingShape">
-                    <wps:wsp>
-                      <wps:cNvSpPr/>
-                      <wps:spPr>
-                        <a:xfrm>
-                          <a:off x="0" y="0"/>
-                          <a:ext cx="5760720" cy="19080"/>
-                        </a:xfrm>
-                        <a:prstGeom prst="rect">
-                          <a:avLst/>
-                        </a:prstGeom>
-                        <a:solidFill>
-                          <a:srgbClr val="FFFFFF"/>
-                        </a:solidFill>
-                        <a:ln w="0">
-                          <a:solidFill>
-                            <a:srgbClr val="000000"/>
-                          </a:solidFill>
-                        </a:ln>
-                      </wps:spPr>
-                      <wps:style>
-                        <a:lnRef idx="0"/>
-                        <a:fillRef idx="0"/>
-                        <a:effectRef idx="0"/>
-                        <a:fontRef idx="minor"/>
-                      </wps:style>
-                      <wps:bodyPr/>
-                    </wps:wsp>
-                  </a:graphicData>
-                </a:graphic>
-                <wp14:sizeRelH relativeFrom="page">
-                  <wp14:pctWidth>100000</wp14:pctWidth>
-                </wp14:sizeRelH>
-              </wp:inline>
+              <ns3:inline distT="0" distB="0" distL="0" distR="0">
+                <ns3:extent cx="5760720" cy="19050"/>
+                <ns3:effectExtent l="0" t="0" r="0" b="0"/>
+                <ns3:docPr id="4" name="Shape4"/>
+                <ns4:graphic>
+                  <ns4:graphicData uri="http://schemas.microsoft.com/office/word/2010/wordprocessingShape">
+                    <ns6:wsp>
+                      <ns6:cNvSpPr/>
+                      <ns6:spPr>
+                        <ns4:xfrm>
+                          <ns4:off x="0" y="0"/>
+                          <ns4:ext cx="5760720" cy="19080"/>
+                        </ns4:xfrm>
+                        <ns4:prstGeom prst="rect">
+                          <ns4:avLst/>
+                        </ns4:prstGeom>
+                        <ns4:solidFill>
+                          <ns4:srgbClr val="FFFFFF"/>
+                        </ns4:solidFill>
+                        <ns4:ln w="0">
+                          <ns4:solidFill>
+                            <ns4:srgbClr val="000000"/>
+                          </ns4:solidFill>
+                        </ns4:ln>
+                      </ns6:spPr>
+                      <ns6:style>
+                        <ns4:lnRef idx="0"/>
+                        <ns4:fillRef idx="0"/>
+                        <ns4:effectRef idx="0"/>
+                        <ns4:fontRef idx="minor"/>
+                      </ns6:style>
+                      <ns6:bodyPr/>
+                    </ns6:wsp>
+                  </ns4:graphicData>
+                </ns4:graphic>
+                <ns7:sizeRelH relativeFrom="page">
+                  <ns7:pctWidth>100000</ns7:pctWidth>
+                </ns7:sizeRelH>
+              </ns3:inline>
             </w:drawing>
-          </mc:Choice>
-          <mc:Fallback>
+          </ns1:Choice>
+          <ns1:Fallback>
             <w:pict>
-              <v:rect id="shape_0" fillcolor="white" stroked="t" o:allowincell="f" style="position:absolute;margin-left:0pt;margin-top:-1.55pt;width:453.55pt;height:1.45pt;mso-wrap-style:none;v-text-anchor:middle;mso-position-vertical:top">
-                <v:fill o:detectmouseclick="t" type="solid" color2="black"/>
-                <v:stroke color="black" joinstyle="round" endcap="flat"/>
-                <w10:wrap type="square"/>
-              </v:rect>
+              <ns8:rect id="shape_0" fillcolor="white" stroked="t" ns9:allowincell="f" style="position:absolute;margin-left:0pt;margin-top:-1.55pt;width:453.55pt;height:1.45pt;mso-wrap-style:none;v-text-anchor:middle;mso-position-vertical:top">
+                <ns8:fill ns9:detectmouseclick="t" type="solid" color2="black"/>
+                <ns8:stroke color="black" joinstyle="round" endcap="flat"/>
+                <ns10:wrap type="square"/>
+              </ns8:rect>
             </w:pict>
-          </mc:Fallback>
-        </mc:AlternateContent>
+          </ns1:Fallback>
+        </ns1:AlternateContent>
       </w:r>
       <w:bookmarkEnd w:id="3"/>
     </w:p>
@@ -2110,60 +2130,60 @@
       </w:pPr>
       <w:r>
         <w:rPr/>
-        <mc:AlternateContent>
-          <mc:Choice Requires="wps">
+        <ns1:AlternateContent>
+          <ns1:Choice Requires="wps">
             <w:drawing>
-              <wp:inline distT="0" distB="0" distL="0" distR="0">
-                <wp:extent cx="5760720" cy="19050"/>
-                <wp:effectExtent l="0" t="0" r="0" b="0"/>
-                <wp:docPr id="5" name="Shape5"/>
-                <a:graphic xmlns:a="http://schemas.openxmlformats.org/drawingml/2006/main">
-                  <a:graphicData uri="http://schemas.microsoft.com/office/word/2010/wordprocessingShape">
-                    <wps:wsp>
-                      <wps:cNvSpPr/>
-                      <wps:spPr>
-                        <a:xfrm>
-                          <a:off x="0" y="0"/>
-                          <a:ext cx="5760720" cy="19080"/>
-                        </a:xfrm>
-                        <a:prstGeom prst="rect">
-                          <a:avLst/>
-                        </a:prstGeom>
-                        <a:solidFill>
-                          <a:srgbClr val="FFFFFF"/>
-                        </a:solidFill>
-                        <a:ln w="0">
-                          <a:solidFill>
-                            <a:srgbClr val="000000"/>
-                          </a:solidFill>
-                        </a:ln>
-                      </wps:spPr>
-                      <wps:style>
-                        <a:lnRef idx="0"/>
-                        <a:fillRef idx="0"/>
-                        <a:effectRef idx="0"/>
-                        <a:fontRef idx="minor"/>
-                      </wps:style>
-                      <wps:bodyPr/>
-                    </wps:wsp>
-                  </a:graphicData>
-                </a:graphic>
-                <wp14:sizeRelH relativeFrom="page">
-                  <wp14:pctWidth>100000</wp14:pctWidth>
-                </wp14:sizeRelH>
-              </wp:inline>
+              <ns3:inline distT="0" distB="0" distL="0" distR="0">
+                <ns3:extent cx="5760720" cy="19050"/>
+                <ns3:effectExtent l="0" t="0" r="0" b="0"/>
+                <ns3:docPr id="5" name="Shape5"/>
+                <ns4:graphic>
+                  <ns4:graphicData uri="http://schemas.microsoft.com/office/word/2010/wordprocessingShape">
+                    <ns6:wsp>
+                      <ns6:cNvSpPr/>
+                      <ns6:spPr>
+                        <ns4:xfrm>
+                          <ns4:off x="0" y="0"/>
+                          <ns4:ext cx="5760720" cy="19080"/>
+                        </ns4:xfrm>
+                        <ns4:prstGeom prst="rect">
+                          <ns4:avLst/>
+                        </ns4:prstGeom>
+                        <ns4:solidFill>
+                          <ns4:srgbClr val="FFFFFF"/>
+                        </ns4:solidFill>
+                        <ns4:ln w="0">
+                          <ns4:solidFill>
+                            <ns4:srgbClr val="000000"/>
+                          </ns4:solidFill>
+                        </ns4:ln>
+                      </ns6:spPr>
+                      <ns6:style>
+                        <ns4:lnRef idx="0"/>
+                        <ns4:fillRef idx="0"/>
+                        <ns4:effectRef idx="0"/>
+                        <ns4:fontRef idx="minor"/>
+                      </ns6:style>
+                      <ns6:bodyPr/>
+                    </ns6:wsp>
+                  </ns4:graphicData>
+                </ns4:graphic>
+                <ns7:sizeRelH relativeFrom="page">
+                  <ns7:pctWidth>100000</ns7:pctWidth>
+                </ns7:sizeRelH>
+              </ns3:inline>
             </w:drawing>
-          </mc:Choice>
-          <mc:Fallback>
+          </ns1:Choice>
+          <ns1:Fallback>
             <w:pict>
-              <v:rect id="shape_0" fillcolor="white" stroked="t" o:allowincell="f" style="position:absolute;margin-left:0pt;margin-top:-1.55pt;width:453.55pt;height:1.45pt;mso-wrap-style:none;v-text-anchor:middle;mso-position-vertical:top">
-                <v:fill o:detectmouseclick="t" type="solid" color2="black"/>
-                <v:stroke color="black" joinstyle="round" endcap="flat"/>
-                <w10:wrap type="square"/>
-              </v:rect>
+              <ns8:rect id="shape_0" fillcolor="white" stroked="t" ns9:allowincell="f" style="position:absolute;margin-left:0pt;margin-top:-1.55pt;width:453.55pt;height:1.45pt;mso-wrap-style:none;v-text-anchor:middle;mso-position-vertical:top">
+                <ns8:fill ns9:detectmouseclick="t" type="solid" color2="black"/>
+                <ns8:stroke color="black" joinstyle="round" endcap="flat"/>
+                <ns10:wrap type="square"/>
+              </ns8:rect>
             </w:pict>
-          </mc:Fallback>
-        </mc:AlternateContent>
+          </ns1:Fallback>
+        </ns1:AlternateContent>
       </w:r>
       <w:bookmarkEnd w:id="4"/>
     </w:p>
@@ -2633,60 +2653,60 @@
       </w:pPr>
       <w:r>
         <w:rPr/>
-        <mc:AlternateContent>
-          <mc:Choice Requires="wps">
+        <ns1:AlternateContent>
+          <ns1:Choice Requires="wps">
             <w:drawing>
-              <wp:inline distT="0" distB="0" distL="0" distR="0">
-                <wp:extent cx="5760720" cy="19050"/>
-                <wp:effectExtent l="0" t="0" r="0" b="0"/>
-                <wp:docPr id="6" name="Shape6"/>
-                <a:graphic xmlns:a="http://schemas.openxmlformats.org/drawingml/2006/main">
-                  <a:graphicData uri="http://schemas.microsoft.com/office/word/2010/wordprocessingShape">
-                    <wps:wsp>
-                      <wps:cNvSpPr/>
-                      <wps:spPr>
-                        <a:xfrm>
-                          <a:off x="0" y="0"/>
-                          <a:ext cx="5760720" cy="19080"/>
-                        </a:xfrm>
-                        <a:prstGeom prst="rect">
-                          <a:avLst/>
-                        </a:prstGeom>
-                        <a:solidFill>
-                          <a:srgbClr val="FFFFFF"/>
-                        </a:solidFill>
-                        <a:ln w="0">
-                          <a:solidFill>
-                            <a:srgbClr val="000000"/>
-                          </a:solidFill>
-                        </a:ln>
-                      </wps:spPr>
-                      <wps:style>
-                        <a:lnRef idx="0"/>
-                        <a:fillRef idx="0"/>
-                        <a:effectRef idx="0"/>
-                        <a:fontRef idx="minor"/>
-                      </wps:style>
-                      <wps:bodyPr/>
-                    </wps:wsp>
-                  </a:graphicData>
-                </a:graphic>
-                <wp14:sizeRelH relativeFrom="page">
-                  <wp14:pctWidth>100000</wp14:pctWidth>
-                </wp14:sizeRelH>
-              </wp:inline>
+              <ns3:inline distT="0" distB="0" distL="0" distR="0">
+                <ns3:extent cx="5760720" cy="19050"/>
+                <ns3:effectExtent l="0" t="0" r="0" b="0"/>
+                <ns3:docPr id="6" name="Shape6"/>
+                <ns4:graphic>
+                  <ns4:graphicData uri="http://schemas.microsoft.com/office/word/2010/wordprocessingShape">
+                    <ns6:wsp>
+                      <ns6:cNvSpPr/>
+                      <ns6:spPr>
+                        <ns4:xfrm>
+                          <ns4:off x="0" y="0"/>
+                          <ns4:ext cx="5760720" cy="19080"/>
+                        </ns4:xfrm>
+                        <ns4:prstGeom prst="rect">
+                          <ns4:avLst/>
+                        </ns4:prstGeom>
+                        <ns4:solidFill>
+                          <ns4:srgbClr val="FFFFFF"/>
+                        </ns4:solidFill>
+                        <ns4:ln w="0">
+                          <ns4:solidFill>
+                            <ns4:srgbClr val="000000"/>
+                          </ns4:solidFill>
+                        </ns4:ln>
+                      </ns6:spPr>
+                      <ns6:style>
+                        <ns4:lnRef idx="0"/>
+                        <ns4:fillRef idx="0"/>
+                        <ns4:effectRef idx="0"/>
+                        <ns4:fontRef idx="minor"/>
+                      </ns6:style>
+                      <ns6:bodyPr/>
+                    </ns6:wsp>
+                  </ns4:graphicData>
+                </ns4:graphic>
+                <ns7:sizeRelH relativeFrom="page">
+                  <ns7:pctWidth>100000</ns7:pctWidth>
+                </ns7:sizeRelH>
+              </ns3:inline>
             </w:drawing>
-          </mc:Choice>
-          <mc:Fallback>
+          </ns1:Choice>
+          <ns1:Fallback>
             <w:pict>
-              <v:rect id="shape_0" fillcolor="white" stroked="t" o:allowincell="f" style="position:absolute;margin-left:0pt;margin-top:-1.55pt;width:453.55pt;height:1.45pt;mso-wrap-style:none;v-text-anchor:middle;mso-position-vertical:top">
-                <v:fill o:detectmouseclick="t" type="solid" color2="black"/>
-                <v:stroke color="black" joinstyle="round" endcap="flat"/>
-                <w10:wrap type="square"/>
-              </v:rect>
+              <ns8:rect id="shape_0" fillcolor="white" stroked="t" ns9:allowincell="f" style="position:absolute;margin-left:0pt;margin-top:-1.55pt;width:453.55pt;height:1.45pt;mso-wrap-style:none;v-text-anchor:middle;mso-position-vertical:top">
+                <ns8:fill ns9:detectmouseclick="t" type="solid" color2="black"/>
+                <ns8:stroke color="black" joinstyle="round" endcap="flat"/>
+                <ns10:wrap type="square"/>
+              </ns8:rect>
             </w:pict>
-          </mc:Fallback>
-        </mc:AlternateContent>
+          </ns1:Fallback>
+        </ns1:AlternateContent>
       </w:r>
       <w:bookmarkEnd w:id="5"/>
     </w:p>
@@ -3156,60 +3176,60 @@
       </w:pPr>
       <w:r>
         <w:rPr/>
-        <mc:AlternateContent>
-          <mc:Choice Requires="wps">
+        <ns1:AlternateContent>
+          <ns1:Choice Requires="wps">
             <w:drawing>
-              <wp:inline distT="0" distB="0" distL="0" distR="0">
-                <wp:extent cx="5760720" cy="19050"/>
-                <wp:effectExtent l="0" t="0" r="0" b="0"/>
-                <wp:docPr id="7" name="Shape7"/>
-                <a:graphic xmlns:a="http://schemas.openxmlformats.org/drawingml/2006/main">
-                  <a:graphicData uri="http://schemas.microsoft.com/office/word/2010/wordprocessingShape">
-                    <wps:wsp>
-                      <wps:cNvSpPr/>
-                      <wps:spPr>
-                        <a:xfrm>
-                          <a:off x="0" y="0"/>
-                          <a:ext cx="5760720" cy="19080"/>
-                        </a:xfrm>
-                        <a:prstGeom prst="rect">
-                          <a:avLst/>
-                        </a:prstGeom>
-                        <a:solidFill>
-                          <a:srgbClr val="FFFFFF"/>
-                        </a:solidFill>
-                        <a:ln w="0">
-                          <a:solidFill>
-                            <a:srgbClr val="000000"/>
-                          </a:solidFill>
-                        </a:ln>
-                      </wps:spPr>
-                      <wps:style>
-                        <a:lnRef idx="0"/>
-                        <a:fillRef idx="0"/>
-                        <a:effectRef idx="0"/>
-                        <a:fontRef idx="minor"/>
-                      </wps:style>
-                      <wps:bodyPr/>
-                    </wps:wsp>
-                  </a:graphicData>
-                </a:graphic>
-                <wp14:sizeRelH relativeFrom="page">
-                  <wp14:pctWidth>100000</wp14:pctWidth>
-                </wp14:sizeRelH>
-              </wp:inline>
+              <ns3:inline distT="0" distB="0" distL="0" distR="0">
+                <ns3:extent cx="5760720" cy="19050"/>
+                <ns3:effectExtent l="0" t="0" r="0" b="0"/>
+                <ns3:docPr id="7" name="Shape7"/>
+                <ns4:graphic>
+                  <ns4:graphicData uri="http://schemas.microsoft.com/office/word/2010/wordprocessingShape">
+                    <ns6:wsp>
+                      <ns6:cNvSpPr/>
+                      <ns6:spPr>
+                        <ns4:xfrm>
+                          <ns4:off x="0" y="0"/>
+                          <ns4:ext cx="5760720" cy="19080"/>
+                        </ns4:xfrm>
+                        <ns4:prstGeom prst="rect">
+                          <ns4:avLst/>
+                        </ns4:prstGeom>
+                        <ns4:solidFill>
+                          <ns4:srgbClr val="FFFFFF"/>
+                        </ns4:solidFill>
+                        <ns4:ln w="0">
+                          <ns4:solidFill>
+                            <ns4:srgbClr val="000000"/>
+                          </ns4:solidFill>
+                        </ns4:ln>
+                      </ns6:spPr>
+                      <ns6:style>
+                        <ns4:lnRef idx="0"/>
+                        <ns4:fillRef idx="0"/>
+                        <ns4:effectRef idx="0"/>
+                        <ns4:fontRef idx="minor"/>
+                      </ns6:style>
+                      <ns6:bodyPr/>
+                    </ns6:wsp>
+                  </ns4:graphicData>
+                </ns4:graphic>
+                <ns7:sizeRelH relativeFrom="page">
+                  <ns7:pctWidth>100000</ns7:pctWidth>
+                </ns7:sizeRelH>
+              </ns3:inline>
             </w:drawing>
-          </mc:Choice>
-          <mc:Fallback>
+          </ns1:Choice>
+          <ns1:Fallback>
             <w:pict>
-              <v:rect id="shape_0" fillcolor="white" stroked="t" o:allowincell="f" style="position:absolute;margin-left:0pt;margin-top:-1.55pt;width:453.55pt;height:1.45pt;mso-wrap-style:none;v-text-anchor:middle;mso-position-vertical:top">
-                <v:fill o:detectmouseclick="t" type="solid" color2="black"/>
-                <v:stroke color="black" joinstyle="round" endcap="flat"/>
-                <w10:wrap type="square"/>
-              </v:rect>
+              <ns8:rect id="shape_0" fillcolor="white" stroked="t" ns9:allowincell="f" style="position:absolute;margin-left:0pt;margin-top:-1.55pt;width:453.55pt;height:1.45pt;mso-wrap-style:none;v-text-anchor:middle;mso-position-vertical:top">
+                <ns8:fill ns9:detectmouseclick="t" type="solid" color2="black"/>
+                <ns8:stroke color="black" joinstyle="round" endcap="flat"/>
+                <ns10:wrap type="square"/>
+              </ns8:rect>
             </w:pict>
-          </mc:Fallback>
-        </mc:AlternateContent>
+          </ns1:Fallback>
+        </ns1:AlternateContent>
       </w:r>
       <w:bookmarkEnd w:id="6"/>
     </w:p>
@@ -3649,60 +3669,60 @@
       </w:pPr>
       <w:r>
         <w:rPr/>
-        <mc:AlternateContent>
-          <mc:Choice Requires="wps">
+        <ns1:AlternateContent>
+          <ns1:Choice Requires="wps">
             <w:drawing>
-              <wp:inline distT="0" distB="0" distL="0" distR="0">
-                <wp:extent cx="5760720" cy="19050"/>
-                <wp:effectExtent l="0" t="0" r="0" b="0"/>
-                <wp:docPr id="8" name="Shape8"/>
-                <a:graphic xmlns:a="http://schemas.openxmlformats.org/drawingml/2006/main">
-                  <a:graphicData uri="http://schemas.microsoft.com/office/word/2010/wordprocessingShape">
-                    <wps:wsp>
-                      <wps:cNvSpPr/>
-                      <wps:spPr>
-                        <a:xfrm>
-                          <a:off x="0" y="0"/>
-                          <a:ext cx="5760720" cy="19080"/>
-                        </a:xfrm>
-                        <a:prstGeom prst="rect">
-                          <a:avLst/>
-                        </a:prstGeom>
-                        <a:solidFill>
-                          <a:srgbClr val="FFFFFF"/>
-                        </a:solidFill>
-                        <a:ln w="0">
-                          <a:solidFill>
-                            <a:srgbClr val="000000"/>
-                          </a:solidFill>
-                        </a:ln>
-                      </wps:spPr>
-                      <wps:style>
-                        <a:lnRef idx="0"/>
-                        <a:fillRef idx="0"/>
-                        <a:effectRef idx="0"/>
-                        <a:fontRef idx="minor"/>
-                      </wps:style>
-                      <wps:bodyPr/>
-                    </wps:wsp>
-                  </a:graphicData>
-                </a:graphic>
-                <wp14:sizeRelH relativeFrom="page">
-                  <wp14:pctWidth>100000</wp14:pctWidth>
-                </wp14:sizeRelH>
-              </wp:inline>
+              <ns3:inline distT="0" distB="0" distL="0" distR="0">
+                <ns3:extent cx="5760720" cy="19050"/>
+                <ns3:effectExtent l="0" t="0" r="0" b="0"/>
+                <ns3:docPr id="8" name="Shape8"/>
+                <ns4:graphic>
+                  <ns4:graphicData uri="http://schemas.microsoft.com/office/word/2010/wordprocessingShape">
+                    <ns6:wsp>
+                      <ns6:cNvSpPr/>
+                      <ns6:spPr>
+                        <ns4:xfrm>
+                          <ns4:off x="0" y="0"/>
+                          <ns4:ext cx="5760720" cy="19080"/>
+                        </ns4:xfrm>
+                        <ns4:prstGeom prst="rect">
+                          <ns4:avLst/>
+                        </ns4:prstGeom>
+                        <ns4:solidFill>
+                          <ns4:srgbClr val="FFFFFF"/>
+                        </ns4:solidFill>
+                        <ns4:ln w="0">
+                          <ns4:solidFill>
+                            <ns4:srgbClr val="000000"/>
+                          </ns4:solidFill>
+                        </ns4:ln>
+                      </ns6:spPr>
+                      <ns6:style>
+                        <ns4:lnRef idx="0"/>
+                        <ns4:fillRef idx="0"/>
+                        <ns4:effectRef idx="0"/>
+                        <ns4:fontRef idx="minor"/>
+                      </ns6:style>
+                      <ns6:bodyPr/>
+                    </ns6:wsp>
+                  </ns4:graphicData>
+                </ns4:graphic>
+                <ns7:sizeRelH relativeFrom="page">
+                  <ns7:pctWidth>100000</ns7:pctWidth>
+                </ns7:sizeRelH>
+              </ns3:inline>
             </w:drawing>
-          </mc:Choice>
-          <mc:Fallback>
+          </ns1:Choice>
+          <ns1:Fallback>
             <w:pict>
-              <v:rect id="shape_0" fillcolor="white" stroked="t" o:allowincell="f" style="position:absolute;margin-left:0pt;margin-top:-1.55pt;width:453.55pt;height:1.45pt;mso-wrap-style:none;v-text-anchor:middle;mso-position-vertical:top">
-                <v:fill o:detectmouseclick="t" type="solid" color2="black"/>
-                <v:stroke color="black" joinstyle="round" endcap="flat"/>
-                <w10:wrap type="square"/>
-              </v:rect>
+              <ns8:rect id="shape_0" fillcolor="white" stroked="t" ns9:allowincell="f" style="position:absolute;margin-left:0pt;margin-top:-1.55pt;width:453.55pt;height:1.45pt;mso-wrap-style:none;v-text-anchor:middle;mso-position-vertical:top">
+                <ns8:fill ns9:detectmouseclick="t" type="solid" color2="black"/>
+                <ns8:stroke color="black" joinstyle="round" endcap="flat"/>
+                <ns10:wrap type="square"/>
+              </ns8:rect>
             </w:pict>
-          </mc:Fallback>
-        </mc:AlternateContent>
+          </ns1:Fallback>
+        </ns1:AlternateContent>
       </w:r>
       <w:bookmarkEnd w:id="7"/>
     </w:p>
@@ -4142,60 +4162,60 @@
       </w:pPr>
       <w:r>
         <w:rPr/>
-        <mc:AlternateContent>
-          <mc:Choice Requires="wps">
+        <ns1:AlternateContent>
+          <ns1:Choice Requires="wps">
             <w:drawing>
-              <wp:inline distT="0" distB="0" distL="0" distR="0">
-                <wp:extent cx="5760720" cy="19050"/>
-                <wp:effectExtent l="0" t="0" r="0" b="0"/>
-                <wp:docPr id="9" name="Shape9"/>
-                <a:graphic xmlns:a="http://schemas.openxmlformats.org/drawingml/2006/main">
-                  <a:graphicData uri="http://schemas.microsoft.com/office/word/2010/wordprocessingShape">
-                    <wps:wsp>
-                      <wps:cNvSpPr/>
-                      <wps:spPr>
-                        <a:xfrm>
-                          <a:off x="0" y="0"/>
-                          <a:ext cx="5760720" cy="19080"/>
-                        </a:xfrm>
-                        <a:prstGeom prst="rect">
-                          <a:avLst/>
-                        </a:prstGeom>
-                        <a:solidFill>
-                          <a:srgbClr val="FFFFFF"/>
-                        </a:solidFill>
-                        <a:ln w="0">
-                          <a:solidFill>
-                            <a:srgbClr val="000000"/>
-                          </a:solidFill>
-                        </a:ln>
-                      </wps:spPr>
-                      <wps:style>
-                        <a:lnRef idx="0"/>
-                        <a:fillRef idx="0"/>
-                        <a:effectRef idx="0"/>
-                        <a:fontRef idx="minor"/>
-                      </wps:style>
-                      <wps:bodyPr/>
-                    </wps:wsp>
-                  </a:graphicData>
-                </a:graphic>
-                <wp14:sizeRelH relativeFrom="page">
-                  <wp14:pctWidth>100000</wp14:pctWidth>
-                </wp14:sizeRelH>
-              </wp:inline>
+              <ns3:inline distT="0" distB="0" distL="0" distR="0">
+                <ns3:extent cx="5760720" cy="19050"/>
+                <ns3:effectExtent l="0" t="0" r="0" b="0"/>
+                <ns3:docPr id="9" name="Shape9"/>
+                <ns4:graphic>
+                  <ns4:graphicData uri="http://schemas.microsoft.com/office/word/2010/wordprocessingShape">
+                    <ns6:wsp>
+                      <ns6:cNvSpPr/>
+                      <ns6:spPr>
+                        <ns4:xfrm>
+                          <ns4:off x="0" y="0"/>
+                          <ns4:ext cx="5760720" cy="19080"/>
+                        </ns4:xfrm>
+                        <ns4:prstGeom prst="rect">
+                          <ns4:avLst/>
+                        </ns4:prstGeom>
+                        <ns4:solidFill>
+                          <ns4:srgbClr val="FFFFFF"/>
+                        </ns4:solidFill>
+                        <ns4:ln w="0">
+                          <ns4:solidFill>
+                            <ns4:srgbClr val="000000"/>
+                          </ns4:solidFill>
+                        </ns4:ln>
+                      </ns6:spPr>
+                      <ns6:style>
+                        <ns4:lnRef idx="0"/>
+                        <ns4:fillRef idx="0"/>
+                        <ns4:effectRef idx="0"/>
+                        <ns4:fontRef idx="minor"/>
+                      </ns6:style>
+                      <ns6:bodyPr/>
+                    </ns6:wsp>
+                  </ns4:graphicData>
+                </ns4:graphic>
+                <ns7:sizeRelH relativeFrom="page">
+                  <ns7:pctWidth>100000</ns7:pctWidth>
+                </ns7:sizeRelH>
+              </ns3:inline>
             </w:drawing>
-          </mc:Choice>
-          <mc:Fallback>
+          </ns1:Choice>
+          <ns1:Fallback>
             <w:pict>
-              <v:rect id="shape_0" fillcolor="white" stroked="t" o:allowincell="f" style="position:absolute;margin-left:0pt;margin-top:-1.55pt;width:453.55pt;height:1.45pt;mso-wrap-style:none;v-text-anchor:middle;mso-position-vertical:top">
-                <v:fill o:detectmouseclick="t" type="solid" color2="black"/>
-                <v:stroke color="black" joinstyle="round" endcap="flat"/>
-                <w10:wrap type="square"/>
-              </v:rect>
+              <ns8:rect id="shape_0" fillcolor="white" stroked="t" ns9:allowincell="f" style="position:absolute;margin-left:0pt;margin-top:-1.55pt;width:453.55pt;height:1.45pt;mso-wrap-style:none;v-text-anchor:middle;mso-position-vertical:top">
+                <ns8:fill ns9:detectmouseclick="t" type="solid" color2="black"/>
+                <ns8:stroke color="black" joinstyle="round" endcap="flat"/>
+                <ns10:wrap type="square"/>
+              </ns8:rect>
             </w:pict>
-          </mc:Fallback>
-        </mc:AlternateContent>
+          </ns1:Fallback>
+        </ns1:AlternateContent>
       </w:r>
       <w:bookmarkEnd w:id="8"/>
     </w:p>
@@ -4610,60 +4630,60 @@
       </w:pPr>
       <w:r>
         <w:rPr/>
-        <mc:AlternateContent>
-          <mc:Choice Requires="wps">
+        <ns1:AlternateContent>
+          <ns1:Choice Requires="wps">
             <w:drawing>
-              <wp:inline distT="0" distB="0" distL="0" distR="0">
-                <wp:extent cx="5760720" cy="19050"/>
-                <wp:effectExtent l="0" t="0" r="0" b="0"/>
-                <wp:docPr id="10" name="Shape10"/>
-                <a:graphic xmlns:a="http://schemas.openxmlformats.org/drawingml/2006/main">
-                  <a:graphicData uri="http://schemas.microsoft.com/office/word/2010/wordprocessingShape">
-                    <wps:wsp>
-                      <wps:cNvSpPr/>
-                      <wps:spPr>
-                        <a:xfrm>
-                          <a:off x="0" y="0"/>
-                          <a:ext cx="5760720" cy="19080"/>
-                        </a:xfrm>
-                        <a:prstGeom prst="rect">
-                          <a:avLst/>
-                        </a:prstGeom>
-                        <a:solidFill>
-                          <a:srgbClr val="FFFFFF"/>
-                        </a:solidFill>
-                        <a:ln w="0">
-                          <a:solidFill>
-                            <a:srgbClr val="000000"/>
-                          </a:solidFill>
-                        </a:ln>
-                      </wps:spPr>
-                      <wps:style>
-                        <a:lnRef idx="0"/>
-                        <a:fillRef idx="0"/>
-                        <a:effectRef idx="0"/>
-                        <a:fontRef idx="minor"/>
-                      </wps:style>
-                      <wps:bodyPr/>
-                    </wps:wsp>
-                  </a:graphicData>
-                </a:graphic>
-                <wp14:sizeRelH relativeFrom="page">
-                  <wp14:pctWidth>100000</wp14:pctWidth>
-                </wp14:sizeRelH>
-              </wp:inline>
+              <ns3:inline distT="0" distB="0" distL="0" distR="0">
+                <ns3:extent cx="5760720" cy="19050"/>
+                <ns3:effectExtent l="0" t="0" r="0" b="0"/>
+                <ns3:docPr id="10" name="Shape10"/>
+                <ns4:graphic>
+                  <ns4:graphicData uri="http://schemas.microsoft.com/office/word/2010/wordprocessingShape">
+                    <ns6:wsp>
+                      <ns6:cNvSpPr/>
+                      <ns6:spPr>
+                        <ns4:xfrm>
+                          <ns4:off x="0" y="0"/>
+                          <ns4:ext cx="5760720" cy="19080"/>
+                        </ns4:xfrm>
+                        <ns4:prstGeom prst="rect">
+                          <ns4:avLst/>
+                        </ns4:prstGeom>
+                        <ns4:solidFill>
+                          <ns4:srgbClr val="FFFFFF"/>
+                        </ns4:solidFill>
+                        <ns4:ln w="0">
+                          <ns4:solidFill>
+                            <ns4:srgbClr val="000000"/>
+                          </ns4:solidFill>
+                        </ns4:ln>
+                      </ns6:spPr>
+                      <ns6:style>
+                        <ns4:lnRef idx="0"/>
+                        <ns4:fillRef idx="0"/>
+                        <ns4:effectRef idx="0"/>
+                        <ns4:fontRef idx="minor"/>
+                      </ns6:style>
+                      <ns6:bodyPr/>
+                    </ns6:wsp>
+                  </ns4:graphicData>
+                </ns4:graphic>
+                <ns7:sizeRelH relativeFrom="page">
+                  <ns7:pctWidth>100000</ns7:pctWidth>
+                </ns7:sizeRelH>
+              </ns3:inline>
             </w:drawing>
-          </mc:Choice>
-          <mc:Fallback>
+          </ns1:Choice>
+          <ns1:Fallback>
             <w:pict>
-              <v:rect id="shape_0" fillcolor="white" stroked="t" o:allowincell="f" style="position:absolute;margin-left:0pt;margin-top:-1.55pt;width:453.55pt;height:1.45pt;mso-wrap-style:none;v-text-anchor:middle;mso-position-vertical:top">
-                <v:fill o:detectmouseclick="t" type="solid" color2="black"/>
-                <v:stroke color="black" joinstyle="round" endcap="flat"/>
-                <w10:wrap type="square"/>
-              </v:rect>
+              <ns8:rect id="shape_0" fillcolor="white" stroked="t" ns9:allowincell="f" style="position:absolute;margin-left:0pt;margin-top:-1.55pt;width:453.55pt;height:1.45pt;mso-wrap-style:none;v-text-anchor:middle;mso-position-vertical:top">
+                <ns8:fill ns9:detectmouseclick="t" type="solid" color2="black"/>
+                <ns8:stroke color="black" joinstyle="round" endcap="flat"/>
+                <ns10:wrap type="square"/>
+              </ns8:rect>
             </w:pict>
-          </mc:Fallback>
-        </mc:AlternateContent>
+          </ns1:Fallback>
+        </ns1:AlternateContent>
       </w:r>
       <w:bookmarkEnd w:id="9"/>
     </w:p>
@@ -4848,60 +4868,60 @@
       </w:pPr>
       <w:r>
         <w:rPr/>
-        <mc:AlternateContent>
-          <mc:Choice Requires="wps">
+        <ns1:AlternateContent>
+          <ns1:Choice Requires="wps">
             <w:drawing>
-              <wp:inline distT="0" distB="0" distL="0" distR="0">
-                <wp:extent cx="5760720" cy="19050"/>
-                <wp:effectExtent l="0" t="0" r="0" b="0"/>
-                <wp:docPr id="11" name="Shape11"/>
-                <a:graphic xmlns:a="http://schemas.openxmlformats.org/drawingml/2006/main">
-                  <a:graphicData uri="http://schemas.microsoft.com/office/word/2010/wordprocessingShape">
-                    <wps:wsp>
-                      <wps:cNvSpPr/>
-                      <wps:spPr>
-                        <a:xfrm>
-                          <a:off x="0" y="0"/>
-                          <a:ext cx="5760720" cy="19080"/>
-                        </a:xfrm>
-                        <a:prstGeom prst="rect">
-                          <a:avLst/>
-                        </a:prstGeom>
-                        <a:solidFill>
-                          <a:srgbClr val="FFFFFF"/>
-                        </a:solidFill>
-                        <a:ln w="0">
-                          <a:solidFill>
-                            <a:srgbClr val="000000"/>
-                          </a:solidFill>
-                        </a:ln>
-                      </wps:spPr>
-                      <wps:style>
-                        <a:lnRef idx="0"/>
-                        <a:fillRef idx="0"/>
-                        <a:effectRef idx="0"/>
-                        <a:fontRef idx="minor"/>
-                      </wps:style>
-                      <wps:bodyPr/>
-                    </wps:wsp>
-                  </a:graphicData>
-                </a:graphic>
-                <wp14:sizeRelH relativeFrom="page">
-                  <wp14:pctWidth>100000</wp14:pctWidth>
-                </wp14:sizeRelH>
-              </wp:inline>
+              <ns3:inline distT="0" distB="0" distL="0" distR="0">
+                <ns3:extent cx="5760720" cy="19050"/>
+                <ns3:effectExtent l="0" t="0" r="0" b="0"/>
+                <ns3:docPr id="11" name="Shape11"/>
+                <ns4:graphic>
+                  <ns4:graphicData uri="http://schemas.microsoft.com/office/word/2010/wordprocessingShape">
+                    <ns6:wsp>
+                      <ns6:cNvSpPr/>
+                      <ns6:spPr>
+                        <ns4:xfrm>
+                          <ns4:off x="0" y="0"/>
+                          <ns4:ext cx="5760720" cy="19080"/>
+                        </ns4:xfrm>
+                        <ns4:prstGeom prst="rect">
+                          <ns4:avLst/>
+                        </ns4:prstGeom>
+                        <ns4:solidFill>
+                          <ns4:srgbClr val="FFFFFF"/>
+                        </ns4:solidFill>
+                        <ns4:ln w="0">
+                          <ns4:solidFill>
+                            <ns4:srgbClr val="000000"/>
+                          </ns4:solidFill>
+                        </ns4:ln>
+                      </ns6:spPr>
+                      <ns6:style>
+                        <ns4:lnRef idx="0"/>
+                        <ns4:fillRef idx="0"/>
+                        <ns4:effectRef idx="0"/>
+                        <ns4:fontRef idx="minor"/>
+                      </ns6:style>
+                      <ns6:bodyPr/>
+                    </ns6:wsp>
+                  </ns4:graphicData>
+                </ns4:graphic>
+                <ns7:sizeRelH relativeFrom="page">
+                  <ns7:pctWidth>100000</ns7:pctWidth>
+                </ns7:sizeRelH>
+              </ns3:inline>
             </w:drawing>
-          </mc:Choice>
-          <mc:Fallback>
+          </ns1:Choice>
+          <ns1:Fallback>
             <w:pict>
-              <v:rect id="shape_0" fillcolor="white" stroked="t" o:allowincell="f" style="position:absolute;margin-left:0pt;margin-top:-1.55pt;width:453.55pt;height:1.45pt;mso-wrap-style:none;v-text-anchor:middle;mso-position-vertical:top">
-                <v:fill o:detectmouseclick="t" type="solid" color2="black"/>
-                <v:stroke color="black" joinstyle="round" endcap="flat"/>
-                <w10:wrap type="square"/>
-              </v:rect>
+              <ns8:rect id="shape_0" fillcolor="white" stroked="t" ns9:allowincell="f" style="position:absolute;margin-left:0pt;margin-top:-1.55pt;width:453.55pt;height:1.45pt;mso-wrap-style:none;v-text-anchor:middle;mso-position-vertical:top">
+                <ns8:fill ns9:detectmouseclick="t" type="solid" color2="black"/>
+                <ns8:stroke color="black" joinstyle="round" endcap="flat"/>
+                <ns10:wrap type="square"/>
+              </ns8:rect>
             </w:pict>
-          </mc:Fallback>
-        </mc:AlternateContent>
+          </ns1:Fallback>
+        </ns1:AlternateContent>
       </w:r>
       <w:bookmarkEnd w:id="10"/>
     </w:p>
@@ -5070,60 +5090,60 @@
       </w:pPr>
       <w:r>
         <w:rPr/>
-        <mc:AlternateContent>
-          <mc:Choice Requires="wps">
+        <ns1:AlternateContent>
+          <ns1:Choice Requires="wps">
             <w:drawing>
-              <wp:inline distT="0" distB="0" distL="0" distR="0">
-                <wp:extent cx="5760720" cy="19050"/>
-                <wp:effectExtent l="0" t="0" r="0" b="0"/>
-                <wp:docPr id="12" name="Shape12"/>
-                <a:graphic xmlns:a="http://schemas.openxmlformats.org/drawingml/2006/main">
-                  <a:graphicData uri="http://schemas.microsoft.com/office/word/2010/wordprocessingShape">
-                    <wps:wsp>
-                      <wps:cNvSpPr/>
-                      <wps:spPr>
-                        <a:xfrm>
-                          <a:off x="0" y="0"/>
-                          <a:ext cx="5760720" cy="19080"/>
-                        </a:xfrm>
-                        <a:prstGeom prst="rect">
-                          <a:avLst/>
-                        </a:prstGeom>
-                        <a:solidFill>
-                          <a:srgbClr val="FFFFFF"/>
-                        </a:solidFill>
-                        <a:ln w="0">
-                          <a:solidFill>
-                            <a:srgbClr val="000000"/>
-                          </a:solidFill>
-                        </a:ln>
-                      </wps:spPr>
-                      <wps:style>
-                        <a:lnRef idx="0"/>
-                        <a:fillRef idx="0"/>
-                        <a:effectRef idx="0"/>
-                        <a:fontRef idx="minor"/>
-                      </wps:style>
-                      <wps:bodyPr/>
-                    </wps:wsp>
-                  </a:graphicData>
-                </a:graphic>
-                <wp14:sizeRelH relativeFrom="page">
-                  <wp14:pctWidth>100000</wp14:pctWidth>
-                </wp14:sizeRelH>
-              </wp:inline>
+              <ns3:inline distT="0" distB="0" distL="0" distR="0">
+                <ns3:extent cx="5760720" cy="19050"/>
+                <ns3:effectExtent l="0" t="0" r="0" b="0"/>
+                <ns3:docPr id="12" name="Shape12"/>
+                <ns4:graphic>
+                  <ns4:graphicData uri="http://schemas.microsoft.com/office/word/2010/wordprocessingShape">
+                    <ns6:wsp>
+                      <ns6:cNvSpPr/>
+                      <ns6:spPr>
+                        <ns4:xfrm>
+                          <ns4:off x="0" y="0"/>
+                          <ns4:ext cx="5760720" cy="19080"/>
+                        </ns4:xfrm>
+                        <ns4:prstGeom prst="rect">
+                          <ns4:avLst/>
+                        </ns4:prstGeom>
+                        <ns4:solidFill>
+                          <ns4:srgbClr val="FFFFFF"/>
+                        </ns4:solidFill>
+                        <ns4:ln w="0">
+                          <ns4:solidFill>
+                            <ns4:srgbClr val="000000"/>
+                          </ns4:solidFill>
+                        </ns4:ln>
+                      </ns6:spPr>
+                      <ns6:style>
+                        <ns4:lnRef idx="0"/>
+                        <ns4:fillRef idx="0"/>
+                        <ns4:effectRef idx="0"/>
+                        <ns4:fontRef idx="minor"/>
+                      </ns6:style>
+                      <ns6:bodyPr/>
+                    </ns6:wsp>
+                  </ns4:graphicData>
+                </ns4:graphic>
+                <ns7:sizeRelH relativeFrom="page">
+                  <ns7:pctWidth>100000</ns7:pctWidth>
+                </ns7:sizeRelH>
+              </ns3:inline>
             </w:drawing>
-          </mc:Choice>
-          <mc:Fallback>
+          </ns1:Choice>
+          <ns1:Fallback>
             <w:pict>
-              <v:rect id="shape_0" fillcolor="white" stroked="t" o:allowincell="f" style="position:absolute;margin-left:0pt;margin-top:-1.55pt;width:453.55pt;height:1.45pt;mso-wrap-style:none;v-text-anchor:middle;mso-position-vertical:top">
-                <v:fill o:detectmouseclick="t" type="solid" color2="black"/>
-                <v:stroke color="black" joinstyle="round" endcap="flat"/>
-                <w10:wrap type="square"/>
-              </v:rect>
+              <ns8:rect id="shape_0" fillcolor="white" stroked="t" ns9:allowincell="f" style="position:absolute;margin-left:0pt;margin-top:-1.55pt;width:453.55pt;height:1.45pt;mso-wrap-style:none;v-text-anchor:middle;mso-position-vertical:top">
+                <ns8:fill ns9:detectmouseclick="t" type="solid" color2="black"/>
+                <ns8:stroke color="black" joinstyle="round" endcap="flat"/>
+                <ns10:wrap type="square"/>
+              </ns8:rect>
             </w:pict>
-          </mc:Fallback>
-        </mc:AlternateContent>
+          </ns1:Fallback>
+        </ns1:AlternateContent>
       </w:r>
       <w:bookmarkEnd w:id="11"/>
     </w:p>
@@ -5477,60 +5497,60 @@
       </w:pPr>
       <w:r>
         <w:rPr/>
-        <mc:AlternateContent>
-          <mc:Choice Requires="wps">
+        <ns1:AlternateContent>
+          <ns1:Choice Requires="wps">
             <w:drawing>
-              <wp:inline distT="0" distB="0" distL="0" distR="0">
-                <wp:extent cx="5760720" cy="19050"/>
-                <wp:effectExtent l="0" t="0" r="0" b="0"/>
-                <wp:docPr id="13" name="Shape13"/>
-                <a:graphic xmlns:a="http://schemas.openxmlformats.org/drawingml/2006/main">
-                  <a:graphicData uri="http://schemas.microsoft.com/office/word/2010/wordprocessingShape">
-                    <wps:wsp>
-                      <wps:cNvSpPr/>
-                      <wps:spPr>
-                        <a:xfrm>
-                          <a:off x="0" y="0"/>
-                          <a:ext cx="5760720" cy="19080"/>
-                        </a:xfrm>
-                        <a:prstGeom prst="rect">
-                          <a:avLst/>
-                        </a:prstGeom>
-                        <a:solidFill>
-                          <a:srgbClr val="FFFFFF"/>
-                        </a:solidFill>
-                        <a:ln w="0">
-                          <a:solidFill>
-                            <a:srgbClr val="000000"/>
-                          </a:solidFill>
-                        </a:ln>
-                      </wps:spPr>
-                      <wps:style>
-                        <a:lnRef idx="0"/>
-                        <a:fillRef idx="0"/>
-                        <a:effectRef idx="0"/>
-                        <a:fontRef idx="minor"/>
-                      </wps:style>
-                      <wps:bodyPr/>
-                    </wps:wsp>
-                  </a:graphicData>
-                </a:graphic>
-                <wp14:sizeRelH relativeFrom="page">
-                  <wp14:pctWidth>100000</wp14:pctWidth>
-                </wp14:sizeRelH>
-              </wp:inline>
+              <ns3:inline distT="0" distB="0" distL="0" distR="0">
+                <ns3:extent cx="5760720" cy="19050"/>
+                <ns3:effectExtent l="0" t="0" r="0" b="0"/>
+                <ns3:docPr id="13" name="Shape13"/>
+                <ns4:graphic>
+                  <ns4:graphicData uri="http://schemas.microsoft.com/office/word/2010/wordprocessingShape">
+                    <ns6:wsp>
+                      <ns6:cNvSpPr/>
+                      <ns6:spPr>
+                        <ns4:xfrm>
+                          <ns4:off x="0" y="0"/>
+                          <ns4:ext cx="5760720" cy="19080"/>
+                        </ns4:xfrm>
+                        <ns4:prstGeom prst="rect">
+                          <ns4:avLst/>
+                        </ns4:prstGeom>
+                        <ns4:solidFill>
+                          <ns4:srgbClr val="FFFFFF"/>
+                        </ns4:solidFill>
+                        <ns4:ln w="0">
+                          <ns4:solidFill>
+                            <ns4:srgbClr val="000000"/>
+                          </ns4:solidFill>
+                        </ns4:ln>
+                      </ns6:spPr>
+                      <ns6:style>
+                        <ns4:lnRef idx="0"/>
+                        <ns4:fillRef idx="0"/>
+                        <ns4:effectRef idx="0"/>
+                        <ns4:fontRef idx="minor"/>
+                      </ns6:style>
+                      <ns6:bodyPr/>
+                    </ns6:wsp>
+                  </ns4:graphicData>
+                </ns4:graphic>
+                <ns7:sizeRelH relativeFrom="page">
+                  <ns7:pctWidth>100000</ns7:pctWidth>
+                </ns7:sizeRelH>
+              </ns3:inline>
             </w:drawing>
-          </mc:Choice>
-          <mc:Fallback>
+          </ns1:Choice>
+          <ns1:Fallback>
             <w:pict>
-              <v:rect id="shape_0" fillcolor="white" stroked="t" o:allowincell="f" style="position:absolute;margin-left:0pt;margin-top:-1.55pt;width:453.55pt;height:1.45pt;mso-wrap-style:none;v-text-anchor:middle;mso-position-vertical:top">
-                <v:fill o:detectmouseclick="t" type="solid" color2="black"/>
-                <v:stroke color="black" joinstyle="round" endcap="flat"/>
-                <w10:wrap type="square"/>
-              </v:rect>
+              <ns8:rect id="shape_0" fillcolor="white" stroked="t" ns9:allowincell="f" style="position:absolute;margin-left:0pt;margin-top:-1.55pt;width:453.55pt;height:1.45pt;mso-wrap-style:none;v-text-anchor:middle;mso-position-vertical:top">
+                <ns8:fill ns9:detectmouseclick="t" type="solid" color2="black"/>
+                <ns8:stroke color="black" joinstyle="round" endcap="flat"/>
+                <ns10:wrap type="square"/>
+              </ns8:rect>
             </w:pict>
-          </mc:Fallback>
-        </mc:AlternateContent>
+          </ns1:Fallback>
+        </ns1:AlternateContent>
       </w:r>
       <w:bookmarkEnd w:id="12"/>
     </w:p>
@@ -10325,60 +10345,60 @@
       </w:pPr>
       <w:r>
         <w:rPr/>
-        <mc:AlternateContent>
-          <mc:Choice Requires="wps">
+        <ns1:AlternateContent>
+          <ns1:Choice Requires="wps">
             <w:drawing>
-              <wp:inline distT="0" distB="0" distL="0" distR="0">
-                <wp:extent cx="5760720" cy="19050"/>
-                <wp:effectExtent l="0" t="0" r="0" b="0"/>
-                <wp:docPr id="14" name="Shape14"/>
-                <a:graphic xmlns:a="http://schemas.openxmlformats.org/drawingml/2006/main">
-                  <a:graphicData uri="http://schemas.microsoft.com/office/word/2010/wordprocessingShape">
-                    <wps:wsp>
-                      <wps:cNvSpPr/>
-                      <wps:spPr>
-                        <a:xfrm>
-                          <a:off x="0" y="0"/>
-                          <a:ext cx="5760720" cy="19080"/>
-                        </a:xfrm>
-                        <a:prstGeom prst="rect">
-                          <a:avLst/>
-                        </a:prstGeom>
-                        <a:solidFill>
-                          <a:srgbClr val="FFFFFF"/>
-                        </a:solidFill>
-                        <a:ln w="0">
-                          <a:solidFill>
-                            <a:srgbClr val="000000"/>
-                          </a:solidFill>
-                        </a:ln>
-                      </wps:spPr>
-                      <wps:style>
-                        <a:lnRef idx="0"/>
-                        <a:fillRef idx="0"/>
-                        <a:effectRef idx="0"/>
-                        <a:fontRef idx="minor"/>
-                      </wps:style>
-                      <wps:bodyPr/>
-                    </wps:wsp>
-                  </a:graphicData>
-                </a:graphic>
-                <wp14:sizeRelH relativeFrom="page">
-                  <wp14:pctWidth>100000</wp14:pctWidth>
-                </wp14:sizeRelH>
-              </wp:inline>
+              <ns3:inline distT="0" distB="0" distL="0" distR="0">
+                <ns3:extent cx="5760720" cy="19050"/>
+                <ns3:effectExtent l="0" t="0" r="0" b="0"/>
+                <ns3:docPr id="14" name="Shape14"/>
+                <ns4:graphic>
+                  <ns4:graphicData uri="http://schemas.microsoft.com/office/word/2010/wordprocessingShape">
+                    <ns6:wsp>
+                      <ns6:cNvSpPr/>
+                      <ns6:spPr>
+                        <ns4:xfrm>
+                          <ns4:off x="0" y="0"/>
+                          <ns4:ext cx="5760720" cy="19080"/>
+                        </ns4:xfrm>
+                        <ns4:prstGeom prst="rect">
+                          <ns4:avLst/>
+                        </ns4:prstGeom>
+                        <ns4:solidFill>
+                          <ns4:srgbClr val="FFFFFF"/>
+                        </ns4:solidFill>
+                        <ns4:ln w="0">
+                          <ns4:solidFill>
+                            <ns4:srgbClr val="000000"/>
+                          </ns4:solidFill>
+                        </ns4:ln>
+                      </ns6:spPr>
+                      <ns6:style>
+                        <ns4:lnRef idx="0"/>
+                        <ns4:fillRef idx="0"/>
+                        <ns4:effectRef idx="0"/>
+                        <ns4:fontRef idx="minor"/>
+                      </ns6:style>
+                      <ns6:bodyPr/>
+                    </ns6:wsp>
+                  </ns4:graphicData>
+                </ns4:graphic>
+                <ns7:sizeRelH relativeFrom="page">
+                  <ns7:pctWidth>100000</ns7:pctWidth>
+                </ns7:sizeRelH>
+              </ns3:inline>
             </w:drawing>
-          </mc:Choice>
-          <mc:Fallback>
+          </ns1:Choice>
+          <ns1:Fallback>
             <w:pict>
-              <v:rect id="shape_0" fillcolor="white" stroked="t" o:allowincell="f" style="position:absolute;margin-left:0pt;margin-top:-1.55pt;width:453.55pt;height:1.45pt;mso-wrap-style:none;v-text-anchor:middle;mso-position-vertical:top">
-                <v:fill o:detectmouseclick="t" type="solid" color2="black"/>
-                <v:stroke color="black" joinstyle="round" endcap="flat"/>
-                <w10:wrap type="square"/>
-              </v:rect>
+              <ns8:rect id="shape_0" fillcolor="white" stroked="t" ns9:allowincell="f" style="position:absolute;margin-left:0pt;margin-top:-1.55pt;width:453.55pt;height:1.45pt;mso-wrap-style:none;v-text-anchor:middle;mso-position-vertical:top">
+                <ns8:fill ns9:detectmouseclick="t" type="solid" color2="black"/>
+                <ns8:stroke color="black" joinstyle="round" endcap="flat"/>
+                <ns10:wrap type="square"/>
+              </ns8:rect>
             </w:pict>
-          </mc:Fallback>
-        </mc:AlternateContent>
+          </ns1:Fallback>
+        </ns1:AlternateContent>
       </w:r>
       <w:bookmarkEnd w:id="13"/>
     </w:p>
@@ -10985,60 +11005,60 @@
       </w:pPr>
       <w:r>
         <w:rPr/>
-        <mc:AlternateContent>
-          <mc:Choice Requires="wps">
+        <ns1:AlternateContent>
+          <ns1:Choice Requires="wps">
             <w:drawing>
-              <wp:inline distT="0" distB="0" distL="0" distR="0">
-                <wp:extent cx="5760720" cy="19050"/>
-                <wp:effectExtent l="0" t="0" r="0" b="0"/>
-                <wp:docPr id="15" name="Shape15"/>
-                <a:graphic xmlns:a="http://schemas.openxmlformats.org/drawingml/2006/main">
-                  <a:graphicData uri="http://schemas.microsoft.com/office/word/2010/wordprocessingShape">
-                    <wps:wsp>
-                      <wps:cNvSpPr/>
-                      <wps:spPr>
-                        <a:xfrm>
-                          <a:off x="0" y="0"/>
-                          <a:ext cx="5760720" cy="19080"/>
-                        </a:xfrm>
-                        <a:prstGeom prst="rect">
-                          <a:avLst/>
-                        </a:prstGeom>
-                        <a:solidFill>
-                          <a:srgbClr val="FFFFFF"/>
-                        </a:solidFill>
-                        <a:ln w="0">
-                          <a:solidFill>
-                            <a:srgbClr val="000000"/>
-                          </a:solidFill>
-                        </a:ln>
-                      </wps:spPr>
-                      <wps:style>
-                        <a:lnRef idx="0"/>
-                        <a:fillRef idx="0"/>
-                        <a:effectRef idx="0"/>
-                        <a:fontRef idx="minor"/>
-                      </wps:style>
-                      <wps:bodyPr/>
-                    </wps:wsp>
-                  </a:graphicData>
-                </a:graphic>
-                <wp14:sizeRelH relativeFrom="page">
-                  <wp14:pctWidth>100000</wp14:pctWidth>
-                </wp14:sizeRelH>
-              </wp:inline>
+              <ns3:inline distT="0" distB="0" distL="0" distR="0">
+                <ns3:extent cx="5760720" cy="19050"/>
+                <ns3:effectExtent l="0" t="0" r="0" b="0"/>
+                <ns3:docPr id="15" name="Shape15"/>
+                <ns4:graphic>
+                  <ns4:graphicData uri="http://schemas.microsoft.com/office/word/2010/wordprocessingShape">
+                    <ns6:wsp>
+                      <ns6:cNvSpPr/>
+                      <ns6:spPr>
+                        <ns4:xfrm>
+                          <ns4:off x="0" y="0"/>
+                          <ns4:ext cx="5760720" cy="19080"/>
+                        </ns4:xfrm>
+                        <ns4:prstGeom prst="rect">
+                          <ns4:avLst/>
+                        </ns4:prstGeom>
+                        <ns4:solidFill>
+                          <ns4:srgbClr val="FFFFFF"/>
+                        </ns4:solidFill>
+                        <ns4:ln w="0">
+                          <ns4:solidFill>
+                            <ns4:srgbClr val="000000"/>
+                          </ns4:solidFill>
+                        </ns4:ln>
+                      </ns6:spPr>
+                      <ns6:style>
+                        <ns4:lnRef idx="0"/>
+                        <ns4:fillRef idx="0"/>
+                        <ns4:effectRef idx="0"/>
+                        <ns4:fontRef idx="minor"/>
+                      </ns6:style>
+                      <ns6:bodyPr/>
+                    </ns6:wsp>
+                  </ns4:graphicData>
+                </ns4:graphic>
+                <ns7:sizeRelH relativeFrom="page">
+                  <ns7:pctWidth>100000</ns7:pctWidth>
+                </ns7:sizeRelH>
+              </ns3:inline>
             </w:drawing>
-          </mc:Choice>
-          <mc:Fallback>
+          </ns1:Choice>
+          <ns1:Fallback>
             <w:pict>
-              <v:rect id="shape_0" fillcolor="white" stroked="t" o:allowincell="f" style="position:absolute;margin-left:0pt;margin-top:-1.55pt;width:453.55pt;height:1.45pt;mso-wrap-style:none;v-text-anchor:middle;mso-position-vertical:top">
-                <v:fill o:detectmouseclick="t" type="solid" color2="black"/>
-                <v:stroke color="black" joinstyle="round" endcap="flat"/>
-                <w10:wrap type="square"/>
-              </v:rect>
+              <ns8:rect id="shape_0" fillcolor="white" stroked="t" ns9:allowincell="f" style="position:absolute;margin-left:0pt;margin-top:-1.55pt;width:453.55pt;height:1.45pt;mso-wrap-style:none;v-text-anchor:middle;mso-position-vertical:top">
+                <ns8:fill ns9:detectmouseclick="t" type="solid" color2="black"/>
+                <ns8:stroke color="black" joinstyle="round" endcap="flat"/>
+                <ns10:wrap type="square"/>
+              </ns8:rect>
             </w:pict>
-          </mc:Fallback>
-        </mc:AlternateContent>
+          </ns1:Fallback>
+        </ns1:AlternateContent>
       </w:r>
     </w:p>
     <w:p>
@@ -11054,42 +11074,42 @@
             <w:rStyle w:val="Hyperlink"/>
           </w:rPr>
           <w:drawing>
-            <wp:inline distT="0" distB="0" distL="0" distR="0">
-              <wp:extent cx="914400" cy="235585"/>
-              <wp:effectExtent l="0" t="0" r="0" b="0"/>
-              <wp:docPr id="16" name="Picture" descr="Instats"/>
-              <wp:cNvGraphicFramePr>
-                <a:graphicFrameLocks xmlns:a="http://schemas.openxmlformats.org/drawingml/2006/main" noChangeAspect="1"/>
-              </wp:cNvGraphicFramePr>
-              <a:graphic xmlns:a="http://schemas.openxmlformats.org/drawingml/2006/main">
-                <a:graphicData uri="http://schemas.openxmlformats.org/drawingml/2006/picture">
-                  <pic:pic xmlns:pic="http://schemas.openxmlformats.org/drawingml/2006/picture">
-                    <pic:nvPicPr>
-                      <pic:cNvPr id="16" name="Picture" descr="Instats"/>
-                      <pic:cNvPicPr>
-                        <a:picLocks noChangeAspect="1" noChangeArrowheads="1"/>
-                      </pic:cNvPicPr>
-                    </pic:nvPicPr>
-                    <pic:blipFill>
-                      <a:blip r:embed="rId4"/>
-                      <a:stretch>
-                        <a:fillRect/>
-                      </a:stretch>
-                    </pic:blipFill>
-                    <pic:spPr bwMode="auto">
-                      <a:xfrm>
-                        <a:off x="0" y="0"/>
-                        <a:ext cx="914400" cy="235585"/>
-                      </a:xfrm>
-                      <a:prstGeom prst="rect">
-                        <a:avLst/>
-                      </a:prstGeom>
-                      <a:noFill/>
-                    </pic:spPr>
-                  </pic:pic>
-                </a:graphicData>
-              </a:graphic>
-            </wp:inline>
+            <ns3:inline distT="0" distB="0" distL="0" distR="0">
+              <ns3:extent cx="914400" cy="235585"/>
+              <ns3:effectExtent l="0" t="0" r="0" b="0"/>
+              <ns3:docPr id="16" name="Picture" descr="Instats"/>
+              <ns3:cNvGraphicFramePr>
+                <ns4:graphicFrameLocks noChangeAspect="1"/>
+              </ns3:cNvGraphicFramePr>
+              <ns4:graphic>
+                <ns4:graphicData uri="http://schemas.openxmlformats.org/drawingml/2006/picture">
+                  <ns5:pic>
+                    <ns5:nvPicPr>
+                      <ns5:cNvPr id="16" name="Picture" descr="Instats"/>
+                      <ns5:cNvPicPr>
+                        <ns4:picLocks noChangeAspect="1" noChangeArrowheads="1"/>
+                      </ns5:cNvPicPr>
+                    </ns5:nvPicPr>
+                    <ns5:blipFill>
+                      <ns4:blip r:embed="rId4"/>
+                      <ns4:stretch>
+                        <ns4:fillRect/>
+                      </ns4:stretch>
+                    </ns5:blipFill>
+                    <ns5:spPr bwMode="auto">
+                      <ns4:xfrm>
+                        <ns4:off x="0" y="0"/>
+                        <ns4:ext cx="914400" cy="235585"/>
+                      </ns4:xfrm>
+                      <ns4:prstGeom prst="rect">
+                        <ns4:avLst/>
+                      </ns4:prstGeom>
+                      <ns4:noFill/>
+                    </ns5:spPr>
+                  </ns5:pic>
+                </ns4:graphicData>
+              </ns4:graphic>
+            </ns3:inline>
           </w:drawing>
         </w:r>
       </w:hyperlink>
@@ -11146,41 +11166,130 @@
       </w:pPr>
       <w:r>
         <w:rPr>
-          <w:i/>
-          <w:iCs/>
-        </w:rPr>
-        <w:t xml:space="preserve">Part of the Instats AI Readiness Pack · </w:t>
-      </w:r>
-      <w:hyperlink r:id="rId7">
+          <w:b/>
+          <w:i w:val="0"/>
+        </w:rPr>
+        <w:t xml:space="preserve">Cite the pack. </w:t>
+      </w:r>
+      <w:r>
+        <w:rPr>
+          <w:i w:val="0"/>
+        </w:rPr>
+        <w:t xml:space="preserve">Zyphur, M. J. (2026). </w:t>
+      </w:r>
+      <w:hyperlink r:id="rId20">
         <w:r>
           <w:rPr>
             <w:rStyle w:val="Hyperlink"/>
-            <w:i/>
-            <w:iCs/>
+            <w:i w:val="1"/>
           </w:rPr>
-          <w:t>instats.org/publications/ai-readiness</w:t>
+          <w:t xml:space="preserve">The Institutional AI Readiness Pack: Self-Assessment and Implementation Tools for Responsible AI in Academic Research</w:t>
         </w:r>
       </w:hyperlink>
       <w:r>
         <w:rPr>
-          <w:i/>
-          <w:iCs/>
-        </w:rPr>
-        <w:t xml:space="preserve"> · CC BY 4.0 — adapt freely for institutional use, with attribution. Companion to</w:t>
-      </w:r>
-      <w:r>
-        <w:rPr/>
-        <w:t xml:space="preserve"> Responsible AI in Academic Research: A Competency Framework for Research Training </w:t>
-      </w:r>
-      <w:r>
-        <w:rPr>
-          <w:i/>
-          <w:iCs/>
-        </w:rPr>
-        <w:t>(DOI 10.61700/t31oy23grr).</w:t>
-      </w:r>
-      <w:bookmarkEnd w:id="0"/>
-      <w:bookmarkEnd w:id="14"/>
+          <w:i w:val="0"/>
+        </w:rPr>
+        <w:t xml:space="preserve">. Instats Policy Series. </w:t>
+      </w:r>
+      <w:hyperlink r:id="rId21">
+        <w:r>
+          <w:rPr>
+            <w:rStyle w:val="Hyperlink"/>
+            <w:i w:val="0"/>
+          </w:rPr>
+          <w:t xml:space="preserve">https://doi.org/10.61700/bv2nulyhht</w:t>
+        </w:r>
+      </w:hyperlink>
+    </w:p>
+    <w:p>
+      <w:pPr>
+        <w:pStyle w:val="InstatsColophon"/>
+        <w:keepLines/>
+        <w:pBdr>
+          <w:left w:val="single" w:sz="24" w:space="10" w:color="3092B1"/>
+        </w:pBdr>
+        <w:spacing w:lineRule="auto" w:line="336" w:before="80" w:after="160"/>
+        <w:ind w:start="283"/>
+        <w:rPr/>
+      </w:pPr>
+      <w:r>
+        <w:rPr>
+          <w:b/>
+          <w:i w:val="0"/>
+        </w:rPr>
+        <w:t xml:space="preserve">Companion report. </w:t>
+      </w:r>
+      <w:r>
+        <w:rPr>
+          <w:i w:val="0"/>
+        </w:rPr>
+        <w:t xml:space="preserve">Zyphur, M. J. (2026). </w:t>
+      </w:r>
+      <w:hyperlink r:id="rId22">
+        <w:r>
+          <w:rPr>
+            <w:rStyle w:val="Hyperlink"/>
+            <w:i w:val="1"/>
+          </w:rPr>
+          <w:t xml:space="preserve">Responsible AI in Academic Research: A Competency Framework for Research Training</w:t>
+        </w:r>
+      </w:hyperlink>
+      <w:r>
+        <w:rPr>
+          <w:i w:val="0"/>
+        </w:rPr>
+        <w:t xml:space="preserve">. Instats Policy Series. </w:t>
+      </w:r>
+      <w:hyperlink r:id="rId23">
+        <w:r>
+          <w:rPr>
+            <w:rStyle w:val="Hyperlink"/>
+            <w:i w:val="0"/>
+          </w:rPr>
+          <w:t xml:space="preserve">https://doi.org/10.61700/t31oy23grr</w:t>
+        </w:r>
+      </w:hyperlink>
+    </w:p>
+    <w:p>
+      <w:pPr>
+        <w:pStyle w:val="InstatsColophon"/>
+        <w:keepLines/>
+        <w:pBdr>
+          <w:left w:val="single" w:sz="24" w:space="10" w:color="3092B1"/>
+        </w:pBdr>
+        <w:spacing w:lineRule="auto" w:line="336" w:before="80" w:after="160"/>
+        <w:ind w:start="283"/>
+        <w:rPr/>
+      </w:pPr>
+      <w:r>
+        <w:rPr>
+          <w:b/>
+          <w:i w:val="0"/>
+        </w:rPr>
+        <w:t xml:space="preserve">License. </w:t>
+      </w:r>
+      <w:r>
+        <w:rPr>
+          <w:i w:val="0"/>
+        </w:rPr>
+        <w:t xml:space="preserve">The pack and its instruments are licensed under </w:t>
+      </w:r>
+      <w:hyperlink r:id="rId24">
+        <w:r>
+          <w:rPr>
+            <w:rStyle w:val="Hyperlink"/>
+            <w:i w:val="0"/>
+          </w:rPr>
+          <w:t xml:space="preserve">Creative Commons Attribution 4.0 International (CC BY 4.0)</w:t>
+        </w:r>
+      </w:hyperlink>
+      <w:r>
+        <w:rPr>
+          <w:i w:val="0"/>
+        </w:rPr>
+        <w:t xml:space="preserve">. You may adapt them for institutional use with attribution.</w:t>
+      </w:r>
     </w:p>
     <w:sectPr>
       <w:headerReference w:type="even" r:id="rId8"/>

--- a/docs/instruments/a3_supervisor_survey.docx
+++ b/docs/instruments/a3_supervisor_survey.docx
@@ -11290,6 +11290,8 @@
         </w:rPr>
         <w:t xml:space="preserve">. You may adapt them for institutional use with attribution.</w:t>
       </w:r>
+      <w:bookmarkEnd w:id="0"/>
+      <w:bookmarkEnd w:id="14"/>
     </w:p>
     <w:sectPr>
       <w:headerReference w:type="even" r:id="rId8"/>

--- a/docs/instruments/a3_supervisor_survey.docx
+++ b/docs/instruments/a3_supervisor_survey.docx
@@ -1,49 +1,49 @@
 
 <file path=word/document.xml><?xml version="1.0" encoding="utf-8"?>
-<w:document xmlns:ns1="http://schemas.openxmlformats.org/markup-compatibility/2006" xmlns:ns10="urn:schemas-microsoft-com:office:word" xmlns:ns3="http://schemas.openxmlformats.org/drawingml/2006/wordprocessingDrawing" xmlns:ns4="http://schemas.openxmlformats.org/drawingml/2006/main" xmlns:ns5="http://schemas.openxmlformats.org/drawingml/2006/picture" xmlns:ns6="http://schemas.microsoft.com/office/word/2010/wordprocessingShape" xmlns:ns7="http://schemas.microsoft.com/office/word/2010/wordprocessingDrawing" xmlns:ns8="urn:schemas-microsoft-com:vml" xmlns:ns9="urn:schemas-microsoft-com:office:office" xmlns:r="http://schemas.openxmlformats.org/officeDocument/2006/relationships" xmlns:w="http://schemas.openxmlformats.org/wordprocessingml/2006/main" ns1:Ignorable="w14 wp14 w15">
+<w:document xmlns:o="urn:schemas-microsoft-com:office:office" xmlns:r="http://schemas.openxmlformats.org/officeDocument/2006/relationships" xmlns:v="urn:schemas-microsoft-com:vml" xmlns:w="http://schemas.openxmlformats.org/wordprocessingml/2006/main" xmlns:w10="urn:schemas-microsoft-com:office:word" xmlns:wp="http://schemas.openxmlformats.org/drawingml/2006/wordprocessingDrawing" xmlns:pic="http://schemas.openxmlformats.org/drawingml/2006/picture" xmlns:wps="http://schemas.microsoft.com/office/word/2010/wordprocessingShape" xmlns:wpg="http://schemas.microsoft.com/office/word/2010/wordprocessingGroup" xmlns:mc="http://schemas.openxmlformats.org/markup-compatibility/2006" xmlns:wp14="http://schemas.microsoft.com/office/word/2010/wordprocessingDrawing" xmlns:w14="http://schemas.microsoft.com/office/word/2010/wordml" xmlns:w15="http://schemas.microsoft.com/office/word/2012/wordml" mc:Ignorable="w14 wp14 w15">
   <w:body>
     <w:p>
-      <w:hyperlink r:id="rId19">
+      <w:hyperlink r:id="rId24">
         <w:r>
           <w:drawing>
-            <ns3:inline>
-              <ns3:extent cx="1325880" cy="341661"/>
-              <ns3:effectExtent b="0" l="0" r="0" t="0"/>
-              <ns3:docPr descr="Instats" title="" id="22" name="Picture"/>
-              <ns4:graphic>
-                <ns4:graphicData uri="http://schemas.openxmlformats.org/drawingml/2006/picture">
-                  <ns5:pic>
-                    <ns5:nvPicPr>
-                      <ns5:cNvPr descr="instats_logo.png" id="23" name="Picture"/>
-                      <ns5:cNvPicPr>
-                        <ns4:picLocks noChangeArrowheads="1" noChangeAspect="1"/>
-                      </ns5:cNvPicPr>
-                    </ns5:nvPicPr>
-                    <ns5:blipFill>
-                      <ns4:blip r:embed="rId18"/>
-                      <ns4:stretch>
-                        <ns4:fillRect/>
-                      </ns4:stretch>
-                    </ns5:blipFill>
-                    <ns5:spPr bwMode="auto">
-                      <ns4:xfrm>
-                        <ns4:off x="0" y="0"/>
-                        <ns4:ext cx="1325880" cy="341661"/>
-                      </ns4:xfrm>
-                      <ns4:prstGeom prst="rect">
-                        <ns4:avLst/>
-                      </ns4:prstGeom>
-                      <ns4:noFill/>
-                      <ns4:ln w="9525">
-                        <ns4:noFill/>
-                        <ns4:headEnd/>
-                        <ns4:tailEnd/>
-                      </ns4:ln>
-                    </ns5:spPr>
-                  </ns5:pic>
-                </ns4:graphicData>
-              </ns4:graphic>
-            </ns3:inline>
+            <wp:inline>
+              <wp:extent cx="1325880" cy="341661"/>
+              <wp:effectExtent b="0" l="0" r="0" t="0"/>
+              <wp:docPr descr="Instats" title="" id="22" name="Picture"/>
+              <a:graphic xmlns:a="http://schemas.openxmlformats.org/drawingml/2006/main">
+                <a:graphicData uri="http://schemas.openxmlformats.org/drawingml/2006/picture">
+                  <pic:pic>
+                    <pic:nvPicPr>
+                      <pic:cNvPr descr="instats_logo.png" id="23" name="Picture"/>
+                      <pic:cNvPicPr>
+                        <a:picLocks noChangeArrowheads="1" noChangeAspect="1"/>
+                      </pic:cNvPicPr>
+                    </pic:nvPicPr>
+                    <pic:blipFill>
+                      <a:blip r:embed="rId23"/>
+                      <a:stretch>
+                        <a:fillRect/>
+                      </a:stretch>
+                    </pic:blipFill>
+                    <pic:spPr bwMode="auto">
+                      <a:xfrm>
+                        <a:off x="0" y="0"/>
+                        <a:ext cx="1325880" cy="341661"/>
+                      </a:xfrm>
+                      <a:prstGeom prst="rect">
+                        <a:avLst/>
+                      </a:prstGeom>
+                      <a:noFill/>
+                      <a:ln w="9525">
+                        <a:noFill/>
+                        <a:headEnd/>
+                        <a:tailEnd/>
+                      </a:ln>
+                    </pic:spPr>
+                  </pic:pic>
+                </a:graphicData>
+              </a:graphic>
+            </wp:inline>
           </w:drawing>
         </w:r>
       </w:hyperlink>
@@ -79,79 +79,77 @@
       </w:pPr>
       <w:r>
         <w:rPr/>
-        <ns1:AlternateContent>
-          <ns1:Choice Requires="wps">
+        <mc:AlternateContent>
+          <mc:Choice Requires="wps">
             <w:drawing>
-              <ns3:inline distT="0" distB="0" distL="0" distR="0">
-                <ns3:extent cx="5760720" cy="19050"/>
-                <ns3:effectExtent l="0" t="0" r="0" b="0"/>
-                <ns3:docPr id="1" name="Shape1"/>
-                <ns4:graphic>
-                  <ns4:graphicData uri="http://schemas.microsoft.com/office/word/2010/wordprocessingShape">
-                    <ns6:wsp>
-                      <ns6:cNvSpPr/>
-                      <ns6:spPr>
-                        <ns4:xfrm>
-                          <ns4:off x="0" y="0"/>
-                          <ns4:ext cx="5760720" cy="19080"/>
-                        </ns4:xfrm>
-                        <ns4:prstGeom prst="rect">
-                          <ns4:avLst/>
-                        </ns4:prstGeom>
-                        <ns4:solidFill>
-                          <ns4:srgbClr val="FFFFFF"/>
-                        </ns4:solidFill>
-                        <ns4:ln w="0">
-                          <ns4:solidFill>
-                            <ns4:srgbClr val="000000"/>
-                          </ns4:solidFill>
-                        </ns4:ln>
-                      </ns6:spPr>
-                      <ns6:style>
-                        <ns4:lnRef idx="0"/>
-                        <ns4:fillRef idx="0"/>
-                        <ns4:effectRef idx="0"/>
-                        <ns4:fontRef idx="minor"/>
-                      </ns6:style>
-                      <ns6:bodyPr/>
-                    </ns6:wsp>
-                  </ns4:graphicData>
-                </ns4:graphic>
-                <ns7:sizeRelH relativeFrom="page">
-                  <ns7:pctWidth>100000</ns7:pctWidth>
-                </ns7:sizeRelH>
-              </ns3:inline>
+              <wp:inline distT="0" distB="0" distL="0" distR="0">
+                <wp:extent cx="5760720" cy="19050"/>
+                <wp:effectExtent l="0" t="0" r="0" b="0"/>
+                <wp:docPr id="1" name="Shape1"/>
+                <a:graphic xmlns:a="http://schemas.openxmlformats.org/drawingml/2006/main">
+                  <a:graphicData uri="http://schemas.microsoft.com/office/word/2010/wordprocessingShape">
+                    <wps:wsp>
+                      <wps:cNvSpPr/>
+                      <wps:spPr>
+                        <a:xfrm>
+                          <a:off x="0" y="0"/>
+                          <a:ext cx="5760720" cy="19080"/>
+                        </a:xfrm>
+                        <a:prstGeom prst="rect">
+                          <a:avLst/>
+                        </a:prstGeom>
+                        <a:solidFill>
+                          <a:srgbClr val="FFFFFF"/>
+                        </a:solidFill>
+                        <a:ln w="0">
+                          <a:solidFill>
+                            <a:srgbClr val="000000"/>
+                          </a:solidFill>
+                        </a:ln>
+                      </wps:spPr>
+                      <wps:style>
+                        <a:lnRef idx="0"/>
+                        <a:fillRef idx="0"/>
+                        <a:effectRef idx="0"/>
+                        <a:fontRef idx="minor"/>
+                      </wps:style>
+                      <wps:bodyPr/>
+                    </wps:wsp>
+                  </a:graphicData>
+                </a:graphic>
+                <wp14:sizeRelH relativeFrom="page">
+                  <wp14:pctWidth>100000</wp14:pctWidth>
+                </wp14:sizeRelH>
+              </wp:inline>
             </w:drawing>
-          </ns1:Choice>
-          <ns1:Fallback>
+          </mc:Choice>
+          <mc:Fallback>
             <w:pict>
-              <ns8:rect id="shape_0" fillcolor="white" stroked="t" ns9:allowincell="f" style="position:absolute;margin-left:0pt;margin-top:-1.55pt;width:453.55pt;height:1.45pt;mso-wrap-style:none;v-text-anchor:middle;mso-position-vertical:top">
-                <ns8:fill ns9:detectmouseclick="t" type="solid" color2="black"/>
-                <ns8:stroke color="black" joinstyle="round" endcap="flat"/>
-                <ns10:wrap type="square"/>
-              </ns8:rect>
+              <v:rect id="shape_0" fillcolor="white" stroked="t" o:allowincell="f" style="position:absolute;margin-left:0pt;margin-top:-1.55pt;width:453.55pt;height:1.45pt;mso-wrap-style:none;v-text-anchor:middle;mso-position-vertical:top">
+                <v:fill o:detectmouseclick="t" type="solid" color2="black"/>
+                <v:stroke color="black" joinstyle="round" endcap="flat"/>
+                <w10:wrap type="square"/>
+              </v:rect>
             </w:pict>
-          </ns1:Fallback>
-        </ns1:AlternateContent>
+          </mc:Fallback>
+        </mc:AlternateContent>
       </w:r>
     </w:p>
     <w:p>
       <w:pPr>
-        <w:pStyle w:val="BodyText"/>
-      </w:pPr>
-      <w:hyperlink r:id="rId25">
+        <w:pStyle w:val="FirstParagraph"/>
+        <w:rPr/>
+      </w:pPr>
+      <w:hyperlink r:id="rId2">
         <w:r>
           <w:rPr>
             <w:rStyle w:val="Hyperlink"/>
-            <w:i w:val="0"/>
           </w:rPr>
-          <w:t xml:space="preserve">Browse the full online instrument catalogue</w:t>
+          <w:t>Browse the full online instrument catalogue</w:t>
         </w:r>
       </w:hyperlink>
       <w:r>
-        <w:rPr>
-          <w:i w:val="0"/>
-        </w:rPr>
+        <w:rPr/>
         <w:t xml:space="preserve"> to read or download every resource in HTML, Word, PDF, and spreadsheet formats.</w:t>
       </w:r>
     </w:p>
@@ -489,7 +487,7 @@
                 <w:lang w:val="en-US" w:eastAsia="en-US" w:bidi="ar-SA"/>
               </w:rPr>
             </w:pPr>
-            <w:hyperlink r:id="rId2">
+            <w:hyperlink r:id="rId3">
               <w:r>
                 <w:rPr>
                   <w:rStyle w:val="Hyperlink"/>
@@ -911,60 +909,60 @@
       </w:pPr>
       <w:r>
         <w:rPr/>
-        <ns1:AlternateContent>
-          <ns1:Choice Requires="wps">
+        <mc:AlternateContent>
+          <mc:Choice Requires="wps">
             <w:drawing>
-              <ns3:inline distT="0" distB="0" distL="0" distR="0">
-                <ns3:extent cx="5760720" cy="19050"/>
-                <ns3:effectExtent l="0" t="0" r="0" b="0"/>
-                <ns3:docPr id="2" name="Shape2"/>
-                <ns4:graphic>
-                  <ns4:graphicData uri="http://schemas.microsoft.com/office/word/2010/wordprocessingShape">
-                    <ns6:wsp>
-                      <ns6:cNvSpPr/>
-                      <ns6:spPr>
-                        <ns4:xfrm>
-                          <ns4:off x="0" y="0"/>
-                          <ns4:ext cx="5760720" cy="19080"/>
-                        </ns4:xfrm>
-                        <ns4:prstGeom prst="rect">
-                          <ns4:avLst/>
-                        </ns4:prstGeom>
-                        <ns4:solidFill>
-                          <ns4:srgbClr val="FFFFFF"/>
-                        </ns4:solidFill>
-                        <ns4:ln w="0">
-                          <ns4:solidFill>
-                            <ns4:srgbClr val="000000"/>
-                          </ns4:solidFill>
-                        </ns4:ln>
-                      </ns6:spPr>
-                      <ns6:style>
-                        <ns4:lnRef idx="0"/>
-                        <ns4:fillRef idx="0"/>
-                        <ns4:effectRef idx="0"/>
-                        <ns4:fontRef idx="minor"/>
-                      </ns6:style>
-                      <ns6:bodyPr/>
-                    </ns6:wsp>
-                  </ns4:graphicData>
-                </ns4:graphic>
-                <ns7:sizeRelH relativeFrom="page">
-                  <ns7:pctWidth>100000</ns7:pctWidth>
-                </ns7:sizeRelH>
-              </ns3:inline>
+              <wp:inline distT="0" distB="0" distL="0" distR="0">
+                <wp:extent cx="5760720" cy="19050"/>
+                <wp:effectExtent l="0" t="0" r="0" b="0"/>
+                <wp:docPr id="2" name="Shape2"/>
+                <a:graphic xmlns:a="http://schemas.openxmlformats.org/drawingml/2006/main">
+                  <a:graphicData uri="http://schemas.microsoft.com/office/word/2010/wordprocessingShape">
+                    <wps:wsp>
+                      <wps:cNvSpPr/>
+                      <wps:spPr>
+                        <a:xfrm>
+                          <a:off x="0" y="0"/>
+                          <a:ext cx="5760720" cy="19080"/>
+                        </a:xfrm>
+                        <a:prstGeom prst="rect">
+                          <a:avLst/>
+                        </a:prstGeom>
+                        <a:solidFill>
+                          <a:srgbClr val="FFFFFF"/>
+                        </a:solidFill>
+                        <a:ln w="0">
+                          <a:solidFill>
+                            <a:srgbClr val="000000"/>
+                          </a:solidFill>
+                        </a:ln>
+                      </wps:spPr>
+                      <wps:style>
+                        <a:lnRef idx="0"/>
+                        <a:fillRef idx="0"/>
+                        <a:effectRef idx="0"/>
+                        <a:fontRef idx="minor"/>
+                      </wps:style>
+                      <wps:bodyPr/>
+                    </wps:wsp>
+                  </a:graphicData>
+                </a:graphic>
+                <wp14:sizeRelH relativeFrom="page">
+                  <wp14:pctWidth>100000</wp14:pctWidth>
+                </wp14:sizeRelH>
+              </wp:inline>
             </w:drawing>
-          </ns1:Choice>
-          <ns1:Fallback>
+          </mc:Choice>
+          <mc:Fallback>
             <w:pict>
-              <ns8:rect id="shape_0" fillcolor="white" stroked="t" ns9:allowincell="f" style="position:absolute;margin-left:0pt;margin-top:-1.55pt;width:453.55pt;height:1.45pt;mso-wrap-style:none;v-text-anchor:middle;mso-position-vertical:top">
-                <ns8:fill ns9:detectmouseclick="t" type="solid" color2="black"/>
-                <ns8:stroke color="black" joinstyle="round" endcap="flat"/>
-                <ns10:wrap type="square"/>
-              </ns8:rect>
+              <v:rect id="shape_0" fillcolor="white" stroked="t" o:allowincell="f" style="position:absolute;margin-left:0pt;margin-top:-1.55pt;width:453.55pt;height:1.45pt;mso-wrap-style:none;v-text-anchor:middle;mso-position-vertical:top">
+                <v:fill o:detectmouseclick="t" type="solid" color2="black"/>
+                <v:stroke color="black" joinstyle="round" endcap="flat"/>
+                <w10:wrap type="square"/>
+              </v:rect>
             </w:pict>
-          </ns1:Fallback>
-        </ns1:AlternateContent>
+          </mc:Fallback>
+        </mc:AlternateContent>
       </w:r>
       <w:bookmarkEnd w:id="1"/>
     </w:p>
@@ -1722,60 +1720,60 @@
       </w:pPr>
       <w:r>
         <w:rPr/>
-        <ns1:AlternateContent>
-          <ns1:Choice Requires="wps">
+        <mc:AlternateContent>
+          <mc:Choice Requires="wps">
             <w:drawing>
-              <ns3:inline distT="0" distB="0" distL="0" distR="0">
-                <ns3:extent cx="5760720" cy="19050"/>
-                <ns3:effectExtent l="0" t="0" r="0" b="0"/>
-                <ns3:docPr id="3" name="Shape3"/>
-                <ns4:graphic>
-                  <ns4:graphicData uri="http://schemas.microsoft.com/office/word/2010/wordprocessingShape">
-                    <ns6:wsp>
-                      <ns6:cNvSpPr/>
-                      <ns6:spPr>
-                        <ns4:xfrm>
-                          <ns4:off x="0" y="0"/>
-                          <ns4:ext cx="5760720" cy="19080"/>
-                        </ns4:xfrm>
-                        <ns4:prstGeom prst="rect">
-                          <ns4:avLst/>
-                        </ns4:prstGeom>
-                        <ns4:solidFill>
-                          <ns4:srgbClr val="FFFFFF"/>
-                        </ns4:solidFill>
-                        <ns4:ln w="0">
-                          <ns4:solidFill>
-                            <ns4:srgbClr val="000000"/>
-                          </ns4:solidFill>
-                        </ns4:ln>
-                      </ns6:spPr>
-                      <ns6:style>
-                        <ns4:lnRef idx="0"/>
-                        <ns4:fillRef idx="0"/>
-                        <ns4:effectRef idx="0"/>
-                        <ns4:fontRef idx="minor"/>
-                      </ns6:style>
-                      <ns6:bodyPr/>
-                    </ns6:wsp>
-                  </ns4:graphicData>
-                </ns4:graphic>
-                <ns7:sizeRelH relativeFrom="page">
-                  <ns7:pctWidth>100000</ns7:pctWidth>
-                </ns7:sizeRelH>
-              </ns3:inline>
+              <wp:inline distT="0" distB="0" distL="0" distR="0">
+                <wp:extent cx="5760720" cy="19050"/>
+                <wp:effectExtent l="0" t="0" r="0" b="0"/>
+                <wp:docPr id="3" name="Shape3"/>
+                <a:graphic xmlns:a="http://schemas.openxmlformats.org/drawingml/2006/main">
+                  <a:graphicData uri="http://schemas.microsoft.com/office/word/2010/wordprocessingShape">
+                    <wps:wsp>
+                      <wps:cNvSpPr/>
+                      <wps:spPr>
+                        <a:xfrm>
+                          <a:off x="0" y="0"/>
+                          <a:ext cx="5760720" cy="19080"/>
+                        </a:xfrm>
+                        <a:prstGeom prst="rect">
+                          <a:avLst/>
+                        </a:prstGeom>
+                        <a:solidFill>
+                          <a:srgbClr val="FFFFFF"/>
+                        </a:solidFill>
+                        <a:ln w="0">
+                          <a:solidFill>
+                            <a:srgbClr val="000000"/>
+                          </a:solidFill>
+                        </a:ln>
+                      </wps:spPr>
+                      <wps:style>
+                        <a:lnRef idx="0"/>
+                        <a:fillRef idx="0"/>
+                        <a:effectRef idx="0"/>
+                        <a:fontRef idx="minor"/>
+                      </wps:style>
+                      <wps:bodyPr/>
+                    </wps:wsp>
+                  </a:graphicData>
+                </a:graphic>
+                <wp14:sizeRelH relativeFrom="page">
+                  <wp14:pctWidth>100000</wp14:pctWidth>
+                </wp14:sizeRelH>
+              </wp:inline>
             </w:drawing>
-          </ns1:Choice>
-          <ns1:Fallback>
+          </mc:Choice>
+          <mc:Fallback>
             <w:pict>
-              <ns8:rect id="shape_0" fillcolor="white" stroked="t" ns9:allowincell="f" style="position:absolute;margin-left:0pt;margin-top:-1.55pt;width:453.55pt;height:1.45pt;mso-wrap-style:none;v-text-anchor:middle;mso-position-vertical:top">
-                <ns8:fill ns9:detectmouseclick="t" type="solid" color2="black"/>
-                <ns8:stroke color="black" joinstyle="round" endcap="flat"/>
-                <ns10:wrap type="square"/>
-              </ns8:rect>
+              <v:rect id="shape_0" fillcolor="white" stroked="t" o:allowincell="f" style="position:absolute;margin-left:0pt;margin-top:-1.55pt;width:453.55pt;height:1.45pt;mso-wrap-style:none;v-text-anchor:middle;mso-position-vertical:top">
+                <v:fill o:detectmouseclick="t" type="solid" color2="black"/>
+                <v:stroke color="black" joinstyle="round" endcap="flat"/>
+                <w10:wrap type="square"/>
+              </v:rect>
             </w:pict>
-          </ns1:Fallback>
-        </ns1:AlternateContent>
+          </mc:Fallback>
+        </mc:AlternateContent>
       </w:r>
       <w:bookmarkEnd w:id="2"/>
     </w:p>
@@ -1974,60 +1972,60 @@
       </w:pPr>
       <w:r>
         <w:rPr/>
-        <ns1:AlternateContent>
-          <ns1:Choice Requires="wps">
+        <mc:AlternateContent>
+          <mc:Choice Requires="wps">
             <w:drawing>
-              <ns3:inline distT="0" distB="0" distL="0" distR="0">
-                <ns3:extent cx="5760720" cy="19050"/>
-                <ns3:effectExtent l="0" t="0" r="0" b="0"/>
-                <ns3:docPr id="4" name="Shape4"/>
-                <ns4:graphic>
-                  <ns4:graphicData uri="http://schemas.microsoft.com/office/word/2010/wordprocessingShape">
-                    <ns6:wsp>
-                      <ns6:cNvSpPr/>
-                      <ns6:spPr>
-                        <ns4:xfrm>
-                          <ns4:off x="0" y="0"/>
-                          <ns4:ext cx="5760720" cy="19080"/>
-                        </ns4:xfrm>
-                        <ns4:prstGeom prst="rect">
-                          <ns4:avLst/>
-                        </ns4:prstGeom>
-                        <ns4:solidFill>
-                          <ns4:srgbClr val="FFFFFF"/>
-                        </ns4:solidFill>
-                        <ns4:ln w="0">
-                          <ns4:solidFill>
-                            <ns4:srgbClr val="000000"/>
-                          </ns4:solidFill>
-                        </ns4:ln>
-                      </ns6:spPr>
-                      <ns6:style>
-                        <ns4:lnRef idx="0"/>
-                        <ns4:fillRef idx="0"/>
-                        <ns4:effectRef idx="0"/>
-                        <ns4:fontRef idx="minor"/>
-                      </ns6:style>
-                      <ns6:bodyPr/>
-                    </ns6:wsp>
-                  </ns4:graphicData>
-                </ns4:graphic>
-                <ns7:sizeRelH relativeFrom="page">
-                  <ns7:pctWidth>100000</ns7:pctWidth>
-                </ns7:sizeRelH>
-              </ns3:inline>
+              <wp:inline distT="0" distB="0" distL="0" distR="0">
+                <wp:extent cx="5760720" cy="19050"/>
+                <wp:effectExtent l="0" t="0" r="0" b="0"/>
+                <wp:docPr id="4" name="Shape4"/>
+                <a:graphic xmlns:a="http://schemas.openxmlformats.org/drawingml/2006/main">
+                  <a:graphicData uri="http://schemas.microsoft.com/office/word/2010/wordprocessingShape">
+                    <wps:wsp>
+                      <wps:cNvSpPr/>
+                      <wps:spPr>
+                        <a:xfrm>
+                          <a:off x="0" y="0"/>
+                          <a:ext cx="5760720" cy="19080"/>
+                        </a:xfrm>
+                        <a:prstGeom prst="rect">
+                          <a:avLst/>
+                        </a:prstGeom>
+                        <a:solidFill>
+                          <a:srgbClr val="FFFFFF"/>
+                        </a:solidFill>
+                        <a:ln w="0">
+                          <a:solidFill>
+                            <a:srgbClr val="000000"/>
+                          </a:solidFill>
+                        </a:ln>
+                      </wps:spPr>
+                      <wps:style>
+                        <a:lnRef idx="0"/>
+                        <a:fillRef idx="0"/>
+                        <a:effectRef idx="0"/>
+                        <a:fontRef idx="minor"/>
+                      </wps:style>
+                      <wps:bodyPr/>
+                    </wps:wsp>
+                  </a:graphicData>
+                </a:graphic>
+                <wp14:sizeRelH relativeFrom="page">
+                  <wp14:pctWidth>100000</wp14:pctWidth>
+                </wp14:sizeRelH>
+              </wp:inline>
             </w:drawing>
-          </ns1:Choice>
-          <ns1:Fallback>
+          </mc:Choice>
+          <mc:Fallback>
             <w:pict>
-              <ns8:rect id="shape_0" fillcolor="white" stroked="t" ns9:allowincell="f" style="position:absolute;margin-left:0pt;margin-top:-1.55pt;width:453.55pt;height:1.45pt;mso-wrap-style:none;v-text-anchor:middle;mso-position-vertical:top">
-                <ns8:fill ns9:detectmouseclick="t" type="solid" color2="black"/>
-                <ns8:stroke color="black" joinstyle="round" endcap="flat"/>
-                <ns10:wrap type="square"/>
-              </ns8:rect>
+              <v:rect id="shape_0" fillcolor="white" stroked="t" o:allowincell="f" style="position:absolute;margin-left:0pt;margin-top:-1.55pt;width:453.55pt;height:1.45pt;mso-wrap-style:none;v-text-anchor:middle;mso-position-vertical:top">
+                <v:fill o:detectmouseclick="t" type="solid" color2="black"/>
+                <v:stroke color="black" joinstyle="round" endcap="flat"/>
+                <w10:wrap type="square"/>
+              </v:rect>
             </w:pict>
-          </ns1:Fallback>
-        </ns1:AlternateContent>
+          </mc:Fallback>
+        </mc:AlternateContent>
       </w:r>
       <w:bookmarkEnd w:id="3"/>
     </w:p>
@@ -2130,60 +2128,60 @@
       </w:pPr>
       <w:r>
         <w:rPr/>
-        <ns1:AlternateContent>
-          <ns1:Choice Requires="wps">
+        <mc:AlternateContent>
+          <mc:Choice Requires="wps">
             <w:drawing>
-              <ns3:inline distT="0" distB="0" distL="0" distR="0">
-                <ns3:extent cx="5760720" cy="19050"/>
-                <ns3:effectExtent l="0" t="0" r="0" b="0"/>
-                <ns3:docPr id="5" name="Shape5"/>
-                <ns4:graphic>
-                  <ns4:graphicData uri="http://schemas.microsoft.com/office/word/2010/wordprocessingShape">
-                    <ns6:wsp>
-                      <ns6:cNvSpPr/>
-                      <ns6:spPr>
-                        <ns4:xfrm>
-                          <ns4:off x="0" y="0"/>
-                          <ns4:ext cx="5760720" cy="19080"/>
-                        </ns4:xfrm>
-                        <ns4:prstGeom prst="rect">
-                          <ns4:avLst/>
-                        </ns4:prstGeom>
-                        <ns4:solidFill>
-                          <ns4:srgbClr val="FFFFFF"/>
-                        </ns4:solidFill>
-                        <ns4:ln w="0">
-                          <ns4:solidFill>
-                            <ns4:srgbClr val="000000"/>
-                          </ns4:solidFill>
-                        </ns4:ln>
-                      </ns6:spPr>
-                      <ns6:style>
-                        <ns4:lnRef idx="0"/>
-                        <ns4:fillRef idx="0"/>
-                        <ns4:effectRef idx="0"/>
-                        <ns4:fontRef idx="minor"/>
-                      </ns6:style>
-                      <ns6:bodyPr/>
-                    </ns6:wsp>
-                  </ns4:graphicData>
-                </ns4:graphic>
-                <ns7:sizeRelH relativeFrom="page">
-                  <ns7:pctWidth>100000</ns7:pctWidth>
-                </ns7:sizeRelH>
-              </ns3:inline>
+              <wp:inline distT="0" distB="0" distL="0" distR="0">
+                <wp:extent cx="5760720" cy="19050"/>
+                <wp:effectExtent l="0" t="0" r="0" b="0"/>
+                <wp:docPr id="5" name="Shape5"/>
+                <a:graphic xmlns:a="http://schemas.openxmlformats.org/drawingml/2006/main">
+                  <a:graphicData uri="http://schemas.microsoft.com/office/word/2010/wordprocessingShape">
+                    <wps:wsp>
+                      <wps:cNvSpPr/>
+                      <wps:spPr>
+                        <a:xfrm>
+                          <a:off x="0" y="0"/>
+                          <a:ext cx="5760720" cy="19080"/>
+                        </a:xfrm>
+                        <a:prstGeom prst="rect">
+                          <a:avLst/>
+                        </a:prstGeom>
+                        <a:solidFill>
+                          <a:srgbClr val="FFFFFF"/>
+                        </a:solidFill>
+                        <a:ln w="0">
+                          <a:solidFill>
+                            <a:srgbClr val="000000"/>
+                          </a:solidFill>
+                        </a:ln>
+                      </wps:spPr>
+                      <wps:style>
+                        <a:lnRef idx="0"/>
+                        <a:fillRef idx="0"/>
+                        <a:effectRef idx="0"/>
+                        <a:fontRef idx="minor"/>
+                      </wps:style>
+                      <wps:bodyPr/>
+                    </wps:wsp>
+                  </a:graphicData>
+                </a:graphic>
+                <wp14:sizeRelH relativeFrom="page">
+                  <wp14:pctWidth>100000</wp14:pctWidth>
+                </wp14:sizeRelH>
+              </wp:inline>
             </w:drawing>
-          </ns1:Choice>
-          <ns1:Fallback>
+          </mc:Choice>
+          <mc:Fallback>
             <w:pict>
-              <ns8:rect id="shape_0" fillcolor="white" stroked="t" ns9:allowincell="f" style="position:absolute;margin-left:0pt;margin-top:-1.55pt;width:453.55pt;height:1.45pt;mso-wrap-style:none;v-text-anchor:middle;mso-position-vertical:top">
-                <ns8:fill ns9:detectmouseclick="t" type="solid" color2="black"/>
-                <ns8:stroke color="black" joinstyle="round" endcap="flat"/>
-                <ns10:wrap type="square"/>
-              </ns8:rect>
+              <v:rect id="shape_0" fillcolor="white" stroked="t" o:allowincell="f" style="position:absolute;margin-left:0pt;margin-top:-1.55pt;width:453.55pt;height:1.45pt;mso-wrap-style:none;v-text-anchor:middle;mso-position-vertical:top">
+                <v:fill o:detectmouseclick="t" type="solid" color2="black"/>
+                <v:stroke color="black" joinstyle="round" endcap="flat"/>
+                <w10:wrap type="square"/>
+              </v:rect>
             </w:pict>
-          </ns1:Fallback>
-        </ns1:AlternateContent>
+          </mc:Fallback>
+        </mc:AlternateContent>
       </w:r>
       <w:bookmarkEnd w:id="4"/>
     </w:p>
@@ -2653,60 +2651,60 @@
       </w:pPr>
       <w:r>
         <w:rPr/>
-        <ns1:AlternateContent>
-          <ns1:Choice Requires="wps">
+        <mc:AlternateContent>
+          <mc:Choice Requires="wps">
             <w:drawing>
-              <ns3:inline distT="0" distB="0" distL="0" distR="0">
-                <ns3:extent cx="5760720" cy="19050"/>
-                <ns3:effectExtent l="0" t="0" r="0" b="0"/>
-                <ns3:docPr id="6" name="Shape6"/>
-                <ns4:graphic>
-                  <ns4:graphicData uri="http://schemas.microsoft.com/office/word/2010/wordprocessingShape">
-                    <ns6:wsp>
-                      <ns6:cNvSpPr/>
-                      <ns6:spPr>
-                        <ns4:xfrm>
-                          <ns4:off x="0" y="0"/>
-                          <ns4:ext cx="5760720" cy="19080"/>
-                        </ns4:xfrm>
-                        <ns4:prstGeom prst="rect">
-                          <ns4:avLst/>
-                        </ns4:prstGeom>
-                        <ns4:solidFill>
-                          <ns4:srgbClr val="FFFFFF"/>
-                        </ns4:solidFill>
-                        <ns4:ln w="0">
-                          <ns4:solidFill>
-                            <ns4:srgbClr val="000000"/>
-                          </ns4:solidFill>
-                        </ns4:ln>
-                      </ns6:spPr>
-                      <ns6:style>
-                        <ns4:lnRef idx="0"/>
-                        <ns4:fillRef idx="0"/>
-                        <ns4:effectRef idx="0"/>
-                        <ns4:fontRef idx="minor"/>
-                      </ns6:style>
-                      <ns6:bodyPr/>
-                    </ns6:wsp>
-                  </ns4:graphicData>
-                </ns4:graphic>
-                <ns7:sizeRelH relativeFrom="page">
-                  <ns7:pctWidth>100000</ns7:pctWidth>
-                </ns7:sizeRelH>
-              </ns3:inline>
+              <wp:inline distT="0" distB="0" distL="0" distR="0">
+                <wp:extent cx="5760720" cy="19050"/>
+                <wp:effectExtent l="0" t="0" r="0" b="0"/>
+                <wp:docPr id="6" name="Shape6"/>
+                <a:graphic xmlns:a="http://schemas.openxmlformats.org/drawingml/2006/main">
+                  <a:graphicData uri="http://schemas.microsoft.com/office/word/2010/wordprocessingShape">
+                    <wps:wsp>
+                      <wps:cNvSpPr/>
+                      <wps:spPr>
+                        <a:xfrm>
+                          <a:off x="0" y="0"/>
+                          <a:ext cx="5760720" cy="19080"/>
+                        </a:xfrm>
+                        <a:prstGeom prst="rect">
+                          <a:avLst/>
+                        </a:prstGeom>
+                        <a:solidFill>
+                          <a:srgbClr val="FFFFFF"/>
+                        </a:solidFill>
+                        <a:ln w="0">
+                          <a:solidFill>
+                            <a:srgbClr val="000000"/>
+                          </a:solidFill>
+                        </a:ln>
+                      </wps:spPr>
+                      <wps:style>
+                        <a:lnRef idx="0"/>
+                        <a:fillRef idx="0"/>
+                        <a:effectRef idx="0"/>
+                        <a:fontRef idx="minor"/>
+                      </wps:style>
+                      <wps:bodyPr/>
+                    </wps:wsp>
+                  </a:graphicData>
+                </a:graphic>
+                <wp14:sizeRelH relativeFrom="page">
+                  <wp14:pctWidth>100000</wp14:pctWidth>
+                </wp14:sizeRelH>
+              </wp:inline>
             </w:drawing>
-          </ns1:Choice>
-          <ns1:Fallback>
+          </mc:Choice>
+          <mc:Fallback>
             <w:pict>
-              <ns8:rect id="shape_0" fillcolor="white" stroked="t" ns9:allowincell="f" style="position:absolute;margin-left:0pt;margin-top:-1.55pt;width:453.55pt;height:1.45pt;mso-wrap-style:none;v-text-anchor:middle;mso-position-vertical:top">
-                <ns8:fill ns9:detectmouseclick="t" type="solid" color2="black"/>
-                <ns8:stroke color="black" joinstyle="round" endcap="flat"/>
-                <ns10:wrap type="square"/>
-              </ns8:rect>
+              <v:rect id="shape_0" fillcolor="white" stroked="t" o:allowincell="f" style="position:absolute;margin-left:0pt;margin-top:-1.55pt;width:453.55pt;height:1.45pt;mso-wrap-style:none;v-text-anchor:middle;mso-position-vertical:top">
+                <v:fill o:detectmouseclick="t" type="solid" color2="black"/>
+                <v:stroke color="black" joinstyle="round" endcap="flat"/>
+                <w10:wrap type="square"/>
+              </v:rect>
             </w:pict>
-          </ns1:Fallback>
-        </ns1:AlternateContent>
+          </mc:Fallback>
+        </mc:AlternateContent>
       </w:r>
       <w:bookmarkEnd w:id="5"/>
     </w:p>
@@ -3176,60 +3174,60 @@
       </w:pPr>
       <w:r>
         <w:rPr/>
-        <ns1:AlternateContent>
-          <ns1:Choice Requires="wps">
+        <mc:AlternateContent>
+          <mc:Choice Requires="wps">
             <w:drawing>
-              <ns3:inline distT="0" distB="0" distL="0" distR="0">
-                <ns3:extent cx="5760720" cy="19050"/>
-                <ns3:effectExtent l="0" t="0" r="0" b="0"/>
-                <ns3:docPr id="7" name="Shape7"/>
-                <ns4:graphic>
-                  <ns4:graphicData uri="http://schemas.microsoft.com/office/word/2010/wordprocessingShape">
-                    <ns6:wsp>
-                      <ns6:cNvSpPr/>
-                      <ns6:spPr>
-                        <ns4:xfrm>
-                          <ns4:off x="0" y="0"/>
-                          <ns4:ext cx="5760720" cy="19080"/>
-                        </ns4:xfrm>
-                        <ns4:prstGeom prst="rect">
-                          <ns4:avLst/>
-                        </ns4:prstGeom>
-                        <ns4:solidFill>
-                          <ns4:srgbClr val="FFFFFF"/>
-                        </ns4:solidFill>
-                        <ns4:ln w="0">
-                          <ns4:solidFill>
-                            <ns4:srgbClr val="000000"/>
-                          </ns4:solidFill>
-                        </ns4:ln>
-                      </ns6:spPr>
-                      <ns6:style>
-                        <ns4:lnRef idx="0"/>
-                        <ns4:fillRef idx="0"/>
-                        <ns4:effectRef idx="0"/>
-                        <ns4:fontRef idx="minor"/>
-                      </ns6:style>
-                      <ns6:bodyPr/>
-                    </ns6:wsp>
-                  </ns4:graphicData>
-                </ns4:graphic>
-                <ns7:sizeRelH relativeFrom="page">
-                  <ns7:pctWidth>100000</ns7:pctWidth>
-                </ns7:sizeRelH>
-              </ns3:inline>
+              <wp:inline distT="0" distB="0" distL="0" distR="0">
+                <wp:extent cx="5760720" cy="19050"/>
+                <wp:effectExtent l="0" t="0" r="0" b="0"/>
+                <wp:docPr id="7" name="Shape7"/>
+                <a:graphic xmlns:a="http://schemas.openxmlformats.org/drawingml/2006/main">
+                  <a:graphicData uri="http://schemas.microsoft.com/office/word/2010/wordprocessingShape">
+                    <wps:wsp>
+                      <wps:cNvSpPr/>
+                      <wps:spPr>
+                        <a:xfrm>
+                          <a:off x="0" y="0"/>
+                          <a:ext cx="5760720" cy="19080"/>
+                        </a:xfrm>
+                        <a:prstGeom prst="rect">
+                          <a:avLst/>
+                        </a:prstGeom>
+                        <a:solidFill>
+                          <a:srgbClr val="FFFFFF"/>
+                        </a:solidFill>
+                        <a:ln w="0">
+                          <a:solidFill>
+                            <a:srgbClr val="000000"/>
+                          </a:solidFill>
+                        </a:ln>
+                      </wps:spPr>
+                      <wps:style>
+                        <a:lnRef idx="0"/>
+                        <a:fillRef idx="0"/>
+                        <a:effectRef idx="0"/>
+                        <a:fontRef idx="minor"/>
+                      </wps:style>
+                      <wps:bodyPr/>
+                    </wps:wsp>
+                  </a:graphicData>
+                </a:graphic>
+                <wp14:sizeRelH relativeFrom="page">
+                  <wp14:pctWidth>100000</wp14:pctWidth>
+                </wp14:sizeRelH>
+              </wp:inline>
             </w:drawing>
-          </ns1:Choice>
-          <ns1:Fallback>
+          </mc:Choice>
+          <mc:Fallback>
             <w:pict>
-              <ns8:rect id="shape_0" fillcolor="white" stroked="t" ns9:allowincell="f" style="position:absolute;margin-left:0pt;margin-top:-1.55pt;width:453.55pt;height:1.45pt;mso-wrap-style:none;v-text-anchor:middle;mso-position-vertical:top">
-                <ns8:fill ns9:detectmouseclick="t" type="solid" color2="black"/>
-                <ns8:stroke color="black" joinstyle="round" endcap="flat"/>
-                <ns10:wrap type="square"/>
-              </ns8:rect>
+              <v:rect id="shape_0" fillcolor="white" stroked="t" o:allowincell="f" style="position:absolute;margin-left:0pt;margin-top:-1.55pt;width:453.55pt;height:1.45pt;mso-wrap-style:none;v-text-anchor:middle;mso-position-vertical:top">
+                <v:fill o:detectmouseclick="t" type="solid" color2="black"/>
+                <v:stroke color="black" joinstyle="round" endcap="flat"/>
+                <w10:wrap type="square"/>
+              </v:rect>
             </w:pict>
-          </ns1:Fallback>
-        </ns1:AlternateContent>
+          </mc:Fallback>
+        </mc:AlternateContent>
       </w:r>
       <w:bookmarkEnd w:id="6"/>
     </w:p>
@@ -3669,60 +3667,60 @@
       </w:pPr>
       <w:r>
         <w:rPr/>
-        <ns1:AlternateContent>
-          <ns1:Choice Requires="wps">
+        <mc:AlternateContent>
+          <mc:Choice Requires="wps">
             <w:drawing>
-              <ns3:inline distT="0" distB="0" distL="0" distR="0">
-                <ns3:extent cx="5760720" cy="19050"/>
-                <ns3:effectExtent l="0" t="0" r="0" b="0"/>
-                <ns3:docPr id="8" name="Shape8"/>
-                <ns4:graphic>
-                  <ns4:graphicData uri="http://schemas.microsoft.com/office/word/2010/wordprocessingShape">
-                    <ns6:wsp>
-                      <ns6:cNvSpPr/>
-                      <ns6:spPr>
-                        <ns4:xfrm>
-                          <ns4:off x="0" y="0"/>
-                          <ns4:ext cx="5760720" cy="19080"/>
-                        </ns4:xfrm>
-                        <ns4:prstGeom prst="rect">
-                          <ns4:avLst/>
-                        </ns4:prstGeom>
-                        <ns4:solidFill>
-                          <ns4:srgbClr val="FFFFFF"/>
-                        </ns4:solidFill>
-                        <ns4:ln w="0">
-                          <ns4:solidFill>
-                            <ns4:srgbClr val="000000"/>
-                          </ns4:solidFill>
-                        </ns4:ln>
-                      </ns6:spPr>
-                      <ns6:style>
-                        <ns4:lnRef idx="0"/>
-                        <ns4:fillRef idx="0"/>
-                        <ns4:effectRef idx="0"/>
-                        <ns4:fontRef idx="minor"/>
-                      </ns6:style>
-                      <ns6:bodyPr/>
-                    </ns6:wsp>
-                  </ns4:graphicData>
-                </ns4:graphic>
-                <ns7:sizeRelH relativeFrom="page">
-                  <ns7:pctWidth>100000</ns7:pctWidth>
-                </ns7:sizeRelH>
-              </ns3:inline>
+              <wp:inline distT="0" distB="0" distL="0" distR="0">
+                <wp:extent cx="5760720" cy="19050"/>
+                <wp:effectExtent l="0" t="0" r="0" b="0"/>
+                <wp:docPr id="8" name="Shape8"/>
+                <a:graphic xmlns:a="http://schemas.openxmlformats.org/drawingml/2006/main">
+                  <a:graphicData uri="http://schemas.microsoft.com/office/word/2010/wordprocessingShape">
+                    <wps:wsp>
+                      <wps:cNvSpPr/>
+                      <wps:spPr>
+                        <a:xfrm>
+                          <a:off x="0" y="0"/>
+                          <a:ext cx="5760720" cy="19080"/>
+                        </a:xfrm>
+                        <a:prstGeom prst="rect">
+                          <a:avLst/>
+                        </a:prstGeom>
+                        <a:solidFill>
+                          <a:srgbClr val="FFFFFF"/>
+                        </a:solidFill>
+                        <a:ln w="0">
+                          <a:solidFill>
+                            <a:srgbClr val="000000"/>
+                          </a:solidFill>
+                        </a:ln>
+                      </wps:spPr>
+                      <wps:style>
+                        <a:lnRef idx="0"/>
+                        <a:fillRef idx="0"/>
+                        <a:effectRef idx="0"/>
+                        <a:fontRef idx="minor"/>
+                      </wps:style>
+                      <wps:bodyPr/>
+                    </wps:wsp>
+                  </a:graphicData>
+                </a:graphic>
+                <wp14:sizeRelH relativeFrom="page">
+                  <wp14:pctWidth>100000</wp14:pctWidth>
+                </wp14:sizeRelH>
+              </wp:inline>
             </w:drawing>
-          </ns1:Choice>
-          <ns1:Fallback>
+          </mc:Choice>
+          <mc:Fallback>
             <w:pict>
-              <ns8:rect id="shape_0" fillcolor="white" stroked="t" ns9:allowincell="f" style="position:absolute;margin-left:0pt;margin-top:-1.55pt;width:453.55pt;height:1.45pt;mso-wrap-style:none;v-text-anchor:middle;mso-position-vertical:top">
-                <ns8:fill ns9:detectmouseclick="t" type="solid" color2="black"/>
-                <ns8:stroke color="black" joinstyle="round" endcap="flat"/>
-                <ns10:wrap type="square"/>
-              </ns8:rect>
+              <v:rect id="shape_0" fillcolor="white" stroked="t" o:allowincell="f" style="position:absolute;margin-left:0pt;margin-top:-1.55pt;width:453.55pt;height:1.45pt;mso-wrap-style:none;v-text-anchor:middle;mso-position-vertical:top">
+                <v:fill o:detectmouseclick="t" type="solid" color2="black"/>
+                <v:stroke color="black" joinstyle="round" endcap="flat"/>
+                <w10:wrap type="square"/>
+              </v:rect>
             </w:pict>
-          </ns1:Fallback>
-        </ns1:AlternateContent>
+          </mc:Fallback>
+        </mc:AlternateContent>
       </w:r>
       <w:bookmarkEnd w:id="7"/>
     </w:p>
@@ -4162,60 +4160,60 @@
       </w:pPr>
       <w:r>
         <w:rPr/>
-        <ns1:AlternateContent>
-          <ns1:Choice Requires="wps">
+        <mc:AlternateContent>
+          <mc:Choice Requires="wps">
             <w:drawing>
-              <ns3:inline distT="0" distB="0" distL="0" distR="0">
-                <ns3:extent cx="5760720" cy="19050"/>
-                <ns3:effectExtent l="0" t="0" r="0" b="0"/>
-                <ns3:docPr id="9" name="Shape9"/>
-                <ns4:graphic>
-                  <ns4:graphicData uri="http://schemas.microsoft.com/office/word/2010/wordprocessingShape">
-                    <ns6:wsp>
-                      <ns6:cNvSpPr/>
-                      <ns6:spPr>
-                        <ns4:xfrm>
-                          <ns4:off x="0" y="0"/>
-                          <ns4:ext cx="5760720" cy="19080"/>
-                        </ns4:xfrm>
-                        <ns4:prstGeom prst="rect">
-                          <ns4:avLst/>
-                        </ns4:prstGeom>
-                        <ns4:solidFill>
-                          <ns4:srgbClr val="FFFFFF"/>
-                        </ns4:solidFill>
-                        <ns4:ln w="0">
-                          <ns4:solidFill>
-                            <ns4:srgbClr val="000000"/>
-                          </ns4:solidFill>
-                        </ns4:ln>
-                      </ns6:spPr>
-                      <ns6:style>
-                        <ns4:lnRef idx="0"/>
-                        <ns4:fillRef idx="0"/>
-                        <ns4:effectRef idx="0"/>
-                        <ns4:fontRef idx="minor"/>
-                      </ns6:style>
-                      <ns6:bodyPr/>
-                    </ns6:wsp>
-                  </ns4:graphicData>
-                </ns4:graphic>
-                <ns7:sizeRelH relativeFrom="page">
-                  <ns7:pctWidth>100000</ns7:pctWidth>
-                </ns7:sizeRelH>
-              </ns3:inline>
+              <wp:inline distT="0" distB="0" distL="0" distR="0">
+                <wp:extent cx="5760720" cy="19050"/>
+                <wp:effectExtent l="0" t="0" r="0" b="0"/>
+                <wp:docPr id="9" name="Shape9"/>
+                <a:graphic xmlns:a="http://schemas.openxmlformats.org/drawingml/2006/main">
+                  <a:graphicData uri="http://schemas.microsoft.com/office/word/2010/wordprocessingShape">
+                    <wps:wsp>
+                      <wps:cNvSpPr/>
+                      <wps:spPr>
+                        <a:xfrm>
+                          <a:off x="0" y="0"/>
+                          <a:ext cx="5760720" cy="19080"/>
+                        </a:xfrm>
+                        <a:prstGeom prst="rect">
+                          <a:avLst/>
+                        </a:prstGeom>
+                        <a:solidFill>
+                          <a:srgbClr val="FFFFFF"/>
+                        </a:solidFill>
+                        <a:ln w="0">
+                          <a:solidFill>
+                            <a:srgbClr val="000000"/>
+                          </a:solidFill>
+                        </a:ln>
+                      </wps:spPr>
+                      <wps:style>
+                        <a:lnRef idx="0"/>
+                        <a:fillRef idx="0"/>
+                        <a:effectRef idx="0"/>
+                        <a:fontRef idx="minor"/>
+                      </wps:style>
+                      <wps:bodyPr/>
+                    </wps:wsp>
+                  </a:graphicData>
+                </a:graphic>
+                <wp14:sizeRelH relativeFrom="page">
+                  <wp14:pctWidth>100000</wp14:pctWidth>
+                </wp14:sizeRelH>
+              </wp:inline>
             </w:drawing>
-          </ns1:Choice>
-          <ns1:Fallback>
+          </mc:Choice>
+          <mc:Fallback>
             <w:pict>
-              <ns8:rect id="shape_0" fillcolor="white" stroked="t" ns9:allowincell="f" style="position:absolute;margin-left:0pt;margin-top:-1.55pt;width:453.55pt;height:1.45pt;mso-wrap-style:none;v-text-anchor:middle;mso-position-vertical:top">
-                <ns8:fill ns9:detectmouseclick="t" type="solid" color2="black"/>
-                <ns8:stroke color="black" joinstyle="round" endcap="flat"/>
-                <ns10:wrap type="square"/>
-              </ns8:rect>
+              <v:rect id="shape_0" fillcolor="white" stroked="t" o:allowincell="f" style="position:absolute;margin-left:0pt;margin-top:-1.55pt;width:453.55pt;height:1.45pt;mso-wrap-style:none;v-text-anchor:middle;mso-position-vertical:top">
+                <v:fill o:detectmouseclick="t" type="solid" color2="black"/>
+                <v:stroke color="black" joinstyle="round" endcap="flat"/>
+                <w10:wrap type="square"/>
+              </v:rect>
             </w:pict>
-          </ns1:Fallback>
-        </ns1:AlternateContent>
+          </mc:Fallback>
+        </mc:AlternateContent>
       </w:r>
       <w:bookmarkEnd w:id="8"/>
     </w:p>
@@ -4630,60 +4628,60 @@
       </w:pPr>
       <w:r>
         <w:rPr/>
-        <ns1:AlternateContent>
-          <ns1:Choice Requires="wps">
+        <mc:AlternateContent>
+          <mc:Choice Requires="wps">
             <w:drawing>
-              <ns3:inline distT="0" distB="0" distL="0" distR="0">
-                <ns3:extent cx="5760720" cy="19050"/>
-                <ns3:effectExtent l="0" t="0" r="0" b="0"/>
-                <ns3:docPr id="10" name="Shape10"/>
-                <ns4:graphic>
-                  <ns4:graphicData uri="http://schemas.microsoft.com/office/word/2010/wordprocessingShape">
-                    <ns6:wsp>
-                      <ns6:cNvSpPr/>
-                      <ns6:spPr>
-                        <ns4:xfrm>
-                          <ns4:off x="0" y="0"/>
-                          <ns4:ext cx="5760720" cy="19080"/>
-                        </ns4:xfrm>
-                        <ns4:prstGeom prst="rect">
-                          <ns4:avLst/>
-                        </ns4:prstGeom>
-                        <ns4:solidFill>
-                          <ns4:srgbClr val="FFFFFF"/>
-                        </ns4:solidFill>
-                        <ns4:ln w="0">
-                          <ns4:solidFill>
-                            <ns4:srgbClr val="000000"/>
-                          </ns4:solidFill>
-                        </ns4:ln>
-                      </ns6:spPr>
-                      <ns6:style>
-                        <ns4:lnRef idx="0"/>
-                        <ns4:fillRef idx="0"/>
-                        <ns4:effectRef idx="0"/>
-                        <ns4:fontRef idx="minor"/>
-                      </ns6:style>
-                      <ns6:bodyPr/>
-                    </ns6:wsp>
-                  </ns4:graphicData>
-                </ns4:graphic>
-                <ns7:sizeRelH relativeFrom="page">
-                  <ns7:pctWidth>100000</ns7:pctWidth>
-                </ns7:sizeRelH>
-              </ns3:inline>
+              <wp:inline distT="0" distB="0" distL="0" distR="0">
+                <wp:extent cx="5760720" cy="19050"/>
+                <wp:effectExtent l="0" t="0" r="0" b="0"/>
+                <wp:docPr id="10" name="Shape10"/>
+                <a:graphic xmlns:a="http://schemas.openxmlformats.org/drawingml/2006/main">
+                  <a:graphicData uri="http://schemas.microsoft.com/office/word/2010/wordprocessingShape">
+                    <wps:wsp>
+                      <wps:cNvSpPr/>
+                      <wps:spPr>
+                        <a:xfrm>
+                          <a:off x="0" y="0"/>
+                          <a:ext cx="5760720" cy="19080"/>
+                        </a:xfrm>
+                        <a:prstGeom prst="rect">
+                          <a:avLst/>
+                        </a:prstGeom>
+                        <a:solidFill>
+                          <a:srgbClr val="FFFFFF"/>
+                        </a:solidFill>
+                        <a:ln w="0">
+                          <a:solidFill>
+                            <a:srgbClr val="000000"/>
+                          </a:solidFill>
+                        </a:ln>
+                      </wps:spPr>
+                      <wps:style>
+                        <a:lnRef idx="0"/>
+                        <a:fillRef idx="0"/>
+                        <a:effectRef idx="0"/>
+                        <a:fontRef idx="minor"/>
+                      </wps:style>
+                      <wps:bodyPr/>
+                    </wps:wsp>
+                  </a:graphicData>
+                </a:graphic>
+                <wp14:sizeRelH relativeFrom="page">
+                  <wp14:pctWidth>100000</wp14:pctWidth>
+                </wp14:sizeRelH>
+              </wp:inline>
             </w:drawing>
-          </ns1:Choice>
-          <ns1:Fallback>
+          </mc:Choice>
+          <mc:Fallback>
             <w:pict>
-              <ns8:rect id="shape_0" fillcolor="white" stroked="t" ns9:allowincell="f" style="position:absolute;margin-left:0pt;margin-top:-1.55pt;width:453.55pt;height:1.45pt;mso-wrap-style:none;v-text-anchor:middle;mso-position-vertical:top">
-                <ns8:fill ns9:detectmouseclick="t" type="solid" color2="black"/>
-                <ns8:stroke color="black" joinstyle="round" endcap="flat"/>
-                <ns10:wrap type="square"/>
-              </ns8:rect>
+              <v:rect id="shape_0" fillcolor="white" stroked="t" o:allowincell="f" style="position:absolute;margin-left:0pt;margin-top:-1.55pt;width:453.55pt;height:1.45pt;mso-wrap-style:none;v-text-anchor:middle;mso-position-vertical:top">
+                <v:fill o:detectmouseclick="t" type="solid" color2="black"/>
+                <v:stroke color="black" joinstyle="round" endcap="flat"/>
+                <w10:wrap type="square"/>
+              </v:rect>
             </w:pict>
-          </ns1:Fallback>
-        </ns1:AlternateContent>
+          </mc:Fallback>
+        </mc:AlternateContent>
       </w:r>
       <w:bookmarkEnd w:id="9"/>
     </w:p>
@@ -4868,60 +4866,60 @@
       </w:pPr>
       <w:r>
         <w:rPr/>
-        <ns1:AlternateContent>
-          <ns1:Choice Requires="wps">
+        <mc:AlternateContent>
+          <mc:Choice Requires="wps">
             <w:drawing>
-              <ns3:inline distT="0" distB="0" distL="0" distR="0">
-                <ns3:extent cx="5760720" cy="19050"/>
-                <ns3:effectExtent l="0" t="0" r="0" b="0"/>
-                <ns3:docPr id="11" name="Shape11"/>
-                <ns4:graphic>
-                  <ns4:graphicData uri="http://schemas.microsoft.com/office/word/2010/wordprocessingShape">
-                    <ns6:wsp>
-                      <ns6:cNvSpPr/>
-                      <ns6:spPr>
-                        <ns4:xfrm>
-                          <ns4:off x="0" y="0"/>
-                          <ns4:ext cx="5760720" cy="19080"/>
-                        </ns4:xfrm>
-                        <ns4:prstGeom prst="rect">
-                          <ns4:avLst/>
-                        </ns4:prstGeom>
-                        <ns4:solidFill>
-                          <ns4:srgbClr val="FFFFFF"/>
-                        </ns4:solidFill>
-                        <ns4:ln w="0">
-                          <ns4:solidFill>
-                            <ns4:srgbClr val="000000"/>
-                          </ns4:solidFill>
-                        </ns4:ln>
-                      </ns6:spPr>
-                      <ns6:style>
-                        <ns4:lnRef idx="0"/>
-                        <ns4:fillRef idx="0"/>
-                        <ns4:effectRef idx="0"/>
-                        <ns4:fontRef idx="minor"/>
-                      </ns6:style>
-                      <ns6:bodyPr/>
-                    </ns6:wsp>
-                  </ns4:graphicData>
-                </ns4:graphic>
-                <ns7:sizeRelH relativeFrom="page">
-                  <ns7:pctWidth>100000</ns7:pctWidth>
-                </ns7:sizeRelH>
-              </ns3:inline>
+              <wp:inline distT="0" distB="0" distL="0" distR="0">
+                <wp:extent cx="5760720" cy="19050"/>
+                <wp:effectExtent l="0" t="0" r="0" b="0"/>
+                <wp:docPr id="11" name="Shape11"/>
+                <a:graphic xmlns:a="http://schemas.openxmlformats.org/drawingml/2006/main">
+                  <a:graphicData uri="http://schemas.microsoft.com/office/word/2010/wordprocessingShape">
+                    <wps:wsp>
+                      <wps:cNvSpPr/>
+                      <wps:spPr>
+                        <a:xfrm>
+                          <a:off x="0" y="0"/>
+                          <a:ext cx="5760720" cy="19080"/>
+                        </a:xfrm>
+                        <a:prstGeom prst="rect">
+                          <a:avLst/>
+                        </a:prstGeom>
+                        <a:solidFill>
+                          <a:srgbClr val="FFFFFF"/>
+                        </a:solidFill>
+                        <a:ln w="0">
+                          <a:solidFill>
+                            <a:srgbClr val="000000"/>
+                          </a:solidFill>
+                        </a:ln>
+                      </wps:spPr>
+                      <wps:style>
+                        <a:lnRef idx="0"/>
+                        <a:fillRef idx="0"/>
+                        <a:effectRef idx="0"/>
+                        <a:fontRef idx="minor"/>
+                      </wps:style>
+                      <wps:bodyPr/>
+                    </wps:wsp>
+                  </a:graphicData>
+                </a:graphic>
+                <wp14:sizeRelH relativeFrom="page">
+                  <wp14:pctWidth>100000</wp14:pctWidth>
+                </wp14:sizeRelH>
+              </wp:inline>
             </w:drawing>
-          </ns1:Choice>
-          <ns1:Fallback>
+          </mc:Choice>
+          <mc:Fallback>
             <w:pict>
-              <ns8:rect id="shape_0" fillcolor="white" stroked="t" ns9:allowincell="f" style="position:absolute;margin-left:0pt;margin-top:-1.55pt;width:453.55pt;height:1.45pt;mso-wrap-style:none;v-text-anchor:middle;mso-position-vertical:top">
-                <ns8:fill ns9:detectmouseclick="t" type="solid" color2="black"/>
-                <ns8:stroke color="black" joinstyle="round" endcap="flat"/>
-                <ns10:wrap type="square"/>
-              </ns8:rect>
+              <v:rect id="shape_0" fillcolor="white" stroked="t" o:allowincell="f" style="position:absolute;margin-left:0pt;margin-top:-1.55pt;width:453.55pt;height:1.45pt;mso-wrap-style:none;v-text-anchor:middle;mso-position-vertical:top">
+                <v:fill o:detectmouseclick="t" type="solid" color2="black"/>
+                <v:stroke color="black" joinstyle="round" endcap="flat"/>
+                <w10:wrap type="square"/>
+              </v:rect>
             </w:pict>
-          </ns1:Fallback>
-        </ns1:AlternateContent>
+          </mc:Fallback>
+        </mc:AlternateContent>
       </w:r>
       <w:bookmarkEnd w:id="10"/>
     </w:p>
@@ -5090,60 +5088,60 @@
       </w:pPr>
       <w:r>
         <w:rPr/>
-        <ns1:AlternateContent>
-          <ns1:Choice Requires="wps">
+        <mc:AlternateContent>
+          <mc:Choice Requires="wps">
             <w:drawing>
-              <ns3:inline distT="0" distB="0" distL="0" distR="0">
-                <ns3:extent cx="5760720" cy="19050"/>
-                <ns3:effectExtent l="0" t="0" r="0" b="0"/>
-                <ns3:docPr id="12" name="Shape12"/>
-                <ns4:graphic>
-                  <ns4:graphicData uri="http://schemas.microsoft.com/office/word/2010/wordprocessingShape">
-                    <ns6:wsp>
-                      <ns6:cNvSpPr/>
-                      <ns6:spPr>
-                        <ns4:xfrm>
-                          <ns4:off x="0" y="0"/>
-                          <ns4:ext cx="5760720" cy="19080"/>
-                        </ns4:xfrm>
-                        <ns4:prstGeom prst="rect">
-                          <ns4:avLst/>
-                        </ns4:prstGeom>
-                        <ns4:solidFill>
-                          <ns4:srgbClr val="FFFFFF"/>
-                        </ns4:solidFill>
-                        <ns4:ln w="0">
-                          <ns4:solidFill>
-                            <ns4:srgbClr val="000000"/>
-                          </ns4:solidFill>
-                        </ns4:ln>
-                      </ns6:spPr>
-                      <ns6:style>
-                        <ns4:lnRef idx="0"/>
-                        <ns4:fillRef idx="0"/>
-                        <ns4:effectRef idx="0"/>
-                        <ns4:fontRef idx="minor"/>
-                      </ns6:style>
-                      <ns6:bodyPr/>
-                    </ns6:wsp>
-                  </ns4:graphicData>
-                </ns4:graphic>
-                <ns7:sizeRelH relativeFrom="page">
-                  <ns7:pctWidth>100000</ns7:pctWidth>
-                </ns7:sizeRelH>
-              </ns3:inline>
+              <wp:inline distT="0" distB="0" distL="0" distR="0">
+                <wp:extent cx="5760720" cy="19050"/>
+                <wp:effectExtent l="0" t="0" r="0" b="0"/>
+                <wp:docPr id="12" name="Shape12"/>
+                <a:graphic xmlns:a="http://schemas.openxmlformats.org/drawingml/2006/main">
+                  <a:graphicData uri="http://schemas.microsoft.com/office/word/2010/wordprocessingShape">
+                    <wps:wsp>
+                      <wps:cNvSpPr/>
+                      <wps:spPr>
+                        <a:xfrm>
+                          <a:off x="0" y="0"/>
+                          <a:ext cx="5760720" cy="19080"/>
+                        </a:xfrm>
+                        <a:prstGeom prst="rect">
+                          <a:avLst/>
+                        </a:prstGeom>
+                        <a:solidFill>
+                          <a:srgbClr val="FFFFFF"/>
+                        </a:solidFill>
+                        <a:ln w="0">
+                          <a:solidFill>
+                            <a:srgbClr val="000000"/>
+                          </a:solidFill>
+                        </a:ln>
+                      </wps:spPr>
+                      <wps:style>
+                        <a:lnRef idx="0"/>
+                        <a:fillRef idx="0"/>
+                        <a:effectRef idx="0"/>
+                        <a:fontRef idx="minor"/>
+                      </wps:style>
+                      <wps:bodyPr/>
+                    </wps:wsp>
+                  </a:graphicData>
+                </a:graphic>
+                <wp14:sizeRelH relativeFrom="page">
+                  <wp14:pctWidth>100000</wp14:pctWidth>
+                </wp14:sizeRelH>
+              </wp:inline>
             </w:drawing>
-          </ns1:Choice>
-          <ns1:Fallback>
+          </mc:Choice>
+          <mc:Fallback>
             <w:pict>
-              <ns8:rect id="shape_0" fillcolor="white" stroked="t" ns9:allowincell="f" style="position:absolute;margin-left:0pt;margin-top:-1.55pt;width:453.55pt;height:1.45pt;mso-wrap-style:none;v-text-anchor:middle;mso-position-vertical:top">
-                <ns8:fill ns9:detectmouseclick="t" type="solid" color2="black"/>
-                <ns8:stroke color="black" joinstyle="round" endcap="flat"/>
-                <ns10:wrap type="square"/>
-              </ns8:rect>
+              <v:rect id="shape_0" fillcolor="white" stroked="t" o:allowincell="f" style="position:absolute;margin-left:0pt;margin-top:-1.55pt;width:453.55pt;height:1.45pt;mso-wrap-style:none;v-text-anchor:middle;mso-position-vertical:top">
+                <v:fill o:detectmouseclick="t" type="solid" color2="black"/>
+                <v:stroke color="black" joinstyle="round" endcap="flat"/>
+                <w10:wrap type="square"/>
+              </v:rect>
             </w:pict>
-          </ns1:Fallback>
-        </ns1:AlternateContent>
+          </mc:Fallback>
+        </mc:AlternateContent>
       </w:r>
       <w:bookmarkEnd w:id="11"/>
     </w:p>
@@ -5497,60 +5495,60 @@
       </w:pPr>
       <w:r>
         <w:rPr/>
-        <ns1:AlternateContent>
-          <ns1:Choice Requires="wps">
+        <mc:AlternateContent>
+          <mc:Choice Requires="wps">
             <w:drawing>
-              <ns3:inline distT="0" distB="0" distL="0" distR="0">
-                <ns3:extent cx="5760720" cy="19050"/>
-                <ns3:effectExtent l="0" t="0" r="0" b="0"/>
-                <ns3:docPr id="13" name="Shape13"/>
-                <ns4:graphic>
-                  <ns4:graphicData uri="http://schemas.microsoft.com/office/word/2010/wordprocessingShape">
-                    <ns6:wsp>
-                      <ns6:cNvSpPr/>
-                      <ns6:spPr>
-                        <ns4:xfrm>
-                          <ns4:off x="0" y="0"/>
-                          <ns4:ext cx="5760720" cy="19080"/>
-                        </ns4:xfrm>
-                        <ns4:prstGeom prst="rect">
-                          <ns4:avLst/>
-                        </ns4:prstGeom>
-                        <ns4:solidFill>
-                          <ns4:srgbClr val="FFFFFF"/>
-                        </ns4:solidFill>
-                        <ns4:ln w="0">
-                          <ns4:solidFill>
-                            <ns4:srgbClr val="000000"/>
-                          </ns4:solidFill>
-                        </ns4:ln>
-                      </ns6:spPr>
-                      <ns6:style>
-                        <ns4:lnRef idx="0"/>
-                        <ns4:fillRef idx="0"/>
-                        <ns4:effectRef idx="0"/>
-                        <ns4:fontRef idx="minor"/>
-                      </ns6:style>
-                      <ns6:bodyPr/>
-                    </ns6:wsp>
-                  </ns4:graphicData>
-                </ns4:graphic>
-                <ns7:sizeRelH relativeFrom="page">
-                  <ns7:pctWidth>100000</ns7:pctWidth>
-                </ns7:sizeRelH>
-              </ns3:inline>
+              <wp:inline distT="0" distB="0" distL="0" distR="0">
+                <wp:extent cx="5760720" cy="19050"/>
+                <wp:effectExtent l="0" t="0" r="0" b="0"/>
+                <wp:docPr id="13" name="Shape13"/>
+                <a:graphic xmlns:a="http://schemas.openxmlformats.org/drawingml/2006/main">
+                  <a:graphicData uri="http://schemas.microsoft.com/office/word/2010/wordprocessingShape">
+                    <wps:wsp>
+                      <wps:cNvSpPr/>
+                      <wps:spPr>
+                        <a:xfrm>
+                          <a:off x="0" y="0"/>
+                          <a:ext cx="5760720" cy="19080"/>
+                        </a:xfrm>
+                        <a:prstGeom prst="rect">
+                          <a:avLst/>
+                        </a:prstGeom>
+                        <a:solidFill>
+                          <a:srgbClr val="FFFFFF"/>
+                        </a:solidFill>
+                        <a:ln w="0">
+                          <a:solidFill>
+                            <a:srgbClr val="000000"/>
+                          </a:solidFill>
+                        </a:ln>
+                      </wps:spPr>
+                      <wps:style>
+                        <a:lnRef idx="0"/>
+                        <a:fillRef idx="0"/>
+                        <a:effectRef idx="0"/>
+                        <a:fontRef idx="minor"/>
+                      </wps:style>
+                      <wps:bodyPr/>
+                    </wps:wsp>
+                  </a:graphicData>
+                </a:graphic>
+                <wp14:sizeRelH relativeFrom="page">
+                  <wp14:pctWidth>100000</wp14:pctWidth>
+                </wp14:sizeRelH>
+              </wp:inline>
             </w:drawing>
-          </ns1:Choice>
-          <ns1:Fallback>
+          </mc:Choice>
+          <mc:Fallback>
             <w:pict>
-              <ns8:rect id="shape_0" fillcolor="white" stroked="t" ns9:allowincell="f" style="position:absolute;margin-left:0pt;margin-top:-1.55pt;width:453.55pt;height:1.45pt;mso-wrap-style:none;v-text-anchor:middle;mso-position-vertical:top">
-                <ns8:fill ns9:detectmouseclick="t" type="solid" color2="black"/>
-                <ns8:stroke color="black" joinstyle="round" endcap="flat"/>
-                <ns10:wrap type="square"/>
-              </ns8:rect>
+              <v:rect id="shape_0" fillcolor="white" stroked="t" o:allowincell="f" style="position:absolute;margin-left:0pt;margin-top:-1.55pt;width:453.55pt;height:1.45pt;mso-wrap-style:none;v-text-anchor:middle;mso-position-vertical:top">
+                <v:fill o:detectmouseclick="t" type="solid" color2="black"/>
+                <v:stroke color="black" joinstyle="round" endcap="flat"/>
+                <w10:wrap type="square"/>
+              </v:rect>
             </w:pict>
-          </ns1:Fallback>
-        </ns1:AlternateContent>
+          </mc:Fallback>
+        </mc:AlternateContent>
       </w:r>
       <w:bookmarkEnd w:id="12"/>
     </w:p>
@@ -10345,60 +10343,60 @@
       </w:pPr>
       <w:r>
         <w:rPr/>
-        <ns1:AlternateContent>
-          <ns1:Choice Requires="wps">
+        <mc:AlternateContent>
+          <mc:Choice Requires="wps">
             <w:drawing>
-              <ns3:inline distT="0" distB="0" distL="0" distR="0">
-                <ns3:extent cx="5760720" cy="19050"/>
-                <ns3:effectExtent l="0" t="0" r="0" b="0"/>
-                <ns3:docPr id="14" name="Shape14"/>
-                <ns4:graphic>
-                  <ns4:graphicData uri="http://schemas.microsoft.com/office/word/2010/wordprocessingShape">
-                    <ns6:wsp>
-                      <ns6:cNvSpPr/>
-                      <ns6:spPr>
-                        <ns4:xfrm>
-                          <ns4:off x="0" y="0"/>
-                          <ns4:ext cx="5760720" cy="19080"/>
-                        </ns4:xfrm>
-                        <ns4:prstGeom prst="rect">
-                          <ns4:avLst/>
-                        </ns4:prstGeom>
-                        <ns4:solidFill>
-                          <ns4:srgbClr val="FFFFFF"/>
-                        </ns4:solidFill>
-                        <ns4:ln w="0">
-                          <ns4:solidFill>
-                            <ns4:srgbClr val="000000"/>
-                          </ns4:solidFill>
-                        </ns4:ln>
-                      </ns6:spPr>
-                      <ns6:style>
-                        <ns4:lnRef idx="0"/>
-                        <ns4:fillRef idx="0"/>
-                        <ns4:effectRef idx="0"/>
-                        <ns4:fontRef idx="minor"/>
-                      </ns6:style>
-                      <ns6:bodyPr/>
-                    </ns6:wsp>
-                  </ns4:graphicData>
-                </ns4:graphic>
-                <ns7:sizeRelH relativeFrom="page">
-                  <ns7:pctWidth>100000</ns7:pctWidth>
-                </ns7:sizeRelH>
-              </ns3:inline>
+              <wp:inline distT="0" distB="0" distL="0" distR="0">
+                <wp:extent cx="5760720" cy="19050"/>
+                <wp:effectExtent l="0" t="0" r="0" b="0"/>
+                <wp:docPr id="14" name="Shape14"/>
+                <a:graphic xmlns:a="http://schemas.openxmlformats.org/drawingml/2006/main">
+                  <a:graphicData uri="http://schemas.microsoft.com/office/word/2010/wordprocessingShape">
+                    <wps:wsp>
+                      <wps:cNvSpPr/>
+                      <wps:spPr>
+                        <a:xfrm>
+                          <a:off x="0" y="0"/>
+                          <a:ext cx="5760720" cy="19080"/>
+                        </a:xfrm>
+                        <a:prstGeom prst="rect">
+                          <a:avLst/>
+                        </a:prstGeom>
+                        <a:solidFill>
+                          <a:srgbClr val="FFFFFF"/>
+                        </a:solidFill>
+                        <a:ln w="0">
+                          <a:solidFill>
+                            <a:srgbClr val="000000"/>
+                          </a:solidFill>
+                        </a:ln>
+                      </wps:spPr>
+                      <wps:style>
+                        <a:lnRef idx="0"/>
+                        <a:fillRef idx="0"/>
+                        <a:effectRef idx="0"/>
+                        <a:fontRef idx="minor"/>
+                      </wps:style>
+                      <wps:bodyPr/>
+                    </wps:wsp>
+                  </a:graphicData>
+                </a:graphic>
+                <wp14:sizeRelH relativeFrom="page">
+                  <wp14:pctWidth>100000</wp14:pctWidth>
+                </wp14:sizeRelH>
+              </wp:inline>
             </w:drawing>
-          </ns1:Choice>
-          <ns1:Fallback>
+          </mc:Choice>
+          <mc:Fallback>
             <w:pict>
-              <ns8:rect id="shape_0" fillcolor="white" stroked="t" ns9:allowincell="f" style="position:absolute;margin-left:0pt;margin-top:-1.55pt;width:453.55pt;height:1.45pt;mso-wrap-style:none;v-text-anchor:middle;mso-position-vertical:top">
-                <ns8:fill ns9:detectmouseclick="t" type="solid" color2="black"/>
-                <ns8:stroke color="black" joinstyle="round" endcap="flat"/>
-                <ns10:wrap type="square"/>
-              </ns8:rect>
+              <v:rect id="shape_0" fillcolor="white" stroked="t" o:allowincell="f" style="position:absolute;margin-left:0pt;margin-top:-1.55pt;width:453.55pt;height:1.45pt;mso-wrap-style:none;v-text-anchor:middle;mso-position-vertical:top">
+                <v:fill o:detectmouseclick="t" type="solid" color2="black"/>
+                <v:stroke color="black" joinstyle="round" endcap="flat"/>
+                <w10:wrap type="square"/>
+              </v:rect>
             </w:pict>
-          </ns1:Fallback>
-        </ns1:AlternateContent>
+          </mc:Fallback>
+        </mc:AlternateContent>
       </w:r>
       <w:bookmarkEnd w:id="13"/>
     </w:p>
@@ -11005,120 +11003,116 @@
       </w:pPr>
       <w:r>
         <w:rPr/>
-        <ns1:AlternateContent>
-          <ns1:Choice Requires="wps">
+        <mc:AlternateContent>
+          <mc:Choice Requires="wps">
             <w:drawing>
-              <ns3:inline distT="0" distB="0" distL="0" distR="0">
-                <ns3:extent cx="5760720" cy="19050"/>
-                <ns3:effectExtent l="0" t="0" r="0" b="0"/>
-                <ns3:docPr id="15" name="Shape15"/>
-                <ns4:graphic>
-                  <ns4:graphicData uri="http://schemas.microsoft.com/office/word/2010/wordprocessingShape">
-                    <ns6:wsp>
-                      <ns6:cNvSpPr/>
-                      <ns6:spPr>
-                        <ns4:xfrm>
-                          <ns4:off x="0" y="0"/>
-                          <ns4:ext cx="5760720" cy="19080"/>
-                        </ns4:xfrm>
-                        <ns4:prstGeom prst="rect">
-                          <ns4:avLst/>
-                        </ns4:prstGeom>
-                        <ns4:solidFill>
-                          <ns4:srgbClr val="FFFFFF"/>
-                        </ns4:solidFill>
-                        <ns4:ln w="0">
-                          <ns4:solidFill>
-                            <ns4:srgbClr val="000000"/>
-                          </ns4:solidFill>
-                        </ns4:ln>
-                      </ns6:spPr>
-                      <ns6:style>
-                        <ns4:lnRef idx="0"/>
-                        <ns4:fillRef idx="0"/>
-                        <ns4:effectRef idx="0"/>
-                        <ns4:fontRef idx="minor"/>
-                      </ns6:style>
-                      <ns6:bodyPr/>
-                    </ns6:wsp>
-                  </ns4:graphicData>
-                </ns4:graphic>
-                <ns7:sizeRelH relativeFrom="page">
-                  <ns7:pctWidth>100000</ns7:pctWidth>
-                </ns7:sizeRelH>
-              </ns3:inline>
+              <wp:inline distT="0" distB="0" distL="0" distR="0">
+                <wp:extent cx="5760720" cy="19050"/>
+                <wp:effectExtent l="0" t="0" r="0" b="0"/>
+                <wp:docPr id="15" name="Shape15"/>
+                <a:graphic xmlns:a="http://schemas.openxmlformats.org/drawingml/2006/main">
+                  <a:graphicData uri="http://schemas.microsoft.com/office/word/2010/wordprocessingShape">
+                    <wps:wsp>
+                      <wps:cNvSpPr/>
+                      <wps:spPr>
+                        <a:xfrm>
+                          <a:off x="0" y="0"/>
+                          <a:ext cx="5760720" cy="19080"/>
+                        </a:xfrm>
+                        <a:prstGeom prst="rect">
+                          <a:avLst/>
+                        </a:prstGeom>
+                        <a:solidFill>
+                          <a:srgbClr val="FFFFFF"/>
+                        </a:solidFill>
+                        <a:ln w="0">
+                          <a:solidFill>
+                            <a:srgbClr val="000000"/>
+                          </a:solidFill>
+                        </a:ln>
+                      </wps:spPr>
+                      <wps:style>
+                        <a:lnRef idx="0"/>
+                        <a:fillRef idx="0"/>
+                        <a:effectRef idx="0"/>
+                        <a:fontRef idx="minor"/>
+                      </wps:style>
+                      <wps:bodyPr/>
+                    </wps:wsp>
+                  </a:graphicData>
+                </a:graphic>
+                <wp14:sizeRelH relativeFrom="page">
+                  <wp14:pctWidth>100000</wp14:pctWidth>
+                </wp14:sizeRelH>
+              </wp:inline>
             </w:drawing>
-          </ns1:Choice>
-          <ns1:Fallback>
+          </mc:Choice>
+          <mc:Fallback>
             <w:pict>
-              <ns8:rect id="shape_0" fillcolor="white" stroked="t" ns9:allowincell="f" style="position:absolute;margin-left:0pt;margin-top:-1.55pt;width:453.55pt;height:1.45pt;mso-wrap-style:none;v-text-anchor:middle;mso-position-vertical:top">
-                <ns8:fill ns9:detectmouseclick="t" type="solid" color2="black"/>
-                <ns8:stroke color="black" joinstyle="round" endcap="flat"/>
-                <ns10:wrap type="square"/>
-              </ns8:rect>
+              <v:rect id="shape_0" fillcolor="white" stroked="t" o:allowincell="f" style="position:absolute;margin-left:0pt;margin-top:-1.55pt;width:453.55pt;height:1.45pt;mso-wrap-style:none;v-text-anchor:middle;mso-position-vertical:top">
+                <v:fill o:detectmouseclick="t" type="solid" color2="black"/>
+                <v:stroke color="black" joinstyle="round" endcap="flat"/>
+                <w10:wrap type="square"/>
+              </v:rect>
             </w:pict>
-          </ns1:Fallback>
-        </ns1:AlternateContent>
+          </mc:Fallback>
+        </mc:AlternateContent>
       </w:r>
     </w:p>
     <w:p>
       <w:pPr>
-        <w:pStyle w:val="InstatsColophon"/>
-        <w:keepNext w:val="true"/>
-        <w:keepLines/>
-        <w:rPr/>
-      </w:pPr>
-      <w:hyperlink r:id="rId3">
+        <w:pStyle w:val="FirstParagraph"/>
+        <w:rPr/>
+      </w:pPr>
+      <w:hyperlink r:id="rId4">
         <w:r>
           <w:rPr>
             <w:rStyle w:val="Hyperlink"/>
           </w:rPr>
           <w:drawing>
-            <ns3:inline distT="0" distB="0" distL="0" distR="0">
-              <ns3:extent cx="914400" cy="235585"/>
-              <ns3:effectExtent l="0" t="0" r="0" b="0"/>
-              <ns3:docPr id="16" name="Picture" descr="Instats"/>
-              <ns3:cNvGraphicFramePr>
-                <ns4:graphicFrameLocks noChangeAspect="1"/>
-              </ns3:cNvGraphicFramePr>
-              <ns4:graphic>
-                <ns4:graphicData uri="http://schemas.openxmlformats.org/drawingml/2006/picture">
-                  <ns5:pic>
-                    <ns5:nvPicPr>
-                      <ns5:cNvPr id="16" name="Picture" descr="Instats"/>
-                      <ns5:cNvPicPr>
-                        <ns4:picLocks noChangeAspect="1" noChangeArrowheads="1"/>
-                      </ns5:cNvPicPr>
-                    </ns5:nvPicPr>
-                    <ns5:blipFill>
-                      <ns4:blip r:embed="rId4"/>
-                      <ns4:stretch>
-                        <ns4:fillRect/>
-                      </ns4:stretch>
-                    </ns5:blipFill>
-                    <ns5:spPr bwMode="auto">
-                      <ns4:xfrm>
-                        <ns4:off x="0" y="0"/>
-                        <ns4:ext cx="914400" cy="235585"/>
-                      </ns4:xfrm>
-                      <ns4:prstGeom prst="rect">
-                        <ns4:avLst/>
-                      </ns4:prstGeom>
-                      <ns4:noFill/>
-                    </ns5:spPr>
-                  </ns5:pic>
-                </ns4:graphicData>
-              </ns4:graphic>
-            </ns3:inline>
+            <wp:inline distT="0" distB="0" distL="0" distR="0">
+              <wp:extent cx="914400" cy="235585"/>
+              <wp:effectExtent l="0" t="0" r="0" b="0"/>
+              <wp:docPr id="16" name="Picture" descr="Instats"/>
+              <wp:cNvGraphicFramePr>
+                <a:graphicFrameLocks xmlns:a="http://schemas.openxmlformats.org/drawingml/2006/main" noChangeAspect="1"/>
+              </wp:cNvGraphicFramePr>
+              <a:graphic xmlns:a="http://schemas.openxmlformats.org/drawingml/2006/main">
+                <a:graphicData uri="http://schemas.openxmlformats.org/drawingml/2006/picture">
+                  <pic:pic xmlns:pic="http://schemas.openxmlformats.org/drawingml/2006/picture">
+                    <pic:nvPicPr>
+                      <pic:cNvPr id="16" name="Picture" descr="Instats"/>
+                      <pic:cNvPicPr>
+                        <a:picLocks noChangeAspect="1" noChangeArrowheads="1"/>
+                      </pic:cNvPicPr>
+                    </pic:nvPicPr>
+                    <pic:blipFill>
+                      <a:blip r:embed="rId5"/>
+                      <a:stretch>
+                        <a:fillRect/>
+                      </a:stretch>
+                    </pic:blipFill>
+                    <pic:spPr bwMode="auto">
+                      <a:xfrm>
+                        <a:off x="0" y="0"/>
+                        <a:ext cx="914400" cy="235585"/>
+                      </a:xfrm>
+                      <a:prstGeom prst="rect">
+                        <a:avLst/>
+                      </a:prstGeom>
+                      <a:noFill/>
+                    </pic:spPr>
+                  </pic:pic>
+                </a:graphicData>
+              </a:graphic>
+            </wp:inline>
           </w:drawing>
         </w:r>
       </w:hyperlink>
     </w:p>
     <w:p>
       <w:pPr>
-        <w:pStyle w:val="InstatsColophon"/>
-        <w:keepNext w:val="true"/>
-        <w:keepLines/>
+        <w:pStyle w:val="BodyText"/>
         <w:rPr/>
       </w:pPr>
       <w:r>
@@ -11132,7 +11126,7 @@
         <w:rPr/>
         <w:t xml:space="preserve"> · Professor and Director, Instats · </w:t>
       </w:r>
-      <w:hyperlink r:id="rId5">
+      <w:hyperlink r:id="rId6">
         <w:r>
           <w:rPr>
             <w:rStyle w:val="Hyperlink"/>
@@ -11144,7 +11138,7 @@
         <w:rPr/>
         <w:t xml:space="preserve"> · </w:t>
       </w:r>
-      <w:hyperlink r:id="rId6">
+      <w:hyperlink r:id="rId7">
         <w:r>
           <w:rPr>
             <w:rStyle w:val="Hyperlink"/>
@@ -11156,49 +11150,96 @@
     <w:p>
       <w:pPr>
         <w:pStyle w:val="InstatsColophon"/>
+        <w:keepNext w:val="true"/>
         <w:keepLines/>
-        <w:pBdr>
-          <w:left w:val="single" w:sz="24" w:space="10" w:color="3092B1"/>
-        </w:pBdr>
-        <w:spacing w:lineRule="auto" w:line="336" w:before="80" w:after="160"/>
-        <w:ind w:start="283"/>
         <w:rPr/>
       </w:pPr>
       <w:r>
         <w:rPr>
           <w:b/>
-          <w:i w:val="0"/>
-        </w:rPr>
-        <w:t xml:space="preserve">Cite the pack. </w:t>
-      </w:r>
-      <w:r>
-        <w:rPr>
-          <w:i w:val="0"/>
-        </w:rPr>
-        <w:t xml:space="preserve">Zyphur, M. J. (2026). </w:t>
-      </w:r>
-      <w:hyperlink r:id="rId20">
+          <w:bCs/>
+        </w:rPr>
+        <w:t>Cite the pack.</w:t>
+      </w:r>
+      <w:r>
+        <w:rPr/>
+        <w:t xml:space="preserve"> Zyphur, M. J. (2026). </w:t>
+      </w:r>
+      <w:hyperlink r:id="rId8">
         <w:r>
           <w:rPr>
             <w:rStyle w:val="Hyperlink"/>
-            <w:i w:val="1"/>
+            <w:i/>
+            <w:iCs/>
           </w:rPr>
-          <w:t xml:space="preserve">The Institutional AI Readiness Pack: Self-Assessment and Implementation Tools for Responsible AI in Academic Research</w:t>
+          <w:t>The Institutional AI Readiness Pack: Self-Assessment and Implementation Tools for Responsible AI in Academic Research</w:t>
         </w:r>
       </w:hyperlink>
       <w:r>
         <w:rPr>
-          <w:i w:val="0"/>
-        </w:rPr>
-        <w:t xml:space="preserve">. Instats Policy Series. </w:t>
-      </w:r>
-      <w:hyperlink r:id="rId21">
+          <w:i/>
+          <w:iCs/>
+        </w:rPr>
+        <w:t>.</w:t>
+      </w:r>
+      <w:r>
+        <w:rPr/>
+        <w:t xml:space="preserve"> Instats Policy Series. </w:t>
+      </w:r>
+      <w:hyperlink r:id="rId9">
         <w:r>
           <w:rPr>
             <w:rStyle w:val="Hyperlink"/>
-            <w:i w:val="0"/>
           </w:rPr>
-          <w:t xml:space="preserve">https://doi.org/10.61700/bv2nulyhht</w:t>
+          <w:t>https://doi.org/10.61700/bv2nulyhht</w:t>
+        </w:r>
+      </w:hyperlink>
+    </w:p>
+    <w:p>
+      <w:pPr>
+        <w:pStyle w:val="InstatsColophon"/>
+        <w:keepNext w:val="true"/>
+        <w:keepLines/>
+        <w:rPr/>
+      </w:pPr>
+      <w:r>
+        <w:rPr>
+          <w:b/>
+          <w:bCs/>
+        </w:rPr>
+        <w:t>Companion report.</w:t>
+      </w:r>
+      <w:r>
+        <w:rPr/>
+        <w:t xml:space="preserve"> Zyphur, M. J. (2026). </w:t>
+      </w:r>
+      <w:hyperlink r:id="rId10">
+        <w:r>
+          <w:rPr>
+            <w:rStyle w:val="Hyperlink"/>
+            <w:i/>
+            <w:iCs/>
+          </w:rPr>
+          <w:t>Responsible AI in Academic Research: A Competency Framework for Research Training</w:t>
+        </w:r>
+      </w:hyperlink>
+      <w:r>
+        <w:rPr>
+          <w:i/>
+          <w:iCs/>
+        </w:rPr>
+        <w:t>.</w:t>
+      </w:r>
+      <w:r>
+        <w:rPr/>
+        <w:t xml:space="preserve"> Instats Policy Series. </w:t>
+      </w:r>
+      <w:hyperlink r:id="rId11">
+        <w:r>
+          <w:rPr>
+            <w:rStyle w:val="Hyperlink"/>
+          </w:rPr>
+          <w:t>https://doi.org/10.61700/t31oy23grr</w:t>
         </w:r>
       </w:hyperlink>
     </w:p>
@@ -11216,90 +11257,36 @@
       <w:r>
         <w:rPr>
           <w:b/>
-          <w:i w:val="0"/>
-        </w:rPr>
-        <w:t xml:space="preserve">Companion report. </w:t>
-      </w:r>
-      <w:r>
-        <w:rPr>
-          <w:i w:val="0"/>
-        </w:rPr>
-        <w:t xml:space="preserve">Zyphur, M. J. (2026). </w:t>
-      </w:r>
-      <w:hyperlink r:id="rId22">
+          <w:bCs/>
+        </w:rPr>
+        <w:t>License.</w:t>
+      </w:r>
+      <w:r>
+        <w:rPr/>
+        <w:t xml:space="preserve"> The pack and its instruments are licensed under </w:t>
+      </w:r>
+      <w:hyperlink r:id="rId12">
         <w:r>
           <w:rPr>
             <w:rStyle w:val="Hyperlink"/>
-            <w:i w:val="1"/>
           </w:rPr>
-          <w:t xml:space="preserve">Responsible AI in Academic Research: A Competency Framework for Research Training</w:t>
+          <w:t>Creative Commons Attribution 4.0 International (CC BY 4.0)</w:t>
         </w:r>
       </w:hyperlink>
       <w:r>
-        <w:rPr>
-          <w:i w:val="0"/>
-        </w:rPr>
-        <w:t xml:space="preserve">. Instats Policy Series. </w:t>
-      </w:r>
-      <w:hyperlink r:id="rId23">
-        <w:r>
-          <w:rPr>
-            <w:rStyle w:val="Hyperlink"/>
-            <w:i w:val="0"/>
-          </w:rPr>
-          <w:t xml:space="preserve">https://doi.org/10.61700/t31oy23grr</w:t>
-        </w:r>
-      </w:hyperlink>
-    </w:p>
-    <w:p>
-      <w:pPr>
-        <w:pStyle w:val="InstatsColophon"/>
-        <w:keepLines/>
-        <w:pBdr>
-          <w:left w:val="single" w:sz="24" w:space="10" w:color="3092B1"/>
-        </w:pBdr>
-        <w:spacing w:lineRule="auto" w:line="336" w:before="80" w:after="160"/>
-        <w:ind w:start="283"/>
-        <w:rPr/>
-      </w:pPr>
-      <w:r>
-        <w:rPr>
-          <w:b/>
-          <w:i w:val="0"/>
-        </w:rPr>
-        <w:t xml:space="preserve">License. </w:t>
-      </w:r>
-      <w:r>
-        <w:rPr>
-          <w:i w:val="0"/>
-        </w:rPr>
-        <w:t xml:space="preserve">The pack and its instruments are licensed under </w:t>
-      </w:r>
-      <w:hyperlink r:id="rId24">
-        <w:r>
-          <w:rPr>
-            <w:rStyle w:val="Hyperlink"/>
-            <w:i w:val="0"/>
-          </w:rPr>
-          <w:t xml:space="preserve">Creative Commons Attribution 4.0 International (CC BY 4.0)</w:t>
-        </w:r>
-      </w:hyperlink>
-      <w:r>
-        <w:rPr>
-          <w:i w:val="0"/>
-        </w:rPr>
-        <w:t xml:space="preserve">. You may adapt them for institutional use with attribution.</w:t>
+        <w:rPr/>
+        <w:t>. You may adapt them for institutional use with attribution.</w:t>
       </w:r>
       <w:bookmarkEnd w:id="0"/>
       <w:bookmarkEnd w:id="14"/>
     </w:p>
     <w:sectPr>
-      <w:headerReference w:type="even" r:id="rId8"/>
-      <w:headerReference w:type="default" r:id="rId9"/>
-      <w:headerReference w:type="first" r:id="rId10"/>
-      <w:footerReference w:type="even" r:id="rId11"/>
-      <w:footerReference w:type="default" r:id="rId12"/>
-      <w:footerReference w:type="first" r:id="rId13"/>
+      <w:headerReference w:type="even" r:id="rId13"/>
+      <w:headerReference w:type="default" r:id="rId14"/>
+      <w:headerReference w:type="first" r:id="rId15"/>
+      <w:footerReference w:type="even" r:id="rId16"/>
+      <w:footerReference w:type="default" r:id="rId17"/>
+      <w:footerReference w:type="first" r:id="rId18"/>
       <w:type w:val="nextPage"/>
       <w:pgSz w:w="11906" w:h="16838"/>
       <w:pgMar w:left="1417" w:right="1417" w:gutter="0" w:header="720" w:top="1361" w:footer="720" w:bottom="1361"/>
@@ -11336,38 +11323,23 @@
       <w:rPr/>
     </w:pPr>
     <w:r>
-      <w:rPr>
-        <w:i/>
-        <w:iCs/>
-      </w:rPr>
+      <w:rPr/>
       <w:fldChar w:fldCharType="begin"/>
     </w:r>
     <w:r>
-      <w:rPr>
-        <w:i/>
-        <w:iCs/>
-      </w:rPr>
+      <w:rPr/>
       <w:instrText xml:space="preserve"> PAGE </w:instrText>
     </w:r>
     <w:r>
-      <w:rPr>
-        <w:i/>
-        <w:iCs/>
-      </w:rPr>
+      <w:rPr/>
       <w:fldChar w:fldCharType="separate"/>
     </w:r>
     <w:r>
-      <w:rPr>
-        <w:i/>
-        <w:iCs/>
-      </w:rPr>
-      <w:t>21</w:t>
+      <w:rPr/>
+      <w:t>23</w:t>
     </w:r>
     <w:r>
-      <w:rPr>
-        <w:i/>
-        <w:iCs/>
-      </w:rPr>
+      <w:rPr/>
       <w:fldChar w:fldCharType="end"/>
     </w:r>
   </w:p>
